--- a/assets/docs/boss-trl-spec.docx
+++ b/assets/docs/boss-trl-spec.docx
@@ -4,506 +4,4384 @@
   <w:body>
     <w:p>
       <w:pPr>
-        <w:pStyle w:val="p1"/>
-        <w:rPr>
+        <w:widowControl/>
+        <w:spacing w:before="100" w:beforeAutospacing="1" w:after="100" w:afterAutospacing="1" w:line="240" w:lineRule="auto"/>
+        <w:outlineLvl w:val="1"/>
+        <w:rPr>
+          <w:rFonts w:ascii="新細明體" w:eastAsia="新細明體" w:hAnsi="新細明體" w:cs="新細明體"/>
           <w:b/>
           <w:bCs/>
-        </w:rPr>
-      </w:pPr>
-      <w:r>
-        <w:rPr>
+          <w:kern w:val="0"/>
+          <w:sz w:val="36"/>
+          <w:szCs w:val="36"/>
+          <w14:ligatures w14:val="none"/>
+        </w:rPr>
+      </w:pPr>
+      <w:r>
+        <w:rPr>
+          <w:rFonts w:ascii="新細明體" w:eastAsia="新細明體" w:hAnsi="新細明體" w:cs="新細明體" w:hint="eastAsia"/>
           <w:b/>
           <w:bCs/>
+          <w:kern w:val="0"/>
+          <w:sz w:val="36"/>
+          <w:szCs w:val="36"/>
+          <w14:ligatures w14:val="none"/>
+        </w:rPr>
+        <w:t>單層</w:t>
+      </w:r>
+      <w:r>
+        <w:rPr>
+          <w:rFonts w:ascii="新細明體" w:eastAsia="新細明體" w:hAnsi="新細明體" w:cs="新細明體"/>
+          <w:b/>
+          <w:bCs/>
+          <w:kern w:val="0"/>
+          <w:sz w:val="36"/>
+          <w:szCs w:val="36"/>
+          <w14:ligatures w14:val="none"/>
+        </w:rPr>
+        <w:t>玻璃隔間與系統門組</w:t>
+      </w:r>
+      <w:r>
+        <w:rPr>
+          <w:rFonts w:ascii="新細明體" w:eastAsia="新細明體" w:hAnsi="新細明體" w:cs="新細明體" w:hint="eastAsia"/>
+          <w:b/>
+          <w:bCs/>
+          <w:kern w:val="0"/>
+          <w:sz w:val="36"/>
+          <w:szCs w:val="36"/>
+          <w14:ligatures w14:val="none"/>
+        </w:rPr>
+        <w:t>（木門扇）</w:t>
+      </w:r>
+      <w:r>
+        <w:rPr>
+          <w:rFonts w:ascii="新細明體" w:eastAsia="新細明體" w:hAnsi="新細明體" w:cs="新細明體"/>
+          <w:b/>
+          <w:bCs/>
+          <w:kern w:val="0"/>
+          <w:sz w:val="36"/>
+          <w:szCs w:val="36"/>
+          <w14:ligatures w14:val="none"/>
+        </w:rPr>
+        <w:t>技術規範彙整</w:t>
+      </w:r>
+    </w:p>
+    <w:p>
+      <w:pPr>
+        <w:widowControl/>
+        <w:spacing w:before="100" w:beforeAutospacing="1" w:after="100" w:afterAutospacing="1" w:line="240" w:lineRule="auto"/>
+        <w:outlineLvl w:val="1"/>
+        <w:rPr>
+          <w:rFonts w:ascii="新細明體" w:eastAsia="新細明體" w:hAnsi="新細明體" w:cs="新細明體"/>
+          <w:color w:val="EE0000"/>
+          <w:kern w:val="0"/>
           <w:sz w:val="28"/>
           <w:szCs w:val="28"/>
-        </w:rPr>
-        <w:t xml:space="preserve">BOSS </w:t>
-      </w:r>
-      <w:r>
-        <w:rPr>
-          <w:rFonts w:hint="eastAsia"/>
+          <w14:ligatures w14:val="none"/>
+        </w:rPr>
+      </w:pPr>
+      <w:r>
+        <w:rPr>
+          <w:rFonts w:ascii="新細明體" w:eastAsia="新細明體" w:hAnsi="新細明體" w:cs="新細明體" w:hint="eastAsia"/>
+          <w:color w:val="EE0000"/>
+          <w:kern w:val="0"/>
+          <w:sz w:val="28"/>
+          <w:szCs w:val="28"/>
+          <w14:ligatures w14:val="none"/>
+        </w:rPr>
+        <w:t>（本土企業客戶辦公室的玻璃隔間使用木門扇的招標規範）</w:t>
+      </w:r>
+    </w:p>
+    <w:p>
+      <w:pPr>
+        <w:widowControl/>
+        <w:spacing w:before="100" w:beforeAutospacing="1" w:after="100" w:afterAutospacing="1" w:line="240" w:lineRule="auto"/>
+        <w:outlineLvl w:val="2"/>
+        <w:rPr>
+          <w:rFonts w:ascii="新細明體" w:eastAsia="新細明體" w:hAnsi="新細明體" w:cs="新細明體"/>
           <w:b/>
           <w:bCs/>
-          <w:sz w:val="28"/>
-          <w:szCs w:val="28"/>
-        </w:rPr>
-        <w:t>T</w:t>
-      </w:r>
-      <w:r>
-        <w:rPr>
+          <w:kern w:val="0"/>
+          <w:sz w:val="27"/>
+          <w:szCs w:val="27"/>
+          <w14:ligatures w14:val="none"/>
+        </w:rPr>
+      </w:pPr>
+      <w:r>
+        <w:rPr>
+          <w:rFonts w:ascii="新細明體" w:eastAsia="新細明體" w:hAnsi="新細明體" w:cs="新細明體"/>
           <w:b/>
           <w:bCs/>
-          <w:sz w:val="28"/>
-          <w:szCs w:val="28"/>
-        </w:rPr>
-        <w:t>RL108隔音玻璃隔間招標規範</w:t>
-      </w:r>
-      <w:r>
-        <w:rPr>
-          <w:rFonts w:hint="eastAsia"/>
-        </w:rPr>
-        <w:br/>
-      </w:r>
-      <w:r>
-        <w:br/>
-      </w:r>
-      <w:r>
-        <w:rPr>
+          <w:kern w:val="0"/>
+          <w:sz w:val="27"/>
+          <w:szCs w:val="27"/>
+          <w14:ligatures w14:val="none"/>
+        </w:rPr>
+        <w:t>一、 系統架構與升級擴充性</w:t>
+      </w:r>
+    </w:p>
+    <w:p>
+      <w:pPr>
+        <w:widowControl/>
+        <w:numPr>
+          <w:ilvl w:val="0"/>
+          <w:numId w:val="3"/>
+        </w:numPr>
+        <w:spacing w:before="100" w:beforeAutospacing="1" w:after="100" w:afterAutospacing="1" w:line="240" w:lineRule="auto"/>
+        <w:rPr>
+          <w:rFonts w:ascii="新細明體" w:eastAsia="新細明體" w:hAnsi="新細明體" w:cs="新細明體"/>
+          <w:kern w:val="0"/>
+          <w14:ligatures w14:val="none"/>
+        </w:rPr>
+      </w:pPr>
+      <w:r>
+        <w:rPr>
+          <w:rFonts w:ascii="新細明體" w:eastAsia="新細明體" w:hAnsi="新細明體" w:cs="新細明體"/>
           <w:b/>
           <w:bCs/>
-        </w:rPr>
-        <w:t>1) 系統定位與基本要求</w:t>
+          <w:kern w:val="0"/>
+          <w14:ligatures w14:val="none"/>
+        </w:rPr>
+        <w:t>鋁框預留設計</w:t>
+      </w:r>
+      <w:r>
+        <w:rPr>
+          <w:rFonts w:ascii="新細明體" w:eastAsia="新細明體" w:hAnsi="新細明體" w:cs="新細明體"/>
+          <w:kern w:val="0"/>
+          <w14:ligatures w14:val="none"/>
+        </w:rPr>
+        <w:t>：系統鋁框須預先設計並保留第二層玻璃之安裝結構。</w:t>
       </w:r>
     </w:p>
     <w:p>
       <w:pPr>
-        <w:pStyle w:val="p1"/>
-      </w:pPr>
-      <w:r>
-        <w:t>1.</w:t>
-      </w:r>
-      <w:r>
-        <w:t xml:space="preserve"> 系統玻璃隔間之鋁框結構，須預先設計並保留第二層玻璃之安裝結構，</w:t>
-      </w:r>
-      <w:r>
-        <w:rPr>
-          <w:u w:val="single"/>
-        </w:rPr>
-        <w:t>具備完整之隔音升級能力</w:t>
-      </w:r>
-      <w:r>
-        <w:t>；系統應可由單層玻璃配置升級為雙層玻璃配置，升級過程無須全面拆除原有結構，僅需更換相關蓋板即可完成，且不得影響既有系統之結構穩定性、施工完整性與使用安全。</w:t>
+        <w:widowControl/>
+        <w:numPr>
+          <w:ilvl w:val="0"/>
+          <w:numId w:val="3"/>
+        </w:numPr>
+        <w:spacing w:before="100" w:beforeAutospacing="1" w:after="100" w:afterAutospacing="1" w:line="240" w:lineRule="auto"/>
+        <w:rPr>
+          <w:rFonts w:ascii="新細明體" w:eastAsia="新細明體" w:hAnsi="新細明體" w:cs="新細明體"/>
+          <w:kern w:val="0"/>
+          <w14:ligatures w14:val="none"/>
+        </w:rPr>
+      </w:pPr>
+      <w:r>
+        <w:rPr>
+          <w:rFonts w:ascii="新細明體" w:eastAsia="新細明體" w:hAnsi="新細明體" w:cs="新細明體"/>
+          <w:b/>
+          <w:bCs/>
+          <w:kern w:val="0"/>
+          <w14:ligatures w14:val="none"/>
+        </w:rPr>
+        <w:t>無損升級能力</w:t>
+      </w:r>
+      <w:r>
+        <w:rPr>
+          <w:rFonts w:ascii="新細明體" w:eastAsia="新細明體" w:hAnsi="新細明體" w:cs="新細明體"/>
+          <w:kern w:val="0"/>
+          <w14:ligatures w14:val="none"/>
+        </w:rPr>
+        <w:t>：未來由單層玻璃升級為雙層時，</w:t>
+      </w:r>
+      <w:r>
+        <w:rPr>
+          <w:rFonts w:ascii="新細明體" w:eastAsia="新細明體" w:hAnsi="新細明體" w:cs="新細明體"/>
+          <w:b/>
+          <w:bCs/>
+          <w:kern w:val="0"/>
+          <w14:ligatures w14:val="none"/>
+        </w:rPr>
+        <w:t>無需拆除原主結構</w:t>
+      </w:r>
+      <w:r>
+        <w:rPr>
+          <w:rFonts w:ascii="新細明體" w:eastAsia="新細明體" w:hAnsi="新細明體" w:cs="新細明體"/>
+          <w:kern w:val="0"/>
+          <w14:ligatures w14:val="none"/>
+        </w:rPr>
+        <w:t>，僅需更換相關蓋板即可完成，且不得影響既有系統之穩定性與安全。</w:t>
       </w:r>
     </w:p>
     <w:p>
       <w:pPr>
-        <w:pStyle w:val="p1"/>
-      </w:pPr>
-      <w:r>
-        <w:t>2.</w:t>
-      </w:r>
-      <w:r>
-        <w:rPr>
-          <w:rStyle w:val="apple-tab-span"/>
-        </w:rPr>
-        <w:t xml:space="preserve"> </w:t>
-      </w:r>
-      <w:r>
-        <w:t>投標者須提供實驗室隔音測試報告</w:t>
-      </w:r>
-      <w:r>
-        <w:rPr>
-          <w:rFonts w:hint="eastAsia"/>
-        </w:rPr>
-        <w:t>，</w:t>
-      </w:r>
-      <w:r>
-        <w:rPr>
-          <w:rFonts w:hint="eastAsia"/>
-        </w:rPr>
-        <w:t>投標者必須提供本系統於「雙層玻璃配置」之實驗室隔音測試報告，且其隔音性能不得低於 STC 45 dB。**由於本套玻璃隔間系統具備由單層玻璃升級為雙層玻璃之設計與施工相容性，雖本案現階段採</w:t>
-      </w:r>
-      <w:r>
-        <w:rPr>
-          <w:rFonts w:hint="eastAsia"/>
+        <w:widowControl/>
+        <w:numPr>
+          <w:ilvl w:val="0"/>
+          <w:numId w:val="3"/>
+        </w:numPr>
+        <w:spacing w:before="100" w:beforeAutospacing="1" w:after="100" w:afterAutospacing="1" w:line="240" w:lineRule="auto"/>
+        <w:rPr>
+          <w:rFonts w:ascii="新細明體" w:eastAsia="新細明體" w:hAnsi="新細明體" w:cs="新細明體"/>
+          <w:kern w:val="0"/>
+          <w14:ligatures w14:val="none"/>
+        </w:rPr>
+      </w:pPr>
+      <w:r>
+        <w:rPr>
+          <w:rFonts w:ascii="新細明體" w:eastAsia="新細明體" w:hAnsi="新細明體" w:cs="新細明體"/>
           <w:b/>
           <w:bCs/>
-        </w:rPr>
-        <w:t>單層玻璃配置施工</w:t>
-      </w:r>
-      <w:r>
-        <w:rPr>
-          <w:rFonts w:hint="eastAsia"/>
-        </w:rPr>
-        <w:t>，仍須以前述報告證明系統於未來升級為雙層玻璃後之隔音性能可符合規範要求。</w:t>
+          <w:kern w:val="0"/>
+          <w14:ligatures w14:val="none"/>
+        </w:rPr>
+        <w:t>門框規格要求</w:t>
+      </w:r>
+      <w:r>
+        <w:rPr>
+          <w:rFonts w:ascii="新細明體" w:eastAsia="新細明體" w:hAnsi="新細明體" w:cs="新細明體"/>
+          <w:kern w:val="0"/>
+          <w14:ligatures w14:val="none"/>
+        </w:rPr>
+        <w:t xml:space="preserve">：門框整體深度不得小於 </w:t>
+      </w:r>
+      <w:r>
+        <w:rPr>
+          <w:rFonts w:ascii="新細明體" w:eastAsia="新細明體" w:hAnsi="新細明體" w:cs="新細明體"/>
+          <w:b/>
+          <w:bCs/>
+          <w:kern w:val="0"/>
+          <w14:ligatures w14:val="none"/>
+        </w:rPr>
+        <w:t>10</w:t>
+      </w:r>
+      <w:r>
+        <w:rPr>
+          <w:rFonts w:ascii="新細明體" w:eastAsia="新細明體" w:hAnsi="新細明體" w:cs="新細明體"/>
+          <w:b/>
+          <w:bCs/>
+          <w:kern w:val="0"/>
+          <w14:ligatures w14:val="none"/>
+        </w:rPr>
+        <w:t>5</w:t>
+      </w:r>
+      <w:r>
+        <w:rPr>
+          <w:rFonts w:ascii="新細明體" w:eastAsia="新細明體" w:hAnsi="新細明體" w:cs="新細明體"/>
+          <w:b/>
+          <w:bCs/>
+          <w:kern w:val="0"/>
+          <w14:ligatures w14:val="none"/>
+        </w:rPr>
+        <w:t xml:space="preserve"> mm</w:t>
+      </w:r>
+      <w:r>
+        <w:rPr>
+          <w:rFonts w:ascii="新細明體" w:eastAsia="新細明體" w:hAnsi="新細明體" w:cs="新細明體"/>
+          <w:kern w:val="0"/>
+          <w14:ligatures w14:val="none"/>
+        </w:rPr>
+        <w:t xml:space="preserve">，且門框止口（Door Jamb）須設於靠外側位置（不得置中），以相容 </w:t>
+      </w:r>
+      <w:r>
+        <w:rPr>
+          <w:rFonts w:ascii="新細明體" w:eastAsia="新細明體" w:hAnsi="新細明體" w:cs="新細明體"/>
+          <w:b/>
+          <w:bCs/>
+          <w:kern w:val="0"/>
+          <w14:ligatures w14:val="none"/>
+        </w:rPr>
+        <w:t>40</w:t>
+      </w:r>
+      <w:r>
+        <w:rPr>
+          <w:rFonts w:ascii="新細明體" w:eastAsia="新細明體" w:hAnsi="新細明體" w:cs="新細明體"/>
+          <w:b/>
+          <w:bCs/>
+          <w:kern w:val="0"/>
+          <w14:ligatures w14:val="none"/>
+        </w:rPr>
+        <w:t xml:space="preserve"> mm 至 </w:t>
+      </w:r>
+      <w:r>
+        <w:rPr>
+          <w:rFonts w:ascii="新細明體" w:eastAsia="新細明體" w:hAnsi="新細明體" w:cs="新細明體"/>
+          <w:b/>
+          <w:bCs/>
+          <w:kern w:val="0"/>
+          <w14:ligatures w14:val="none"/>
+        </w:rPr>
+        <w:t>70</w:t>
+      </w:r>
+      <w:r>
+        <w:rPr>
+          <w:rFonts w:ascii="新細明體" w:eastAsia="新細明體" w:hAnsi="新細明體" w:cs="新細明體"/>
+          <w:b/>
+          <w:bCs/>
+          <w:kern w:val="0"/>
+          <w14:ligatures w14:val="none"/>
+        </w:rPr>
+        <w:t xml:space="preserve"> mm</w:t>
+      </w:r>
+      <w:r>
+        <w:rPr>
+          <w:rFonts w:ascii="新細明體" w:eastAsia="新細明體" w:hAnsi="新細明體" w:cs="新細明體"/>
+          <w:kern w:val="0"/>
+          <w14:ligatures w14:val="none"/>
+        </w:rPr>
+        <w:t xml:space="preserve"> 之不同厚度門片。</w:t>
       </w:r>
     </w:p>
     <w:p>
       <w:pPr>
-        <w:pStyle w:val="p1"/>
-      </w:pPr>
-      <w:r>
-        <w:t>3.</w:t>
-      </w:r>
-      <w:r>
-        <w:rPr>
-          <w:rStyle w:val="apple-tab-span"/>
-        </w:rPr>
-        <w:t xml:space="preserve"> </w:t>
-      </w:r>
-      <w:r>
-        <w:t xml:space="preserve">前述測試報告須由具備 </w:t>
-      </w:r>
-      <w:proofErr w:type="spellStart"/>
-      <w:r>
-        <w:rPr>
+        <w:widowControl/>
+        <w:numPr>
+          <w:ilvl w:val="0"/>
+          <w:numId w:val="3"/>
+        </w:numPr>
+        <w:spacing w:before="100" w:beforeAutospacing="1" w:after="100" w:afterAutospacing="1" w:line="240" w:lineRule="auto"/>
+        <w:rPr>
+          <w:rFonts w:ascii="新細明體" w:eastAsia="新細明體" w:hAnsi="新細明體" w:cs="新細明體"/>
+          <w:kern w:val="0"/>
+          <w14:ligatures w14:val="none"/>
+        </w:rPr>
+      </w:pPr>
+      <w:r>
+        <w:rPr>
+          <w:rFonts w:ascii="新細明體" w:eastAsia="新細明體" w:hAnsi="新細明體" w:cs="新細明體"/>
           <w:b/>
           <w:bCs/>
-        </w:rPr>
-        <w:t>ilac</w:t>
-      </w:r>
-      <w:proofErr w:type="spellEnd"/>
-      <w:r>
-        <w:rPr>
+          <w:kern w:val="0"/>
+          <w14:ligatures w14:val="none"/>
+        </w:rPr>
+        <w:t>五金相容性</w:t>
+      </w:r>
+      <w:r>
+        <w:rPr>
+          <w:rFonts w:ascii="新細明體" w:eastAsia="新細明體" w:hAnsi="新細明體" w:cs="新細明體"/>
+          <w:kern w:val="0"/>
+          <w14:ligatures w14:val="none"/>
+        </w:rPr>
+        <w:t>：須採用</w:t>
+      </w:r>
+      <w:r>
+        <w:rPr>
+          <w:rFonts w:ascii="新細明體" w:eastAsia="新細明體" w:hAnsi="新細明體" w:cs="新細明體"/>
           <w:b/>
           <w:bCs/>
-        </w:rPr>
-        <w:t>-MRA</w:t>
-      </w:r>
-      <w:r>
-        <w:t xml:space="preserve"> 認證標章之第三方聲學實驗室出具，以確保測試數據之客觀性、可追溯性與國際認可性。</w:t>
-      </w:r>
-      <w:r>
-        <w:rPr>
-          <w:rStyle w:val="apple-converted-space"/>
-        </w:rPr>
-        <w:t xml:space="preserve">  </w:t>
+          <w:kern w:val="0"/>
+          <w14:ligatures w14:val="none"/>
+        </w:rPr>
+        <w:t>上下軸心鉸鏈</w:t>
+      </w:r>
+      <w:r>
+        <w:rPr>
+          <w:rFonts w:ascii="新細明體" w:eastAsia="新細明體" w:hAnsi="新細明體" w:cs="新細明體"/>
+          <w:kern w:val="0"/>
+          <w14:ligatures w14:val="none"/>
+        </w:rPr>
+        <w:t>，並具備足夠承重力，以確保未來更換為雙層隔音玻璃門扇時，不留工具痕跡且不破壞原門框。</w:t>
       </w:r>
     </w:p>
     <w:p>
       <w:pPr>
-        <w:pStyle w:val="p1"/>
-        <w:rPr>
+        <w:widowControl/>
+        <w:numPr>
+          <w:ilvl w:val="0"/>
+          <w:numId w:val="3"/>
+        </w:numPr>
+        <w:spacing w:before="100" w:beforeAutospacing="1" w:after="100" w:afterAutospacing="1" w:line="240" w:lineRule="auto"/>
+        <w:rPr>
+          <w:rFonts w:ascii="新細明體" w:eastAsia="新細明體" w:hAnsi="新細明體" w:cs="新細明體"/>
+          <w:kern w:val="0"/>
+          <w14:ligatures w14:val="none"/>
+        </w:rPr>
+      </w:pPr>
+      <w:r>
+        <w:rPr>
+          <w:rFonts w:ascii="新細明體" w:eastAsia="新細明體" w:hAnsi="新細明體" w:cs="新細明體"/>
           <w:b/>
           <w:bCs/>
-        </w:rPr>
+          <w:kern w:val="0"/>
+          <w14:ligatures w14:val="none"/>
+        </w:rPr>
+        <w:t>氣密加強</w:t>
+      </w:r>
+      <w:r>
+        <w:rPr>
+          <w:rFonts w:ascii="新細明體" w:eastAsia="新細明體" w:hAnsi="新細明體" w:cs="新細明體"/>
+          <w:kern w:val="0"/>
+          <w14:ligatures w14:val="none"/>
+        </w:rPr>
+        <w:t>：門框與門扇周邊需配置**雙層式膠條（Feather Seal）**以確氣密與隔音表現。</w:t>
+      </w:r>
+    </w:p>
+    <w:p>
+      <w:pPr>
+        <w:pStyle w:val="Web"/>
+        <w:numPr>
+          <w:ilvl w:val="0"/>
+          <w:numId w:val="3"/>
+        </w:numPr>
       </w:pPr>
       <w:r>
         <w:rPr>
           <w:b/>
           <w:bCs/>
         </w:rPr>
-        <w:t>2) 系統門結構與框料尺寸</w:t>
+        <w:t>設備帶（Service Belt）維護與聲學要求：</w:t>
+      </w:r>
+      <w:r>
+        <w:t>玻璃隔間系統需包含**「可快拆式」設備帶**。其面板或結構須具備免特殊工具即可快速拆裝之功能，以利設備帶上之「會議預約系統」或相關電子設備進行簡易維修與線路調整。</w:t>
       </w:r>
     </w:p>
     <w:p>
       <w:pPr>
-        <w:pStyle w:val="p1"/>
-      </w:pPr>
-      <w:r>
-        <w:t>1.</w:t>
-      </w:r>
-      <w:r>
-        <w:rPr>
-          <w:rStyle w:val="apple-tab-span"/>
-        </w:rPr>
-        <w:t xml:space="preserve"> </w:t>
-      </w:r>
-      <w:r>
-        <w:t>門框整體深度（Frame Depth）不得小於 108 mm。</w:t>
-      </w:r>
-      <w:r>
-        <w:rPr>
-          <w:rStyle w:val="apple-converted-space"/>
-        </w:rPr>
-        <w:t xml:space="preserve">  </w:t>
+        <w:pStyle w:val="Web"/>
+        <w:numPr>
+          <w:ilvl w:val="0"/>
+          <w:numId w:val="3"/>
+        </w:numPr>
+      </w:pPr>
+      <w:r>
+        <w:rPr>
+          <w:b/>
+          <w:bCs/>
+        </w:rPr>
+        <w:t>聲學性能填充</w:t>
+      </w:r>
+      <w:r>
+        <w:t>：設備帶內部空間須</w:t>
+      </w:r>
+      <w:r>
+        <w:rPr>
+          <w:b/>
+          <w:bCs/>
+        </w:rPr>
+        <w:t>內置隔音棉（聲學填充材料）</w:t>
+      </w:r>
+      <w:r>
+        <w:t>，以防止設備帶內部空腔產生共振或成為聲音傳遞之弱點，確保整體隔音牆面之聲學完整性。</w:t>
       </w:r>
     </w:p>
     <w:p>
       <w:pPr>
-        <w:pStyle w:val="p1"/>
-      </w:pPr>
-      <w:r>
-        <w:t>2.</w:t>
-      </w:r>
-      <w:r>
-        <w:rPr>
-          <w:rStyle w:val="apple-tab-span"/>
-        </w:rPr>
-        <w:t xml:space="preserve"> </w:t>
-      </w:r>
-      <w:r>
-        <w:t>門框止口door jamb須設置於靠外側位置不得置中，以確保可相容 38 mm 至 80 mm 不同厚度之門片配置，保留未來升級彈性。</w:t>
-      </w:r>
-      <w:r>
-        <w:rPr>
-          <w:rStyle w:val="apple-converted-space"/>
-        </w:rPr>
-        <w:t xml:space="preserve">  </w:t>
+        <w:widowControl/>
+        <w:spacing w:before="100" w:beforeAutospacing="1" w:after="100" w:afterAutospacing="1" w:line="240" w:lineRule="auto"/>
+        <w:outlineLvl w:val="2"/>
+        <w:rPr>
+          <w:rFonts w:ascii="新細明體" w:eastAsia="新細明體" w:hAnsi="新細明體" w:cs="新細明體"/>
+          <w:b/>
+          <w:bCs/>
+          <w:kern w:val="0"/>
+          <w:sz w:val="27"/>
+          <w:szCs w:val="27"/>
+          <w14:ligatures w14:val="none"/>
+        </w:rPr>
+      </w:pPr>
+      <w:r>
+        <w:rPr>
+          <w:rFonts w:ascii="新細明體" w:eastAsia="新細明體" w:hAnsi="新細明體" w:cs="新細明體"/>
+          <w:b/>
+          <w:bCs/>
+          <w:kern w:val="0"/>
+          <w:sz w:val="27"/>
+          <w:szCs w:val="27"/>
+          <w14:ligatures w14:val="none"/>
+        </w:rPr>
+        <w:t>二、 隔音性能與認證要求</w:t>
       </w:r>
     </w:p>
     <w:p>
       <w:pPr>
-        <w:pStyle w:val="p1"/>
-      </w:pPr>
-      <w:r>
-        <w:t>3.</w:t>
-      </w:r>
-      <w:r>
-        <w:rPr>
-          <w:rStyle w:val="apple-tab-span"/>
-        </w:rPr>
-        <w:t xml:space="preserve"> </w:t>
-      </w:r>
-      <w:r>
-        <w:t>門組系統需可自由搭配不同厚度之木門扇或玻璃門扇；日後可任意只更換不同門扇種類，不破壞原門框且不留工具痕跡，保留未來升級隔音之可能。</w:t>
-      </w:r>
-      <w:r>
-        <w:rPr>
-          <w:rStyle w:val="apple-converted-space"/>
-        </w:rPr>
-        <w:t xml:space="preserve">  </w:t>
+        <w:widowControl/>
+        <w:numPr>
+          <w:ilvl w:val="0"/>
+          <w:numId w:val="4"/>
+        </w:numPr>
+        <w:spacing w:before="100" w:beforeAutospacing="1" w:after="100" w:afterAutospacing="1" w:line="240" w:lineRule="auto"/>
+        <w:rPr>
+          <w:rFonts w:ascii="新細明體" w:eastAsia="新細明體" w:hAnsi="新細明體" w:cs="新細明體"/>
+          <w:kern w:val="0"/>
+          <w14:ligatures w14:val="none"/>
+        </w:rPr>
+      </w:pPr>
+      <w:r>
+        <w:rPr>
+          <w:rFonts w:ascii="新細明體" w:eastAsia="新細明體" w:hAnsi="新細明體" w:cs="新細明體"/>
+          <w:b/>
+          <w:bCs/>
+          <w:kern w:val="0"/>
+          <w14:ligatures w14:val="none"/>
+        </w:rPr>
+        <w:t>國際認證標章</w:t>
+      </w:r>
+      <w:r>
+        <w:rPr>
+          <w:rFonts w:ascii="新細明體" w:eastAsia="新細明體" w:hAnsi="新細明體" w:cs="新細明體"/>
+          <w:kern w:val="0"/>
+          <w14:ligatures w14:val="none"/>
+        </w:rPr>
+        <w:t xml:space="preserve">：所有隔音測試報告須由具備 </w:t>
+      </w:r>
+      <w:proofErr w:type="spellStart"/>
+      <w:r>
+        <w:rPr>
+          <w:rFonts w:ascii="新細明體" w:eastAsia="新細明體" w:hAnsi="新細明體" w:cs="新細明體"/>
+          <w:b/>
+          <w:bCs/>
+          <w:kern w:val="0"/>
+          <w:highlight w:val="yellow"/>
+          <w14:ligatures w14:val="none"/>
+        </w:rPr>
+        <w:t>ilac</w:t>
+      </w:r>
+      <w:proofErr w:type="spellEnd"/>
+      <w:r>
+        <w:rPr>
+          <w:rFonts w:ascii="新細明體" w:eastAsia="新細明體" w:hAnsi="新細明體" w:cs="新細明體"/>
+          <w:b/>
+          <w:bCs/>
+          <w:kern w:val="0"/>
+          <w:highlight w:val="yellow"/>
+          <w14:ligatures w14:val="none"/>
+        </w:rPr>
+        <w:t>-MRA</w:t>
+      </w:r>
+      <w:r>
+        <w:rPr>
+          <w:rFonts w:ascii="新細明體" w:eastAsia="新細明體" w:hAnsi="新細明體" w:cs="新細明體"/>
+          <w:b/>
+          <w:bCs/>
+          <w:kern w:val="0"/>
+          <w14:ligatures w14:val="none"/>
+        </w:rPr>
+        <w:t xml:space="preserve"> 認證標章</w:t>
+      </w:r>
+      <w:r>
+        <w:rPr>
+          <w:rFonts w:ascii="新細明體" w:eastAsia="新細明體" w:hAnsi="新細明體" w:cs="新細明體"/>
+          <w:kern w:val="0"/>
+          <w14:ligatures w14:val="none"/>
+        </w:rPr>
+        <w:t>之第三方聲學實驗室出具。</w:t>
       </w:r>
     </w:p>
     <w:p>
       <w:pPr>
-        <w:pStyle w:val="p1"/>
-        <w:rPr>
+        <w:widowControl/>
+        <w:numPr>
+          <w:ilvl w:val="0"/>
+          <w:numId w:val="4"/>
+        </w:numPr>
+        <w:spacing w:before="100" w:beforeAutospacing="1" w:after="100" w:afterAutospacing="1" w:line="240" w:lineRule="auto"/>
+        <w:rPr>
+          <w:rFonts w:ascii="新細明體" w:eastAsia="新細明體" w:hAnsi="新細明體" w:cs="新細明體"/>
+          <w:kern w:val="0"/>
+          <w14:ligatures w14:val="none"/>
+        </w:rPr>
+      </w:pPr>
+      <w:r>
+        <w:rPr>
+          <w:rFonts w:ascii="新細明體" w:eastAsia="新細明體" w:hAnsi="新細明體" w:cs="新細明體"/>
           <w:b/>
           <w:bCs/>
-        </w:rPr>
-      </w:pPr>
-      <w:r>
-        <w:rPr>
+          <w:kern w:val="0"/>
+          <w14:ligatures w14:val="none"/>
+        </w:rPr>
+        <w:t>玻璃隔間性能</w:t>
+      </w:r>
+      <w:r>
+        <w:rPr>
+          <w:rFonts w:ascii="新細明體" w:eastAsia="新細明體" w:hAnsi="新細明體" w:cs="新細明體"/>
+          <w:kern w:val="0"/>
+          <w14:ligatures w14:val="none"/>
+        </w:rPr>
+        <w:t xml:space="preserve">：系統於「雙層玻璃配置」下，隔音性能須達 </w:t>
+      </w:r>
+      <w:r>
+        <w:rPr>
+          <w:rFonts w:ascii="新細明體" w:eastAsia="新細明體" w:hAnsi="新細明體" w:cs="新細明體"/>
           <w:b/>
           <w:bCs/>
-        </w:rPr>
-        <w:t>3) 五金與升級相容性（鉸鏈）</w:t>
+          <w:kern w:val="0"/>
+          <w:highlight w:val="yellow"/>
+          <w14:ligatures w14:val="none"/>
+        </w:rPr>
+        <w:t>STC</w:t>
+      </w:r>
+      <w:r>
+        <w:rPr>
+          <w:rFonts w:ascii="新細明體" w:eastAsia="新細明體" w:hAnsi="新細明體" w:cs="新細明體"/>
+          <w:b/>
+          <w:bCs/>
+          <w:kern w:val="0"/>
+          <w:highlight w:val="yellow"/>
+          <w14:ligatures w14:val="none"/>
+        </w:rPr>
+        <w:t>40dB</w:t>
+      </w:r>
+      <w:r>
+        <w:rPr>
+          <w:rFonts w:ascii="新細明體" w:eastAsia="新細明體" w:hAnsi="新細明體" w:cs="新細明體" w:hint="eastAsia"/>
+          <w:b/>
+          <w:bCs/>
+          <w:kern w:val="0"/>
+          <w:highlight w:val="yellow"/>
+          <w14:ligatures w14:val="none"/>
+        </w:rPr>
+        <w:t>或</w:t>
+      </w:r>
+      <w:r>
+        <w:rPr>
+          <w:rFonts w:ascii="新細明體" w:eastAsia="新細明體" w:hAnsi="新細明體" w:cs="新細明體"/>
+          <w:b/>
+          <w:bCs/>
+          <w:kern w:val="0"/>
+          <w:highlight w:val="yellow"/>
+          <w14:ligatures w14:val="none"/>
+        </w:rPr>
+        <w:t>RW</w:t>
+      </w:r>
+      <w:r>
+        <w:rPr>
+          <w:rFonts w:ascii="新細明體" w:eastAsia="新細明體" w:hAnsi="新細明體" w:cs="新細明體"/>
+          <w:b/>
+          <w:bCs/>
+          <w:kern w:val="0"/>
+          <w:highlight w:val="yellow"/>
+          <w14:ligatures w14:val="none"/>
+        </w:rPr>
+        <w:t xml:space="preserve"> 40dB</w:t>
+      </w:r>
+      <w:r>
+        <w:rPr>
+          <w:rFonts w:ascii="新細明體" w:eastAsia="新細明體" w:hAnsi="新細明體" w:cs="新細明體"/>
+          <w:kern w:val="0"/>
+          <w14:ligatures w14:val="none"/>
+        </w:rPr>
+        <w:t xml:space="preserve"> 以上。</w:t>
       </w:r>
     </w:p>
     <w:p>
       <w:pPr>
-        <w:pStyle w:val="p1"/>
-      </w:pPr>
-      <w:r>
-        <w:t>1.</w:t>
-      </w:r>
-      <w:r>
-        <w:rPr>
-          <w:rStyle w:val="apple-tab-span"/>
-        </w:rPr>
-        <w:t xml:space="preserve"> </w:t>
-      </w:r>
-      <w:r>
-        <w:t>門扇五金採上下軸心鉸鏈，須能因應未來升級隔音時之需求：可增加門片厚度或更換為雙層隔音玻璃門片，並要求更換/升級過程不留工具痕跡且能增加承重。</w:t>
-      </w:r>
-      <w:r>
-        <w:rPr>
-          <w:rStyle w:val="apple-converted-space"/>
-        </w:rPr>
-        <w:t xml:space="preserve">  </w:t>
+        <w:widowControl/>
+        <w:numPr>
+          <w:ilvl w:val="0"/>
+          <w:numId w:val="4"/>
+        </w:numPr>
+        <w:spacing w:before="100" w:beforeAutospacing="1" w:after="100" w:afterAutospacing="1" w:line="240" w:lineRule="auto"/>
+        <w:rPr>
+          <w:rFonts w:ascii="新細明體" w:eastAsia="新細明體" w:hAnsi="新細明體" w:cs="新細明體"/>
+          <w:kern w:val="0"/>
+          <w14:ligatures w14:val="none"/>
+        </w:rPr>
+      </w:pPr>
+      <w:r>
+        <w:rPr>
+          <w:rFonts w:ascii="新細明體" w:eastAsia="新細明體" w:hAnsi="新細明體" w:cs="新細明體"/>
+          <w:b/>
+          <w:bCs/>
+          <w:kern w:val="0"/>
+          <w14:ligatures w14:val="none"/>
+        </w:rPr>
+        <w:t>系統門組性能</w:t>
+      </w:r>
+      <w:r>
+        <w:rPr>
+          <w:rFonts w:ascii="新細明體" w:eastAsia="新細明體" w:hAnsi="新細明體" w:cs="新細明體"/>
+          <w:kern w:val="0"/>
+          <w14:ligatures w14:val="none"/>
+        </w:rPr>
+        <w:t xml:space="preserve">：系統於「雙層玻璃隔音門」配置下，隔音性能須達 </w:t>
+      </w:r>
+      <w:r>
+        <w:rPr>
+          <w:rFonts w:ascii="新細明體" w:eastAsia="新細明體" w:hAnsi="新細明體" w:cs="新細明體"/>
+          <w:b/>
+          <w:bCs/>
+          <w:kern w:val="0"/>
+          <w14:ligatures w14:val="none"/>
+        </w:rPr>
+        <w:t>S</w:t>
+      </w:r>
+      <w:r>
+        <w:rPr>
+          <w:rFonts w:ascii="新細明體" w:eastAsia="新細明體" w:hAnsi="新細明體" w:cs="新細明體"/>
+          <w:b/>
+          <w:bCs/>
+          <w:kern w:val="0"/>
+          <w:highlight w:val="yellow"/>
+          <w14:ligatures w14:val="none"/>
+        </w:rPr>
+        <w:t>TC</w:t>
+      </w:r>
+      <w:r>
+        <w:rPr>
+          <w:rFonts w:ascii="新細明體" w:eastAsia="新細明體" w:hAnsi="新細明體" w:cs="新細明體"/>
+          <w:b/>
+          <w:bCs/>
+          <w:kern w:val="0"/>
+          <w:highlight w:val="yellow"/>
+          <w14:ligatures w14:val="none"/>
+        </w:rPr>
+        <w:t>38</w:t>
+      </w:r>
+      <w:r>
+        <w:rPr>
+          <w:rFonts w:ascii="新細明體" w:eastAsia="新細明體" w:hAnsi="新細明體" w:cs="新細明體" w:hint="eastAsia"/>
+          <w:b/>
+          <w:bCs/>
+          <w:kern w:val="0"/>
+          <w:highlight w:val="yellow"/>
+          <w14:ligatures w14:val="none"/>
+        </w:rPr>
+        <w:t>或</w:t>
+      </w:r>
+      <w:r>
+        <w:rPr>
+          <w:rFonts w:ascii="新細明體" w:eastAsia="新細明體" w:hAnsi="新細明體" w:cs="新細明體"/>
+          <w:b/>
+          <w:bCs/>
+          <w:kern w:val="0"/>
+          <w:highlight w:val="yellow"/>
+          <w14:ligatures w14:val="none"/>
+        </w:rPr>
+        <w:t>RW</w:t>
+      </w:r>
+      <w:r>
+        <w:rPr>
+          <w:rFonts w:ascii="新細明體" w:eastAsia="新細明體" w:hAnsi="新細明體" w:cs="新細明體"/>
+          <w:b/>
+          <w:bCs/>
+          <w:kern w:val="0"/>
+          <w:highlight w:val="yellow"/>
+          <w14:ligatures w14:val="none"/>
+        </w:rPr>
+        <w:t xml:space="preserve"> 3</w:t>
+      </w:r>
+      <w:r>
+        <w:rPr>
+          <w:rFonts w:ascii="新細明體" w:eastAsia="新細明體" w:hAnsi="新細明體" w:cs="新細明體"/>
+          <w:b/>
+          <w:bCs/>
+          <w:kern w:val="0"/>
+          <w:highlight w:val="yellow"/>
+          <w14:ligatures w14:val="none"/>
+        </w:rPr>
+        <w:t>8</w:t>
+      </w:r>
+      <w:r>
+        <w:rPr>
+          <w:rFonts w:ascii="新細明體" w:eastAsia="新細明體" w:hAnsi="新細明體" w:cs="新細明體"/>
+          <w:b/>
+          <w:bCs/>
+          <w:kern w:val="0"/>
+          <w:highlight w:val="yellow"/>
+          <w14:ligatures w14:val="none"/>
+        </w:rPr>
+        <w:t>dB</w:t>
+      </w:r>
+      <w:r>
+        <w:rPr>
+          <w:rFonts w:ascii="新細明體" w:eastAsia="新細明體" w:hAnsi="新細明體" w:cs="新細明體"/>
+          <w:kern w:val="0"/>
+          <w14:ligatures w14:val="none"/>
+        </w:rPr>
+        <w:t xml:space="preserve"> 以上。</w:t>
       </w:r>
     </w:p>
     <w:p>
       <w:pPr>
-        <w:pStyle w:val="p1"/>
-        <w:rPr>
+        <w:widowControl/>
+        <w:spacing w:before="100" w:beforeAutospacing="1" w:after="100" w:afterAutospacing="1" w:line="240" w:lineRule="auto"/>
+        <w:outlineLvl w:val="2"/>
+        <w:rPr>
+          <w:rFonts w:ascii="新細明體" w:eastAsia="新細明體" w:hAnsi="新細明體" w:cs="新細明體"/>
           <w:b/>
           <w:bCs/>
-        </w:rPr>
-      </w:pPr>
-      <w:r>
-        <w:rPr>
+          <w:kern w:val="0"/>
+          <w:sz w:val="27"/>
+          <w:szCs w:val="27"/>
+          <w14:ligatures w14:val="none"/>
+        </w:rPr>
+      </w:pPr>
+      <w:r>
+        <w:rPr>
+          <w:rFonts w:ascii="新細明體" w:eastAsia="新細明體" w:hAnsi="新細明體" w:cs="新細明體"/>
           <w:b/>
           <w:bCs/>
-        </w:rPr>
-        <w:t>4) 門扇隔音文件要求</w:t>
+          <w:kern w:val="0"/>
+          <w:sz w:val="27"/>
+          <w:szCs w:val="27"/>
+          <w14:ligatures w14:val="none"/>
+        </w:rPr>
+        <w:t>三、 投標文件特別聲明（必備檢附）</w:t>
       </w:r>
     </w:p>
     <w:p>
       <w:pPr>
-        <w:pStyle w:val="p1"/>
-      </w:pPr>
-      <w:r>
-        <w:t>1.</w:t>
-      </w:r>
-      <w:r>
-        <w:rPr>
-          <w:rStyle w:val="apple-tab-span"/>
-        </w:rPr>
-        <w:t xml:space="preserve"> </w:t>
-      </w:r>
-      <w:r>
-        <w:t>不論搭配任何材質及厚度之門扇，投標者須提出至少</w:t>
-      </w:r>
-      <w:r>
-        <w:rPr>
+        <w:widowControl/>
+        <w:numPr>
+          <w:ilvl w:val="0"/>
+          <w:numId w:val="5"/>
+        </w:numPr>
+        <w:spacing w:before="100" w:beforeAutospacing="1" w:after="100" w:afterAutospacing="1" w:line="240" w:lineRule="auto"/>
+        <w:rPr>
+          <w:rFonts w:ascii="新細明體" w:eastAsia="新細明體" w:hAnsi="新細明體" w:cs="新細明體"/>
+          <w:kern w:val="0"/>
+          <w14:ligatures w14:val="none"/>
+        </w:rPr>
+      </w:pPr>
+      <w:r>
+        <w:rPr>
+          <w:rFonts w:ascii="新細明體" w:eastAsia="新細明體" w:hAnsi="新細明體" w:cs="新細明體"/>
           <w:b/>
           <w:bCs/>
-        </w:rPr>
-        <w:t xml:space="preserve"> STC 39 dB 以上之雙層玻璃隔音門測試報告</w:t>
-      </w:r>
-      <w:r>
-        <w:t>。</w:t>
-      </w:r>
-      <w:r>
-        <w:rPr>
-          <w:rStyle w:val="apple-converted-space"/>
-        </w:rPr>
-        <w:t xml:space="preserve">  </w:t>
+          <w:kern w:val="0"/>
+          <w14:ligatures w14:val="none"/>
+        </w:rPr>
+        <w:t>「以未來升級標準」作為審標依據</w:t>
+      </w:r>
+      <w:r>
+        <w:rPr>
+          <w:rFonts w:ascii="新細明體" w:eastAsia="新細明體" w:hAnsi="新細明體" w:cs="新細明體"/>
+          <w:kern w:val="0"/>
+          <w14:ligatures w14:val="none"/>
+        </w:rPr>
+        <w:t>：</w:t>
       </w:r>
     </w:p>
     <w:p>
       <w:pPr>
-        <w:pStyle w:val="p1"/>
-      </w:pPr>
-      <w:r>
-        <w:lastRenderedPageBreak/>
-        <w:t>2.</w:t>
-      </w:r>
-      <w:r>
-        <w:rPr>
-          <w:rStyle w:val="apple-tab-span"/>
-        </w:rPr>
-        <w:t xml:space="preserve"> </w:t>
-      </w:r>
-      <w:r>
-        <w:t>前述門扇測試報告須由具備</w:t>
-      </w:r>
-      <w:proofErr w:type="spellStart"/>
-      <w:r>
-        <w:rPr>
+        <w:widowControl/>
+        <w:numPr>
+          <w:ilvl w:val="1"/>
+          <w:numId w:val="5"/>
+        </w:numPr>
+        <w:spacing w:before="100" w:beforeAutospacing="1" w:after="100" w:afterAutospacing="1" w:line="240" w:lineRule="auto"/>
+        <w:rPr>
+          <w:rFonts w:ascii="新細明體" w:eastAsia="新細明體" w:hAnsi="新細明體" w:cs="新細明體"/>
+          <w:kern w:val="0"/>
+          <w14:ligatures w14:val="none"/>
+        </w:rPr>
+      </w:pPr>
+      <w:r>
+        <w:rPr>
+          <w:rFonts w:ascii="新細明體" w:eastAsia="新細明體" w:hAnsi="新細明體" w:cs="新細明體"/>
+          <w:kern w:val="0"/>
+          <w14:ligatures w14:val="none"/>
+        </w:rPr>
+        <w:t>本案現階段雖採用「單層玻璃」與「木門片」配置，但投標者</w:t>
+      </w:r>
+      <w:r>
+        <w:rPr>
+          <w:rFonts w:ascii="新細明體" w:eastAsia="新細明體" w:hAnsi="新細明體" w:cs="新細明體"/>
           <w:b/>
           <w:bCs/>
-        </w:rPr>
-        <w:t>ilac</w:t>
-      </w:r>
-      <w:proofErr w:type="spellEnd"/>
-      <w:r>
-        <w:rPr>
+          <w:kern w:val="0"/>
+          <w14:ligatures w14:val="none"/>
+        </w:rPr>
+        <w:t>仍須檢附</w:t>
+      </w:r>
+      <w:r>
+        <w:rPr>
+          <w:rFonts w:ascii="新細明體" w:eastAsia="新細明體" w:hAnsi="新細明體" w:cs="新細明體"/>
+          <w:kern w:val="0"/>
+          <w14:ligatures w14:val="none"/>
+        </w:rPr>
+        <w:t>上述「雙層玻璃」與「雙層玻璃隔音門」之實驗室測試報</w:t>
+      </w:r>
+      <w:r>
+        <w:rPr>
+          <w:rFonts w:ascii="新細明體" w:eastAsia="新細明體" w:hAnsi="新細明體" w:cs="新細明體"/>
+          <w:kern w:val="0"/>
+          <w14:ligatures w14:val="none"/>
+        </w:rPr>
+        <w:lastRenderedPageBreak/>
+        <w:t>告</w:t>
+      </w:r>
+      <w:r>
+        <w:rPr>
+          <w:rFonts w:ascii="新細明體" w:eastAsia="新細明體" w:hAnsi="新細明體" w:cs="新細明體" w:hint="eastAsia"/>
+          <w:kern w:val="0"/>
+          <w14:ligatures w14:val="none"/>
+        </w:rPr>
+        <w:t>，</w:t>
+      </w:r>
+      <w:r>
+        <w:rPr>
+          <w:rFonts w:ascii="新細明體" w:eastAsia="新細明體" w:hAnsi="新細明體" w:cs="新細明體"/>
+          <w:kern w:val="0"/>
+          <w14:ligatures w14:val="none"/>
+        </w:rPr>
+        <w:t>投標者須以此報告證明其系統具備升級後符合 **STC</w:t>
+      </w:r>
+      <w:r>
+        <w:rPr>
+          <w:rFonts w:ascii="新細明體" w:eastAsia="新細明體" w:hAnsi="新細明體" w:cs="新細明體"/>
+          <w:kern w:val="0"/>
+          <w14:ligatures w14:val="none"/>
+        </w:rPr>
+        <w:t>40</w:t>
+      </w:r>
+      <w:r>
+        <w:rPr>
+          <w:rFonts w:ascii="新細明體" w:eastAsia="新細明體" w:hAnsi="新細明體" w:cs="新細明體" w:hint="eastAsia"/>
           <w:b/>
           <w:bCs/>
-        </w:rPr>
-        <w:t>-MRA</w:t>
-      </w:r>
-      <w:r>
-        <w:t>認證標章之第三方聲學實驗室出具，以確保測試結果之公信力與國際可比性。</w:t>
-      </w:r>
-      <w:r>
-        <w:rPr>
-          <w:rStyle w:val="apple-converted-space"/>
-        </w:rPr>
-        <w:t xml:space="preserve">  </w:t>
-      </w:r>
-    </w:p>
-    <w:p>
-      <w:pPr>
-        <w:pStyle w:val="p2"/>
-      </w:pPr>
-    </w:p>
-    <w:p>
-      <w:pPr>
-        <w:pStyle w:val="p1"/>
-        <w:rPr>
+          <w:kern w:val="0"/>
+          <w14:ligatures w14:val="none"/>
+        </w:rPr>
+        <w:t>或</w:t>
+      </w:r>
+      <w:r>
+        <w:rPr>
+          <w:rFonts w:ascii="新細明體" w:eastAsia="新細明體" w:hAnsi="新細明體" w:cs="新細明體"/>
+          <w:kern w:val="0"/>
+          <w14:ligatures w14:val="none"/>
+        </w:rPr>
+        <w:t>RW</w:t>
+      </w:r>
+      <w:r>
+        <w:rPr>
+          <w:rFonts w:ascii="新細明體" w:eastAsia="新細明體" w:hAnsi="新細明體" w:cs="新細明體"/>
+          <w:kern w:val="0"/>
+          <w14:ligatures w14:val="none"/>
+        </w:rPr>
+        <w:t xml:space="preserve"> 40dB（隔間）**及 **STC</w:t>
+      </w:r>
+      <w:r>
+        <w:rPr>
+          <w:rFonts w:ascii="新細明體" w:eastAsia="新細明體" w:hAnsi="新細明體" w:cs="新細明體"/>
+          <w:kern w:val="0"/>
+          <w14:ligatures w14:val="none"/>
+        </w:rPr>
+        <w:t>38dB</w:t>
+      </w:r>
+      <w:r>
+        <w:rPr>
+          <w:rFonts w:ascii="新細明體" w:eastAsia="新細明體" w:hAnsi="新細明體" w:cs="新細明體"/>
+          <w:kern w:val="0"/>
+          <w14:ligatures w14:val="none"/>
+        </w:rPr>
+        <w:t xml:space="preserve"> </w:t>
+      </w:r>
+      <w:r>
+        <w:rPr>
+          <w:rFonts w:ascii="新細明體" w:eastAsia="新細明體" w:hAnsi="新細明體" w:cs="新細明體" w:hint="eastAsia"/>
           <w:b/>
           <w:bCs/>
-        </w:rPr>
-      </w:pPr>
-      <w:r>
-        <w:rPr>
-          <w:b/>
-          <w:bCs/>
-        </w:rPr>
-        <w:t>5) 氣密／膠條規範</w:t>
+          <w:kern w:val="0"/>
+          <w14:ligatures w14:val="none"/>
+        </w:rPr>
+        <w:t>或</w:t>
+      </w:r>
+      <w:r>
+        <w:rPr>
+          <w:rFonts w:ascii="新細明體" w:eastAsia="新細明體" w:hAnsi="新細明體" w:cs="新細明體"/>
+          <w:kern w:val="0"/>
+          <w14:ligatures w14:val="none"/>
+        </w:rPr>
+        <w:t>RW</w:t>
+      </w:r>
+      <w:r>
+        <w:rPr>
+          <w:rFonts w:ascii="新細明體" w:eastAsia="新細明體" w:hAnsi="新細明體" w:cs="新細明體"/>
+          <w:kern w:val="0"/>
+          <w14:ligatures w14:val="none"/>
+        </w:rPr>
+        <w:t>3</w:t>
+      </w:r>
+      <w:r>
+        <w:rPr>
+          <w:rFonts w:ascii="新細明體" w:eastAsia="新細明體" w:hAnsi="新細明體" w:cs="新細明體"/>
+          <w:kern w:val="0"/>
+          <w14:ligatures w14:val="none"/>
+        </w:rPr>
+        <w:t>8</w:t>
+      </w:r>
+      <w:r>
+        <w:rPr>
+          <w:rFonts w:ascii="新細明體" w:eastAsia="新細明體" w:hAnsi="新細明體" w:cs="新細明體"/>
+          <w:kern w:val="0"/>
+          <w14:ligatures w14:val="none"/>
+        </w:rPr>
+        <w:t>dB（門組）**規範要求之性能。</w:t>
       </w:r>
     </w:p>
+    <w:tbl>
+      <w:tblPr>
+        <w:tblW w:w="0" w:type="auto"/>
+        <w:tblCellSpacing w:w="15" w:type="dxa"/>
+        <w:tblCellMar>
+          <w:left w:w="0" w:type="dxa"/>
+          <w:right w:w="0" w:type="dxa"/>
+        </w:tblCellMar>
+        <w:tblLook w:val="04A0" w:firstRow="1" w:lastRow="0" w:firstColumn="1" w:lastColumn="0" w:noHBand="0" w:noVBand="1"/>
+      </w:tblPr>
+      <w:tblGrid>
+        <w:gridCol w:w="1362"/>
+        <w:gridCol w:w="4251"/>
+        <w:gridCol w:w="1318"/>
+        <w:gridCol w:w="1359"/>
+      </w:tblGrid>
+      <w:tr>
+        <w:trPr>
+          <w:tblHeader/>
+          <w:tblCellSpacing w:w="15" w:type="dxa"/>
+        </w:trPr>
+        <w:tc>
+          <w:tcPr>
+            <w:tcW w:w="0" w:type="auto"/>
+            <w:tcBorders>
+              <w:top w:val="single" w:sz="6" w:space="0" w:color="auto"/>
+              <w:left w:val="single" w:sz="6" w:space="0" w:color="auto"/>
+              <w:bottom w:val="single" w:sz="6" w:space="0" w:color="auto"/>
+              <w:right w:val="single" w:sz="6" w:space="0" w:color="auto"/>
+            </w:tcBorders>
+            <w:tcMar>
+              <w:top w:w="120" w:type="dxa"/>
+              <w:left w:w="180" w:type="dxa"/>
+              <w:bottom w:w="120" w:type="dxa"/>
+              <w:right w:w="180" w:type="dxa"/>
+            </w:tcMar>
+            <w:vAlign w:val="center"/>
+            <w:hideMark/>
+          </w:tcPr>
+          <w:p>
+            <w:pPr>
+              <w:widowControl/>
+              <w:spacing w:after="0" w:line="240" w:lineRule="auto"/>
+              <w:rPr>
+                <w:rFonts w:ascii="Arial" w:eastAsia="新細明體" w:hAnsi="Arial" w:cs="Arial"/>
+                <w:color w:val="1F1F1F"/>
+                <w:kern w:val="0"/>
+                <w:sz w:val="20"/>
+                <w:szCs w:val="20"/>
+                <w14:ligatures w14:val="none"/>
+              </w:rPr>
+            </w:pPr>
+            <w:r>
+              <w:rPr>
+                <w:rFonts w:ascii="Arial" w:eastAsia="新細明體" w:hAnsi="Arial" w:cs="Arial"/>
+                <w:b/>
+                <w:bCs/>
+                <w:color w:val="1F1F1F"/>
+                <w:kern w:val="0"/>
+                <w:sz w:val="20"/>
+                <w:szCs w:val="20"/>
+                <w:bdr w:val="none" w:sz="0" w:space="0" w:color="auto" w:frame="1"/>
+                <w14:ligatures w14:val="none"/>
+              </w:rPr>
+              <w:t>審查項目</w:t>
+            </w:r>
+          </w:p>
+        </w:tc>
+        <w:tc>
+          <w:tcPr>
+            <w:tcW w:w="0" w:type="auto"/>
+            <w:tcBorders>
+              <w:top w:val="single" w:sz="6" w:space="0" w:color="auto"/>
+              <w:left w:val="single" w:sz="6" w:space="0" w:color="auto"/>
+              <w:bottom w:val="single" w:sz="6" w:space="0" w:color="auto"/>
+              <w:right w:val="single" w:sz="6" w:space="0" w:color="auto"/>
+            </w:tcBorders>
+            <w:tcMar>
+              <w:top w:w="120" w:type="dxa"/>
+              <w:left w:w="180" w:type="dxa"/>
+              <w:bottom w:w="120" w:type="dxa"/>
+              <w:right w:w="180" w:type="dxa"/>
+            </w:tcMar>
+            <w:vAlign w:val="center"/>
+            <w:hideMark/>
+          </w:tcPr>
+          <w:p>
+            <w:pPr>
+              <w:widowControl/>
+              <w:spacing w:after="0" w:line="240" w:lineRule="auto"/>
+              <w:rPr>
+                <w:rFonts w:ascii="Arial" w:eastAsia="新細明體" w:hAnsi="Arial" w:cs="Arial"/>
+                <w:color w:val="1F1F1F"/>
+                <w:kern w:val="0"/>
+                <w:sz w:val="20"/>
+                <w:szCs w:val="20"/>
+                <w14:ligatures w14:val="none"/>
+              </w:rPr>
+            </w:pPr>
+            <w:r>
+              <w:rPr>
+                <w:rFonts w:ascii="Arial" w:eastAsia="新細明體" w:hAnsi="Arial" w:cs="Arial"/>
+                <w:b/>
+                <w:bCs/>
+                <w:color w:val="1F1F1F"/>
+                <w:kern w:val="0"/>
+                <w:sz w:val="20"/>
+                <w:szCs w:val="20"/>
+                <w:bdr w:val="none" w:sz="0" w:space="0" w:color="auto" w:frame="1"/>
+                <w14:ligatures w14:val="none"/>
+              </w:rPr>
+              <w:t>技術規範要求</w:t>
+            </w:r>
+            <w:r>
+              <w:rPr>
+                <w:rFonts w:ascii="Arial" w:eastAsia="新細明體" w:hAnsi="Arial" w:cs="Arial"/>
+                <w:b/>
+                <w:bCs/>
+                <w:color w:val="1F1F1F"/>
+                <w:kern w:val="0"/>
+                <w:sz w:val="20"/>
+                <w:szCs w:val="20"/>
+                <w:bdr w:val="none" w:sz="0" w:space="0" w:color="auto" w:frame="1"/>
+                <w14:ligatures w14:val="none"/>
+              </w:rPr>
+              <w:t xml:space="preserve"> (Technical Specifications)</w:t>
+            </w:r>
+          </w:p>
+        </w:tc>
+        <w:tc>
+          <w:tcPr>
+            <w:tcW w:w="0" w:type="auto"/>
+            <w:tcBorders>
+              <w:top w:val="single" w:sz="6" w:space="0" w:color="auto"/>
+              <w:left w:val="single" w:sz="6" w:space="0" w:color="auto"/>
+              <w:bottom w:val="single" w:sz="6" w:space="0" w:color="auto"/>
+              <w:right w:val="single" w:sz="6" w:space="0" w:color="auto"/>
+            </w:tcBorders>
+            <w:tcMar>
+              <w:top w:w="120" w:type="dxa"/>
+              <w:left w:w="180" w:type="dxa"/>
+              <w:bottom w:w="120" w:type="dxa"/>
+              <w:right w:w="180" w:type="dxa"/>
+            </w:tcMar>
+            <w:vAlign w:val="center"/>
+            <w:hideMark/>
+          </w:tcPr>
+          <w:p>
+            <w:pPr>
+              <w:widowControl/>
+              <w:spacing w:after="0" w:line="240" w:lineRule="auto"/>
+              <w:rPr>
+                <w:rFonts w:ascii="Arial" w:eastAsia="新細明體" w:hAnsi="Arial" w:cs="Arial"/>
+                <w:color w:val="1F1F1F"/>
+                <w:kern w:val="0"/>
+                <w:sz w:val="20"/>
+                <w:szCs w:val="20"/>
+                <w14:ligatures w14:val="none"/>
+              </w:rPr>
+            </w:pPr>
+            <w:r>
+              <w:rPr>
+                <w:rFonts w:ascii="Arial" w:eastAsia="新細明體" w:hAnsi="Arial" w:cs="Arial"/>
+                <w:b/>
+                <w:bCs/>
+                <w:color w:val="1F1F1F"/>
+                <w:kern w:val="0"/>
+                <w:sz w:val="20"/>
+                <w:szCs w:val="20"/>
+                <w:bdr w:val="none" w:sz="0" w:space="0" w:color="auto" w:frame="1"/>
+                <w14:ligatures w14:val="none"/>
+              </w:rPr>
+              <w:t>投標廠商自我檢查</w:t>
+            </w:r>
+          </w:p>
+        </w:tc>
+        <w:tc>
+          <w:tcPr>
+            <w:tcW w:w="0" w:type="auto"/>
+            <w:tcBorders>
+              <w:top w:val="single" w:sz="6" w:space="0" w:color="auto"/>
+              <w:left w:val="single" w:sz="6" w:space="0" w:color="auto"/>
+              <w:bottom w:val="single" w:sz="6" w:space="0" w:color="auto"/>
+              <w:right w:val="single" w:sz="6" w:space="0" w:color="auto"/>
+            </w:tcBorders>
+            <w:tcMar>
+              <w:top w:w="120" w:type="dxa"/>
+              <w:left w:w="180" w:type="dxa"/>
+              <w:bottom w:w="120" w:type="dxa"/>
+              <w:right w:w="180" w:type="dxa"/>
+            </w:tcMar>
+            <w:vAlign w:val="center"/>
+            <w:hideMark/>
+          </w:tcPr>
+          <w:p>
+            <w:pPr>
+              <w:widowControl/>
+              <w:spacing w:after="0" w:line="240" w:lineRule="auto"/>
+              <w:rPr>
+                <w:rFonts w:ascii="Arial" w:eastAsia="新細明體" w:hAnsi="Arial" w:cs="Arial"/>
+                <w:color w:val="1F1F1F"/>
+                <w:kern w:val="0"/>
+                <w:sz w:val="20"/>
+                <w:szCs w:val="20"/>
+                <w14:ligatures w14:val="none"/>
+              </w:rPr>
+            </w:pPr>
+            <w:r>
+              <w:rPr>
+                <w:rFonts w:ascii="Arial" w:eastAsia="新細明體" w:hAnsi="Arial" w:cs="Arial"/>
+                <w:b/>
+                <w:bCs/>
+                <w:color w:val="1F1F1F"/>
+                <w:kern w:val="0"/>
+                <w:sz w:val="20"/>
+                <w:szCs w:val="20"/>
+                <w:bdr w:val="none" w:sz="0" w:space="0" w:color="auto" w:frame="1"/>
+                <w14:ligatures w14:val="none"/>
+              </w:rPr>
+              <w:t>審核結果</w:t>
+            </w:r>
+          </w:p>
+        </w:tc>
+      </w:tr>
+      <w:tr>
+        <w:trPr>
+          <w:tblCellSpacing w:w="15" w:type="dxa"/>
+        </w:trPr>
+        <w:tc>
+          <w:tcPr>
+            <w:tcW w:w="0" w:type="auto"/>
+            <w:tcBorders>
+              <w:top w:val="single" w:sz="6" w:space="0" w:color="auto"/>
+              <w:left w:val="single" w:sz="6" w:space="0" w:color="auto"/>
+              <w:bottom w:val="single" w:sz="6" w:space="0" w:color="auto"/>
+              <w:right w:val="single" w:sz="6" w:space="0" w:color="auto"/>
+            </w:tcBorders>
+            <w:tcMar>
+              <w:top w:w="120" w:type="dxa"/>
+              <w:left w:w="180" w:type="dxa"/>
+              <w:bottom w:w="120" w:type="dxa"/>
+              <w:right w:w="180" w:type="dxa"/>
+            </w:tcMar>
+            <w:vAlign w:val="center"/>
+            <w:hideMark/>
+          </w:tcPr>
+          <w:p>
+            <w:pPr>
+              <w:widowControl/>
+              <w:spacing w:after="0" w:line="240" w:lineRule="auto"/>
+              <w:rPr>
+                <w:rFonts w:ascii="Arial" w:eastAsia="新細明體" w:hAnsi="Arial" w:cs="Arial"/>
+                <w:color w:val="1F1F1F"/>
+                <w:kern w:val="0"/>
+                <w:sz w:val="20"/>
+                <w:szCs w:val="20"/>
+                <w14:ligatures w14:val="none"/>
+              </w:rPr>
+            </w:pPr>
+            <w:r>
+              <w:rPr>
+                <w:rFonts w:ascii="Arial" w:eastAsia="新細明體" w:hAnsi="Arial" w:cs="Arial"/>
+                <w:b/>
+                <w:bCs/>
+                <w:color w:val="1F1F1F"/>
+                <w:kern w:val="0"/>
+                <w:sz w:val="20"/>
+                <w:szCs w:val="20"/>
+                <w:bdr w:val="none" w:sz="0" w:space="0" w:color="auto" w:frame="1"/>
+                <w14:ligatures w14:val="none"/>
+              </w:rPr>
+              <w:t xml:space="preserve">1. </w:t>
+            </w:r>
+            <w:r>
+              <w:rPr>
+                <w:rFonts w:ascii="Arial" w:eastAsia="新細明體" w:hAnsi="Arial" w:cs="Arial"/>
+                <w:b/>
+                <w:bCs/>
+                <w:color w:val="1F1F1F"/>
+                <w:kern w:val="0"/>
+                <w:sz w:val="20"/>
+                <w:szCs w:val="20"/>
+                <w:bdr w:val="none" w:sz="0" w:space="0" w:color="auto" w:frame="1"/>
+                <w14:ligatures w14:val="none"/>
+              </w:rPr>
+              <w:t>框架擴充性</w:t>
+            </w:r>
+          </w:p>
+        </w:tc>
+        <w:tc>
+          <w:tcPr>
+            <w:tcW w:w="0" w:type="auto"/>
+            <w:tcBorders>
+              <w:top w:val="single" w:sz="6" w:space="0" w:color="auto"/>
+              <w:left w:val="single" w:sz="6" w:space="0" w:color="auto"/>
+              <w:bottom w:val="single" w:sz="6" w:space="0" w:color="auto"/>
+              <w:right w:val="single" w:sz="6" w:space="0" w:color="auto"/>
+            </w:tcBorders>
+            <w:tcMar>
+              <w:top w:w="120" w:type="dxa"/>
+              <w:left w:w="180" w:type="dxa"/>
+              <w:bottom w:w="120" w:type="dxa"/>
+              <w:right w:w="180" w:type="dxa"/>
+            </w:tcMar>
+            <w:vAlign w:val="center"/>
+            <w:hideMark/>
+          </w:tcPr>
+          <w:p>
+            <w:pPr>
+              <w:widowControl/>
+              <w:spacing w:after="0" w:line="240" w:lineRule="auto"/>
+              <w:rPr>
+                <w:rFonts w:ascii="Arial" w:eastAsia="新細明體" w:hAnsi="Arial" w:cs="Arial"/>
+                <w:color w:val="1F1F1F"/>
+                <w:kern w:val="0"/>
+                <w:sz w:val="20"/>
+                <w:szCs w:val="20"/>
+                <w14:ligatures w14:val="none"/>
+              </w:rPr>
+            </w:pPr>
+            <w:r>
+              <w:rPr>
+                <w:rFonts w:ascii="Arial" w:eastAsia="新細明體" w:hAnsi="Arial" w:cs="Arial"/>
+                <w:color w:val="1F1F1F"/>
+                <w:kern w:val="0"/>
+                <w:sz w:val="20"/>
+                <w:szCs w:val="20"/>
+                <w:bdr w:val="none" w:sz="0" w:space="0" w:color="auto" w:frame="1"/>
+                <w14:ligatures w14:val="none"/>
+              </w:rPr>
+              <w:t>鋁框須預留第二層空間，升級時</w:t>
+            </w:r>
+            <w:r>
+              <w:rPr>
+                <w:rFonts w:ascii="Arial" w:eastAsia="新細明體" w:hAnsi="Arial" w:cs="Arial"/>
+                <w:b/>
+                <w:bCs/>
+                <w:color w:val="1F1F1F"/>
+                <w:kern w:val="0"/>
+                <w:sz w:val="20"/>
+                <w:szCs w:val="20"/>
+                <w:bdr w:val="none" w:sz="0" w:space="0" w:color="auto" w:frame="1"/>
+                <w14:ligatures w14:val="none"/>
+              </w:rPr>
+              <w:t>無需拆除主結構</w:t>
+            </w:r>
+            <w:r>
+              <w:rPr>
+                <w:rFonts w:ascii="Arial" w:eastAsia="新細明體" w:hAnsi="Arial" w:cs="Arial"/>
+                <w:color w:val="1F1F1F"/>
+                <w:kern w:val="0"/>
+                <w:sz w:val="20"/>
+                <w:szCs w:val="20"/>
+                <w:bdr w:val="none" w:sz="0" w:space="0" w:color="auto" w:frame="1"/>
+                <w14:ligatures w14:val="none"/>
+              </w:rPr>
+              <w:t>，僅更換蓋板即可。</w:t>
+            </w:r>
+          </w:p>
+        </w:tc>
+        <w:tc>
+          <w:tcPr>
+            <w:tcW w:w="0" w:type="auto"/>
+            <w:tcBorders>
+              <w:top w:val="single" w:sz="6" w:space="0" w:color="auto"/>
+              <w:left w:val="single" w:sz="6" w:space="0" w:color="auto"/>
+              <w:bottom w:val="single" w:sz="6" w:space="0" w:color="auto"/>
+              <w:right w:val="single" w:sz="6" w:space="0" w:color="auto"/>
+            </w:tcBorders>
+            <w:tcMar>
+              <w:top w:w="120" w:type="dxa"/>
+              <w:left w:w="180" w:type="dxa"/>
+              <w:bottom w:w="120" w:type="dxa"/>
+              <w:right w:w="180" w:type="dxa"/>
+            </w:tcMar>
+            <w:vAlign w:val="center"/>
+            <w:hideMark/>
+          </w:tcPr>
+          <w:p>
+            <w:pPr>
+              <w:widowControl/>
+              <w:spacing w:after="0" w:line="240" w:lineRule="auto"/>
+              <w:rPr>
+                <w:rFonts w:ascii="Arial" w:eastAsia="新細明體" w:hAnsi="Arial" w:cs="Arial"/>
+                <w:color w:val="1F1F1F"/>
+                <w:kern w:val="0"/>
+                <w:sz w:val="20"/>
+                <w:szCs w:val="20"/>
+                <w14:ligatures w14:val="none"/>
+              </w:rPr>
+            </w:pPr>
+            <w:r>
+              <w:rPr>
+                <w:rFonts w:ascii="Arial" w:eastAsia="新細明體" w:hAnsi="Arial" w:cs="Arial"/>
+                <w:color w:val="1F1F1F"/>
+                <w:kern w:val="0"/>
+                <w:sz w:val="20"/>
+                <w:szCs w:val="20"/>
+                <w:bdr w:val="none" w:sz="0" w:space="0" w:color="auto" w:frame="1"/>
+                <w14:ligatures w14:val="none"/>
+              </w:rPr>
+              <w:t xml:space="preserve">□ </w:t>
+            </w:r>
+            <w:r>
+              <w:rPr>
+                <w:rFonts w:ascii="Arial" w:eastAsia="新細明體" w:hAnsi="Arial" w:cs="Arial"/>
+                <w:color w:val="1F1F1F"/>
+                <w:kern w:val="0"/>
+                <w:sz w:val="20"/>
+                <w:szCs w:val="20"/>
+                <w:bdr w:val="none" w:sz="0" w:space="0" w:color="auto" w:frame="1"/>
+                <w14:ligatures w14:val="none"/>
+              </w:rPr>
+              <w:t>符合</w:t>
+            </w:r>
+          </w:p>
+        </w:tc>
+        <w:tc>
+          <w:tcPr>
+            <w:tcW w:w="0" w:type="auto"/>
+            <w:tcBorders>
+              <w:top w:val="single" w:sz="6" w:space="0" w:color="auto"/>
+              <w:left w:val="single" w:sz="6" w:space="0" w:color="auto"/>
+              <w:bottom w:val="single" w:sz="6" w:space="0" w:color="auto"/>
+              <w:right w:val="single" w:sz="6" w:space="0" w:color="auto"/>
+            </w:tcBorders>
+            <w:tcMar>
+              <w:top w:w="120" w:type="dxa"/>
+              <w:left w:w="180" w:type="dxa"/>
+              <w:bottom w:w="120" w:type="dxa"/>
+              <w:right w:w="180" w:type="dxa"/>
+            </w:tcMar>
+            <w:vAlign w:val="center"/>
+            <w:hideMark/>
+          </w:tcPr>
+          <w:p>
+            <w:pPr>
+              <w:widowControl/>
+              <w:spacing w:after="0" w:line="240" w:lineRule="auto"/>
+              <w:rPr>
+                <w:rFonts w:ascii="Arial" w:eastAsia="新細明體" w:hAnsi="Arial" w:cs="Arial"/>
+                <w:color w:val="1F1F1F"/>
+                <w:kern w:val="0"/>
+                <w:sz w:val="20"/>
+                <w:szCs w:val="20"/>
+                <w14:ligatures w14:val="none"/>
+              </w:rPr>
+            </w:pPr>
+            <w:r>
+              <w:rPr>
+                <w:rFonts w:ascii="Arial" w:eastAsia="新細明體" w:hAnsi="Arial" w:cs="Arial"/>
+                <w:color w:val="1F1F1F"/>
+                <w:kern w:val="0"/>
+                <w:sz w:val="20"/>
+                <w:szCs w:val="20"/>
+                <w:bdr w:val="none" w:sz="0" w:space="0" w:color="auto" w:frame="1"/>
+                <w14:ligatures w14:val="none"/>
+              </w:rPr>
+              <w:t xml:space="preserve">□ </w:t>
+            </w:r>
+            <w:r>
+              <w:rPr>
+                <w:rFonts w:ascii="Arial" w:eastAsia="新細明體" w:hAnsi="Arial" w:cs="Arial"/>
+                <w:color w:val="1F1F1F"/>
+                <w:kern w:val="0"/>
+                <w:sz w:val="20"/>
+                <w:szCs w:val="20"/>
+                <w:bdr w:val="none" w:sz="0" w:space="0" w:color="auto" w:frame="1"/>
+                <w14:ligatures w14:val="none"/>
+              </w:rPr>
+              <w:t>合格</w:t>
+            </w:r>
+            <w:r>
+              <w:rPr>
+                <w:rFonts w:ascii="Arial" w:eastAsia="新細明體" w:hAnsi="Arial" w:cs="Arial"/>
+                <w:color w:val="1F1F1F"/>
+                <w:kern w:val="0"/>
+                <w:sz w:val="20"/>
+                <w:szCs w:val="20"/>
+                <w:bdr w:val="none" w:sz="0" w:space="0" w:color="auto" w:frame="1"/>
+                <w14:ligatures w14:val="none"/>
+              </w:rPr>
+              <w:t xml:space="preserve"> / □ </w:t>
+            </w:r>
+            <w:r>
+              <w:rPr>
+                <w:rFonts w:ascii="Arial" w:eastAsia="新細明體" w:hAnsi="Arial" w:cs="Arial"/>
+                <w:color w:val="1F1F1F"/>
+                <w:kern w:val="0"/>
+                <w:sz w:val="20"/>
+                <w:szCs w:val="20"/>
+                <w:bdr w:val="none" w:sz="0" w:space="0" w:color="auto" w:frame="1"/>
+                <w14:ligatures w14:val="none"/>
+              </w:rPr>
+              <w:t>不合格</w:t>
+            </w:r>
+          </w:p>
+        </w:tc>
+      </w:tr>
+      <w:tr>
+        <w:trPr>
+          <w:tblCellSpacing w:w="15" w:type="dxa"/>
+        </w:trPr>
+        <w:tc>
+          <w:tcPr>
+            <w:tcW w:w="0" w:type="auto"/>
+            <w:tcBorders>
+              <w:top w:val="single" w:sz="6" w:space="0" w:color="auto"/>
+              <w:left w:val="single" w:sz="6" w:space="0" w:color="auto"/>
+              <w:bottom w:val="single" w:sz="6" w:space="0" w:color="auto"/>
+              <w:right w:val="single" w:sz="6" w:space="0" w:color="auto"/>
+            </w:tcBorders>
+            <w:tcMar>
+              <w:top w:w="120" w:type="dxa"/>
+              <w:left w:w="180" w:type="dxa"/>
+              <w:bottom w:w="120" w:type="dxa"/>
+              <w:right w:w="180" w:type="dxa"/>
+            </w:tcMar>
+            <w:vAlign w:val="center"/>
+            <w:hideMark/>
+          </w:tcPr>
+          <w:p>
+            <w:pPr>
+              <w:widowControl/>
+              <w:spacing w:after="0" w:line="240" w:lineRule="auto"/>
+              <w:rPr>
+                <w:rFonts w:ascii="Arial" w:eastAsia="新細明體" w:hAnsi="Arial" w:cs="Arial"/>
+                <w:color w:val="1F1F1F"/>
+                <w:kern w:val="0"/>
+                <w:sz w:val="20"/>
+                <w:szCs w:val="20"/>
+                <w14:ligatures w14:val="none"/>
+              </w:rPr>
+            </w:pPr>
+            <w:r>
+              <w:rPr>
+                <w:rFonts w:ascii="Arial" w:eastAsia="新細明體" w:hAnsi="Arial" w:cs="Arial"/>
+                <w:b/>
+                <w:bCs/>
+                <w:color w:val="1F1F1F"/>
+                <w:kern w:val="0"/>
+                <w:sz w:val="20"/>
+                <w:szCs w:val="20"/>
+                <w:bdr w:val="none" w:sz="0" w:space="0" w:color="auto" w:frame="1"/>
+                <w14:ligatures w14:val="none"/>
+              </w:rPr>
+              <w:t xml:space="preserve">2. </w:t>
+            </w:r>
+            <w:r>
+              <w:rPr>
+                <w:rFonts w:ascii="Arial" w:eastAsia="新細明體" w:hAnsi="Arial" w:cs="Arial"/>
+                <w:b/>
+                <w:bCs/>
+                <w:color w:val="1F1F1F"/>
+                <w:kern w:val="0"/>
+                <w:sz w:val="20"/>
+                <w:szCs w:val="20"/>
+                <w:bdr w:val="none" w:sz="0" w:space="0" w:color="auto" w:frame="1"/>
+                <w14:ligatures w14:val="none"/>
+              </w:rPr>
+              <w:t>門框深度</w:t>
+            </w:r>
+          </w:p>
+        </w:tc>
+        <w:tc>
+          <w:tcPr>
+            <w:tcW w:w="0" w:type="auto"/>
+            <w:tcBorders>
+              <w:top w:val="single" w:sz="6" w:space="0" w:color="auto"/>
+              <w:left w:val="single" w:sz="6" w:space="0" w:color="auto"/>
+              <w:bottom w:val="single" w:sz="6" w:space="0" w:color="auto"/>
+              <w:right w:val="single" w:sz="6" w:space="0" w:color="auto"/>
+            </w:tcBorders>
+            <w:tcMar>
+              <w:top w:w="120" w:type="dxa"/>
+              <w:left w:w="180" w:type="dxa"/>
+              <w:bottom w:w="120" w:type="dxa"/>
+              <w:right w:w="180" w:type="dxa"/>
+            </w:tcMar>
+            <w:vAlign w:val="center"/>
+            <w:hideMark/>
+          </w:tcPr>
+          <w:p>
+            <w:pPr>
+              <w:widowControl/>
+              <w:spacing w:after="0" w:line="240" w:lineRule="auto"/>
+              <w:rPr>
+                <w:rFonts w:ascii="Arial" w:eastAsia="新細明體" w:hAnsi="Arial" w:cs="Arial"/>
+                <w:color w:val="1F1F1F"/>
+                <w:kern w:val="0"/>
+                <w:sz w:val="20"/>
+                <w:szCs w:val="20"/>
+                <w14:ligatures w14:val="none"/>
+              </w:rPr>
+            </w:pPr>
+            <w:r>
+              <w:rPr>
+                <w:rFonts w:ascii="Arial" w:eastAsia="新細明體" w:hAnsi="Arial" w:cs="Arial"/>
+                <w:color w:val="1F1F1F"/>
+                <w:kern w:val="0"/>
+                <w:sz w:val="20"/>
+                <w:szCs w:val="20"/>
+                <w:bdr w:val="none" w:sz="0" w:space="0" w:color="auto" w:frame="1"/>
+                <w14:ligatures w14:val="none"/>
+              </w:rPr>
+              <w:t>門框整體深度不得小於</w:t>
+            </w:r>
+            <w:r>
+              <w:rPr>
+                <w:rFonts w:ascii="Arial" w:eastAsia="新細明體" w:hAnsi="Arial" w:cs="Arial"/>
+                <w:color w:val="1F1F1F"/>
+                <w:kern w:val="0"/>
+                <w:sz w:val="20"/>
+                <w:szCs w:val="20"/>
+                <w:bdr w:val="none" w:sz="0" w:space="0" w:color="auto" w:frame="1"/>
+                <w14:ligatures w14:val="none"/>
+              </w:rPr>
+              <w:t xml:space="preserve"> </w:t>
+            </w:r>
+            <w:r>
+              <w:rPr>
+                <w:rFonts w:ascii="Arial" w:eastAsia="新細明體" w:hAnsi="Arial" w:cs="Arial"/>
+                <w:b/>
+                <w:bCs/>
+                <w:color w:val="1F1F1F"/>
+                <w:kern w:val="0"/>
+                <w:sz w:val="20"/>
+                <w:szCs w:val="20"/>
+                <w:bdr w:val="none" w:sz="0" w:space="0" w:color="auto" w:frame="1"/>
+                <w14:ligatures w14:val="none"/>
+              </w:rPr>
+              <w:t>10</w:t>
+            </w:r>
+            <w:r>
+              <w:rPr>
+                <w:rFonts w:ascii="Arial" w:eastAsia="新細明體" w:hAnsi="Arial" w:cs="Arial"/>
+                <w:b/>
+                <w:bCs/>
+                <w:color w:val="1F1F1F"/>
+                <w:kern w:val="0"/>
+                <w:sz w:val="20"/>
+                <w:szCs w:val="20"/>
+                <w:bdr w:val="none" w:sz="0" w:space="0" w:color="auto" w:frame="1"/>
+                <w14:ligatures w14:val="none"/>
+              </w:rPr>
+              <w:t>5</w:t>
+            </w:r>
+            <w:r>
+              <w:rPr>
+                <w:rFonts w:ascii="Arial" w:eastAsia="新細明體" w:hAnsi="Arial" w:cs="Arial" w:hint="eastAsia"/>
+                <w:b/>
+                <w:bCs/>
+                <w:color w:val="1F1F1F"/>
+                <w:kern w:val="0"/>
+                <w:sz w:val="20"/>
+                <w:szCs w:val="20"/>
+                <w:bdr w:val="none" w:sz="0" w:space="0" w:color="auto" w:frame="1"/>
+                <w14:ligatures w14:val="none"/>
+              </w:rPr>
+              <w:t xml:space="preserve"> </w:t>
+            </w:r>
+            <w:r>
+              <w:rPr>
+                <w:rFonts w:ascii="Arial" w:eastAsia="新細明體" w:hAnsi="Arial" w:cs="Arial"/>
+                <w:b/>
+                <w:bCs/>
+                <w:color w:val="1F1F1F"/>
+                <w:kern w:val="0"/>
+                <w:sz w:val="20"/>
+                <w:szCs w:val="20"/>
+                <w:bdr w:val="none" w:sz="0" w:space="0" w:color="auto" w:frame="1"/>
+                <w14:ligatures w14:val="none"/>
+              </w:rPr>
+              <w:t>mm</w:t>
+            </w:r>
+            <w:r>
+              <w:rPr>
+                <w:rFonts w:ascii="Arial" w:eastAsia="新細明體" w:hAnsi="Arial" w:cs="Arial"/>
+                <w:color w:val="1F1F1F"/>
+                <w:kern w:val="0"/>
+                <w:sz w:val="20"/>
+                <w:szCs w:val="20"/>
+                <w:bdr w:val="none" w:sz="0" w:space="0" w:color="auto" w:frame="1"/>
+                <w14:ligatures w14:val="none"/>
+              </w:rPr>
+              <w:t>。</w:t>
+            </w:r>
+          </w:p>
+        </w:tc>
+        <w:tc>
+          <w:tcPr>
+            <w:tcW w:w="0" w:type="auto"/>
+            <w:tcBorders>
+              <w:top w:val="single" w:sz="6" w:space="0" w:color="auto"/>
+              <w:left w:val="single" w:sz="6" w:space="0" w:color="auto"/>
+              <w:bottom w:val="single" w:sz="6" w:space="0" w:color="auto"/>
+              <w:right w:val="single" w:sz="6" w:space="0" w:color="auto"/>
+            </w:tcBorders>
+            <w:tcMar>
+              <w:top w:w="120" w:type="dxa"/>
+              <w:left w:w="180" w:type="dxa"/>
+              <w:bottom w:w="120" w:type="dxa"/>
+              <w:right w:w="180" w:type="dxa"/>
+            </w:tcMar>
+            <w:vAlign w:val="center"/>
+            <w:hideMark/>
+          </w:tcPr>
+          <w:p>
+            <w:pPr>
+              <w:widowControl/>
+              <w:spacing w:after="0" w:line="240" w:lineRule="auto"/>
+              <w:rPr>
+                <w:rFonts w:ascii="Arial" w:eastAsia="新細明體" w:hAnsi="Arial" w:cs="Arial"/>
+                <w:color w:val="1F1F1F"/>
+                <w:kern w:val="0"/>
+                <w:sz w:val="20"/>
+                <w:szCs w:val="20"/>
+                <w14:ligatures w14:val="none"/>
+              </w:rPr>
+            </w:pPr>
+            <w:r>
+              <w:rPr>
+                <w:rFonts w:ascii="Arial" w:eastAsia="新細明體" w:hAnsi="Arial" w:cs="Arial"/>
+                <w:color w:val="1F1F1F"/>
+                <w:kern w:val="0"/>
+                <w:sz w:val="20"/>
+                <w:szCs w:val="20"/>
+                <w:bdr w:val="none" w:sz="0" w:space="0" w:color="auto" w:frame="1"/>
+                <w14:ligatures w14:val="none"/>
+              </w:rPr>
+              <w:t xml:space="preserve">□ </w:t>
+            </w:r>
+            <w:r>
+              <w:rPr>
+                <w:rFonts w:ascii="Arial" w:eastAsia="新細明體" w:hAnsi="Arial" w:cs="Arial"/>
+                <w:color w:val="1F1F1F"/>
+                <w:kern w:val="0"/>
+                <w:sz w:val="20"/>
+                <w:szCs w:val="20"/>
+                <w:bdr w:val="none" w:sz="0" w:space="0" w:color="auto" w:frame="1"/>
+                <w14:ligatures w14:val="none"/>
+              </w:rPr>
+              <w:t>符合</w:t>
+            </w:r>
+          </w:p>
+        </w:tc>
+        <w:tc>
+          <w:tcPr>
+            <w:tcW w:w="0" w:type="auto"/>
+            <w:tcBorders>
+              <w:top w:val="single" w:sz="6" w:space="0" w:color="auto"/>
+              <w:left w:val="single" w:sz="6" w:space="0" w:color="auto"/>
+              <w:bottom w:val="single" w:sz="6" w:space="0" w:color="auto"/>
+              <w:right w:val="single" w:sz="6" w:space="0" w:color="auto"/>
+            </w:tcBorders>
+            <w:tcMar>
+              <w:top w:w="120" w:type="dxa"/>
+              <w:left w:w="180" w:type="dxa"/>
+              <w:bottom w:w="120" w:type="dxa"/>
+              <w:right w:w="180" w:type="dxa"/>
+            </w:tcMar>
+            <w:vAlign w:val="center"/>
+            <w:hideMark/>
+          </w:tcPr>
+          <w:p>
+            <w:pPr>
+              <w:widowControl/>
+              <w:spacing w:after="0" w:line="240" w:lineRule="auto"/>
+              <w:rPr>
+                <w:rFonts w:ascii="Arial" w:eastAsia="新細明體" w:hAnsi="Arial" w:cs="Arial"/>
+                <w:color w:val="1F1F1F"/>
+                <w:kern w:val="0"/>
+                <w:sz w:val="20"/>
+                <w:szCs w:val="20"/>
+                <w14:ligatures w14:val="none"/>
+              </w:rPr>
+            </w:pPr>
+            <w:r>
+              <w:rPr>
+                <w:rFonts w:ascii="Arial" w:eastAsia="新細明體" w:hAnsi="Arial" w:cs="Arial"/>
+                <w:color w:val="1F1F1F"/>
+                <w:kern w:val="0"/>
+                <w:sz w:val="20"/>
+                <w:szCs w:val="20"/>
+                <w:bdr w:val="none" w:sz="0" w:space="0" w:color="auto" w:frame="1"/>
+                <w14:ligatures w14:val="none"/>
+              </w:rPr>
+              <w:t xml:space="preserve">□ </w:t>
+            </w:r>
+            <w:r>
+              <w:rPr>
+                <w:rFonts w:ascii="Arial" w:eastAsia="新細明體" w:hAnsi="Arial" w:cs="Arial"/>
+                <w:color w:val="1F1F1F"/>
+                <w:kern w:val="0"/>
+                <w:sz w:val="20"/>
+                <w:szCs w:val="20"/>
+                <w:bdr w:val="none" w:sz="0" w:space="0" w:color="auto" w:frame="1"/>
+                <w14:ligatures w14:val="none"/>
+              </w:rPr>
+              <w:t>合格</w:t>
+            </w:r>
+            <w:r>
+              <w:rPr>
+                <w:rFonts w:ascii="Arial" w:eastAsia="新細明體" w:hAnsi="Arial" w:cs="Arial"/>
+                <w:color w:val="1F1F1F"/>
+                <w:kern w:val="0"/>
+                <w:sz w:val="20"/>
+                <w:szCs w:val="20"/>
+                <w:bdr w:val="none" w:sz="0" w:space="0" w:color="auto" w:frame="1"/>
+                <w14:ligatures w14:val="none"/>
+              </w:rPr>
+              <w:t xml:space="preserve"> / □ </w:t>
+            </w:r>
+            <w:r>
+              <w:rPr>
+                <w:rFonts w:ascii="Arial" w:eastAsia="新細明體" w:hAnsi="Arial" w:cs="Arial"/>
+                <w:color w:val="1F1F1F"/>
+                <w:kern w:val="0"/>
+                <w:sz w:val="20"/>
+                <w:szCs w:val="20"/>
+                <w:bdr w:val="none" w:sz="0" w:space="0" w:color="auto" w:frame="1"/>
+                <w14:ligatures w14:val="none"/>
+              </w:rPr>
+              <w:t>不合格</w:t>
+            </w:r>
+          </w:p>
+        </w:tc>
+      </w:tr>
+      <w:tr>
+        <w:trPr>
+          <w:tblCellSpacing w:w="15" w:type="dxa"/>
+        </w:trPr>
+        <w:tc>
+          <w:tcPr>
+            <w:tcW w:w="0" w:type="auto"/>
+            <w:tcBorders>
+              <w:top w:val="single" w:sz="6" w:space="0" w:color="auto"/>
+              <w:left w:val="single" w:sz="6" w:space="0" w:color="auto"/>
+              <w:bottom w:val="single" w:sz="6" w:space="0" w:color="auto"/>
+              <w:right w:val="single" w:sz="6" w:space="0" w:color="auto"/>
+            </w:tcBorders>
+            <w:tcMar>
+              <w:top w:w="120" w:type="dxa"/>
+              <w:left w:w="180" w:type="dxa"/>
+              <w:bottom w:w="120" w:type="dxa"/>
+              <w:right w:w="180" w:type="dxa"/>
+            </w:tcMar>
+            <w:vAlign w:val="center"/>
+            <w:hideMark/>
+          </w:tcPr>
+          <w:p>
+            <w:pPr>
+              <w:widowControl/>
+              <w:spacing w:after="0" w:line="240" w:lineRule="auto"/>
+              <w:rPr>
+                <w:rFonts w:ascii="Arial" w:eastAsia="新細明體" w:hAnsi="Arial" w:cs="Arial"/>
+                <w:color w:val="1F1F1F"/>
+                <w:kern w:val="0"/>
+                <w:sz w:val="20"/>
+                <w:szCs w:val="20"/>
+                <w14:ligatures w14:val="none"/>
+              </w:rPr>
+            </w:pPr>
+            <w:r>
+              <w:rPr>
+                <w:rFonts w:ascii="Arial" w:eastAsia="新細明體" w:hAnsi="Arial" w:cs="Arial"/>
+                <w:b/>
+                <w:bCs/>
+                <w:color w:val="1F1F1F"/>
+                <w:kern w:val="0"/>
+                <w:sz w:val="20"/>
+                <w:szCs w:val="20"/>
+                <w:bdr w:val="none" w:sz="0" w:space="0" w:color="auto" w:frame="1"/>
+                <w14:ligatures w14:val="none"/>
+              </w:rPr>
+              <w:t xml:space="preserve">3. </w:t>
+            </w:r>
+            <w:r>
+              <w:rPr>
+                <w:rFonts w:ascii="Arial" w:eastAsia="新細明體" w:hAnsi="Arial" w:cs="Arial"/>
+                <w:b/>
+                <w:bCs/>
+                <w:color w:val="1F1F1F"/>
+                <w:kern w:val="0"/>
+                <w:sz w:val="20"/>
+                <w:szCs w:val="20"/>
+                <w:bdr w:val="none" w:sz="0" w:space="0" w:color="auto" w:frame="1"/>
+                <w14:ligatures w14:val="none"/>
+              </w:rPr>
+              <w:t>門框止口定位</w:t>
+            </w:r>
+          </w:p>
+        </w:tc>
+        <w:tc>
+          <w:tcPr>
+            <w:tcW w:w="0" w:type="auto"/>
+            <w:tcBorders>
+              <w:top w:val="single" w:sz="6" w:space="0" w:color="auto"/>
+              <w:left w:val="single" w:sz="6" w:space="0" w:color="auto"/>
+              <w:bottom w:val="single" w:sz="6" w:space="0" w:color="auto"/>
+              <w:right w:val="single" w:sz="6" w:space="0" w:color="auto"/>
+            </w:tcBorders>
+            <w:tcMar>
+              <w:top w:w="120" w:type="dxa"/>
+              <w:left w:w="180" w:type="dxa"/>
+              <w:bottom w:w="120" w:type="dxa"/>
+              <w:right w:w="180" w:type="dxa"/>
+            </w:tcMar>
+            <w:vAlign w:val="center"/>
+            <w:hideMark/>
+          </w:tcPr>
+          <w:p>
+            <w:pPr>
+              <w:widowControl/>
+              <w:spacing w:after="0" w:line="240" w:lineRule="auto"/>
+              <w:rPr>
+                <w:rFonts w:ascii="Arial" w:eastAsia="新細明體" w:hAnsi="Arial" w:cs="Arial"/>
+                <w:color w:val="1F1F1F"/>
+                <w:kern w:val="0"/>
+                <w:sz w:val="20"/>
+                <w:szCs w:val="20"/>
+                <w14:ligatures w14:val="none"/>
+              </w:rPr>
+            </w:pPr>
+            <w:r>
+              <w:rPr>
+                <w:rFonts w:ascii="Arial" w:eastAsia="新細明體" w:hAnsi="Arial" w:cs="Arial"/>
+                <w:color w:val="1F1F1F"/>
+                <w:kern w:val="0"/>
+                <w:sz w:val="20"/>
+                <w:szCs w:val="20"/>
+                <w:bdr w:val="none" w:sz="0" w:space="0" w:color="auto" w:frame="1"/>
+                <w14:ligatures w14:val="none"/>
+              </w:rPr>
+              <w:t>止口須設於</w:t>
+            </w:r>
+            <w:r>
+              <w:rPr>
+                <w:rFonts w:ascii="Arial" w:eastAsia="新細明體" w:hAnsi="Arial" w:cs="Arial"/>
+                <w:b/>
+                <w:bCs/>
+                <w:color w:val="1F1F1F"/>
+                <w:kern w:val="0"/>
+                <w:sz w:val="20"/>
+                <w:szCs w:val="20"/>
+                <w:bdr w:val="none" w:sz="0" w:space="0" w:color="auto" w:frame="1"/>
+                <w14:ligatures w14:val="none"/>
+              </w:rPr>
+              <w:t>靠外側位置</w:t>
+            </w:r>
+            <w:r>
+              <w:rPr>
+                <w:rFonts w:ascii="Arial" w:eastAsia="新細明體" w:hAnsi="Arial" w:cs="Arial"/>
+                <w:color w:val="1F1F1F"/>
+                <w:kern w:val="0"/>
+                <w:sz w:val="20"/>
+                <w:szCs w:val="20"/>
+                <w:bdr w:val="none" w:sz="0" w:space="0" w:color="auto" w:frame="1"/>
+                <w14:ligatures w14:val="none"/>
+              </w:rPr>
+              <w:t>，須相容</w:t>
+            </w:r>
+            <w:r>
+              <w:rPr>
+                <w:rFonts w:ascii="Arial" w:eastAsia="新細明體" w:hAnsi="Arial" w:cs="Arial"/>
+                <w:color w:val="1F1F1F"/>
+                <w:kern w:val="0"/>
+                <w:sz w:val="20"/>
+                <w:szCs w:val="20"/>
+                <w:bdr w:val="none" w:sz="0" w:space="0" w:color="auto" w:frame="1"/>
+                <w14:ligatures w14:val="none"/>
+              </w:rPr>
+              <w:t xml:space="preserve"> </w:t>
+            </w:r>
+            <w:r>
+              <w:rPr>
+                <w:rFonts w:ascii="Arial" w:eastAsia="新細明體" w:hAnsi="Arial" w:cs="Arial"/>
+                <w:color w:val="1F1F1F"/>
+                <w:kern w:val="0"/>
+                <w:sz w:val="20"/>
+                <w:szCs w:val="20"/>
+                <w:bdr w:val="none" w:sz="0" w:space="0" w:color="auto" w:frame="1"/>
+                <w14:ligatures w14:val="none"/>
+              </w:rPr>
+              <w:t>40</w:t>
+            </w:r>
+            <w:r>
+              <w:rPr>
+                <w:rFonts w:ascii="Arial" w:eastAsia="新細明體" w:hAnsi="Arial" w:cs="Arial"/>
+                <w:color w:val="1F1F1F"/>
+                <w:kern w:val="0"/>
+                <w:sz w:val="20"/>
+                <w:szCs w:val="20"/>
+                <w:bdr w:val="none" w:sz="0" w:space="0" w:color="auto" w:frame="1"/>
+                <w14:ligatures w14:val="none"/>
+              </w:rPr>
+              <w:t xml:space="preserve">mm </w:t>
+            </w:r>
+            <w:r>
+              <w:rPr>
+                <w:rFonts w:ascii="Arial" w:eastAsia="新細明體" w:hAnsi="Arial" w:cs="Arial"/>
+                <w:color w:val="1F1F1F"/>
+                <w:kern w:val="0"/>
+                <w:sz w:val="20"/>
+                <w:szCs w:val="20"/>
+                <w:bdr w:val="none" w:sz="0" w:space="0" w:color="auto" w:frame="1"/>
+                <w14:ligatures w14:val="none"/>
+              </w:rPr>
+              <w:t>至</w:t>
+            </w:r>
+            <w:r>
+              <w:rPr>
+                <w:rFonts w:ascii="Arial" w:eastAsia="新細明體" w:hAnsi="Arial" w:cs="Arial"/>
+                <w:color w:val="1F1F1F"/>
+                <w:kern w:val="0"/>
+                <w:sz w:val="20"/>
+                <w:szCs w:val="20"/>
+                <w:bdr w:val="none" w:sz="0" w:space="0" w:color="auto" w:frame="1"/>
+                <w14:ligatures w14:val="none"/>
+              </w:rPr>
+              <w:t xml:space="preserve"> </w:t>
+            </w:r>
+            <w:r>
+              <w:rPr>
+                <w:rFonts w:ascii="Arial" w:eastAsia="新細明體" w:hAnsi="Arial" w:cs="Arial"/>
+                <w:color w:val="1F1F1F"/>
+                <w:kern w:val="0"/>
+                <w:sz w:val="20"/>
+                <w:szCs w:val="20"/>
+                <w:bdr w:val="none" w:sz="0" w:space="0" w:color="auto" w:frame="1"/>
+                <w14:ligatures w14:val="none"/>
+              </w:rPr>
+              <w:t>70</w:t>
+            </w:r>
+            <w:r>
+              <w:rPr>
+                <w:rFonts w:ascii="Arial" w:eastAsia="新細明體" w:hAnsi="Arial" w:cs="Arial"/>
+                <w:color w:val="1F1F1F"/>
+                <w:kern w:val="0"/>
+                <w:sz w:val="20"/>
+                <w:szCs w:val="20"/>
+                <w:bdr w:val="none" w:sz="0" w:space="0" w:color="auto" w:frame="1"/>
+                <w14:ligatures w14:val="none"/>
+              </w:rPr>
+              <w:t xml:space="preserve">mm </w:t>
+            </w:r>
+            <w:r>
+              <w:rPr>
+                <w:rFonts w:ascii="Arial" w:eastAsia="新細明體" w:hAnsi="Arial" w:cs="Arial"/>
+                <w:color w:val="1F1F1F"/>
+                <w:kern w:val="0"/>
+                <w:sz w:val="20"/>
+                <w:szCs w:val="20"/>
+                <w:bdr w:val="none" w:sz="0" w:space="0" w:color="auto" w:frame="1"/>
+                <w14:ligatures w14:val="none"/>
+              </w:rPr>
+              <w:t>門片。</w:t>
+            </w:r>
+          </w:p>
+        </w:tc>
+        <w:tc>
+          <w:tcPr>
+            <w:tcW w:w="0" w:type="auto"/>
+            <w:tcBorders>
+              <w:top w:val="single" w:sz="6" w:space="0" w:color="auto"/>
+              <w:left w:val="single" w:sz="6" w:space="0" w:color="auto"/>
+              <w:bottom w:val="single" w:sz="6" w:space="0" w:color="auto"/>
+              <w:right w:val="single" w:sz="6" w:space="0" w:color="auto"/>
+            </w:tcBorders>
+            <w:tcMar>
+              <w:top w:w="120" w:type="dxa"/>
+              <w:left w:w="180" w:type="dxa"/>
+              <w:bottom w:w="120" w:type="dxa"/>
+              <w:right w:w="180" w:type="dxa"/>
+            </w:tcMar>
+            <w:vAlign w:val="center"/>
+            <w:hideMark/>
+          </w:tcPr>
+          <w:p>
+            <w:pPr>
+              <w:widowControl/>
+              <w:spacing w:after="0" w:line="240" w:lineRule="auto"/>
+              <w:rPr>
+                <w:rFonts w:ascii="Arial" w:eastAsia="新細明體" w:hAnsi="Arial" w:cs="Arial"/>
+                <w:color w:val="1F1F1F"/>
+                <w:kern w:val="0"/>
+                <w:sz w:val="20"/>
+                <w:szCs w:val="20"/>
+                <w14:ligatures w14:val="none"/>
+              </w:rPr>
+            </w:pPr>
+            <w:r>
+              <w:rPr>
+                <w:rFonts w:ascii="Arial" w:eastAsia="新細明體" w:hAnsi="Arial" w:cs="Arial"/>
+                <w:color w:val="1F1F1F"/>
+                <w:kern w:val="0"/>
+                <w:sz w:val="20"/>
+                <w:szCs w:val="20"/>
+                <w:bdr w:val="none" w:sz="0" w:space="0" w:color="auto" w:frame="1"/>
+                <w14:ligatures w14:val="none"/>
+              </w:rPr>
+              <w:t xml:space="preserve">□ </w:t>
+            </w:r>
+            <w:r>
+              <w:rPr>
+                <w:rFonts w:ascii="Arial" w:eastAsia="新細明體" w:hAnsi="Arial" w:cs="Arial"/>
+                <w:color w:val="1F1F1F"/>
+                <w:kern w:val="0"/>
+                <w:sz w:val="20"/>
+                <w:szCs w:val="20"/>
+                <w:bdr w:val="none" w:sz="0" w:space="0" w:color="auto" w:frame="1"/>
+                <w14:ligatures w14:val="none"/>
+              </w:rPr>
+              <w:t>符合</w:t>
+            </w:r>
+          </w:p>
+        </w:tc>
+        <w:tc>
+          <w:tcPr>
+            <w:tcW w:w="0" w:type="auto"/>
+            <w:tcBorders>
+              <w:top w:val="single" w:sz="6" w:space="0" w:color="auto"/>
+              <w:left w:val="single" w:sz="6" w:space="0" w:color="auto"/>
+              <w:bottom w:val="single" w:sz="6" w:space="0" w:color="auto"/>
+              <w:right w:val="single" w:sz="6" w:space="0" w:color="auto"/>
+            </w:tcBorders>
+            <w:tcMar>
+              <w:top w:w="120" w:type="dxa"/>
+              <w:left w:w="180" w:type="dxa"/>
+              <w:bottom w:w="120" w:type="dxa"/>
+              <w:right w:w="180" w:type="dxa"/>
+            </w:tcMar>
+            <w:vAlign w:val="center"/>
+            <w:hideMark/>
+          </w:tcPr>
+          <w:p>
+            <w:pPr>
+              <w:widowControl/>
+              <w:spacing w:after="0" w:line="240" w:lineRule="auto"/>
+              <w:rPr>
+                <w:rFonts w:ascii="Arial" w:eastAsia="新細明體" w:hAnsi="Arial" w:cs="Arial"/>
+                <w:color w:val="1F1F1F"/>
+                <w:kern w:val="0"/>
+                <w:sz w:val="20"/>
+                <w:szCs w:val="20"/>
+                <w14:ligatures w14:val="none"/>
+              </w:rPr>
+            </w:pPr>
+            <w:r>
+              <w:rPr>
+                <w:rFonts w:ascii="Arial" w:eastAsia="新細明體" w:hAnsi="Arial" w:cs="Arial"/>
+                <w:color w:val="1F1F1F"/>
+                <w:kern w:val="0"/>
+                <w:sz w:val="20"/>
+                <w:szCs w:val="20"/>
+                <w:bdr w:val="none" w:sz="0" w:space="0" w:color="auto" w:frame="1"/>
+                <w14:ligatures w14:val="none"/>
+              </w:rPr>
+              <w:t xml:space="preserve">□ </w:t>
+            </w:r>
+            <w:r>
+              <w:rPr>
+                <w:rFonts w:ascii="Arial" w:eastAsia="新細明體" w:hAnsi="Arial" w:cs="Arial"/>
+                <w:color w:val="1F1F1F"/>
+                <w:kern w:val="0"/>
+                <w:sz w:val="20"/>
+                <w:szCs w:val="20"/>
+                <w:bdr w:val="none" w:sz="0" w:space="0" w:color="auto" w:frame="1"/>
+                <w14:ligatures w14:val="none"/>
+              </w:rPr>
+              <w:t>合格</w:t>
+            </w:r>
+            <w:r>
+              <w:rPr>
+                <w:rFonts w:ascii="Arial" w:eastAsia="新細明體" w:hAnsi="Arial" w:cs="Arial"/>
+                <w:color w:val="1F1F1F"/>
+                <w:kern w:val="0"/>
+                <w:sz w:val="20"/>
+                <w:szCs w:val="20"/>
+                <w:bdr w:val="none" w:sz="0" w:space="0" w:color="auto" w:frame="1"/>
+                <w14:ligatures w14:val="none"/>
+              </w:rPr>
+              <w:t xml:space="preserve"> / □ </w:t>
+            </w:r>
+            <w:r>
+              <w:rPr>
+                <w:rFonts w:ascii="Arial" w:eastAsia="新細明體" w:hAnsi="Arial" w:cs="Arial"/>
+                <w:color w:val="1F1F1F"/>
+                <w:kern w:val="0"/>
+                <w:sz w:val="20"/>
+                <w:szCs w:val="20"/>
+                <w:bdr w:val="none" w:sz="0" w:space="0" w:color="auto" w:frame="1"/>
+                <w14:ligatures w14:val="none"/>
+              </w:rPr>
+              <w:t>不合格</w:t>
+            </w:r>
+          </w:p>
+        </w:tc>
+      </w:tr>
+      <w:tr>
+        <w:trPr>
+          <w:tblCellSpacing w:w="15" w:type="dxa"/>
+        </w:trPr>
+        <w:tc>
+          <w:tcPr>
+            <w:tcW w:w="0" w:type="auto"/>
+            <w:tcBorders>
+              <w:top w:val="single" w:sz="6" w:space="0" w:color="auto"/>
+              <w:left w:val="single" w:sz="6" w:space="0" w:color="auto"/>
+              <w:bottom w:val="single" w:sz="6" w:space="0" w:color="auto"/>
+              <w:right w:val="single" w:sz="6" w:space="0" w:color="auto"/>
+            </w:tcBorders>
+            <w:tcMar>
+              <w:top w:w="120" w:type="dxa"/>
+              <w:left w:w="180" w:type="dxa"/>
+              <w:bottom w:w="120" w:type="dxa"/>
+              <w:right w:w="180" w:type="dxa"/>
+            </w:tcMar>
+            <w:vAlign w:val="center"/>
+            <w:hideMark/>
+          </w:tcPr>
+          <w:p>
+            <w:pPr>
+              <w:widowControl/>
+              <w:spacing w:after="0" w:line="240" w:lineRule="auto"/>
+              <w:rPr>
+                <w:rFonts w:ascii="Arial" w:eastAsia="新細明體" w:hAnsi="Arial" w:cs="Arial"/>
+                <w:color w:val="1F1F1F"/>
+                <w:kern w:val="0"/>
+                <w:sz w:val="20"/>
+                <w:szCs w:val="20"/>
+                <w14:ligatures w14:val="none"/>
+              </w:rPr>
+            </w:pPr>
+            <w:r>
+              <w:rPr>
+                <w:rFonts w:ascii="Arial" w:eastAsia="新細明體" w:hAnsi="Arial" w:cs="Arial"/>
+                <w:b/>
+                <w:bCs/>
+                <w:color w:val="1F1F1F"/>
+                <w:kern w:val="0"/>
+                <w:sz w:val="20"/>
+                <w:szCs w:val="20"/>
+                <w:bdr w:val="none" w:sz="0" w:space="0" w:color="auto" w:frame="1"/>
+                <w14:ligatures w14:val="none"/>
+              </w:rPr>
+              <w:t xml:space="preserve">4. </w:t>
+            </w:r>
+            <w:r>
+              <w:rPr>
+                <w:rFonts w:ascii="Arial" w:eastAsia="新細明體" w:hAnsi="Arial" w:cs="Arial"/>
+                <w:b/>
+                <w:bCs/>
+                <w:color w:val="1F1F1F"/>
+                <w:kern w:val="0"/>
+                <w:sz w:val="20"/>
+                <w:szCs w:val="20"/>
+                <w:bdr w:val="none" w:sz="0" w:space="0" w:color="auto" w:frame="1"/>
+                <w14:ligatures w14:val="none"/>
+              </w:rPr>
+              <w:t>五金與升級</w:t>
+            </w:r>
+          </w:p>
+        </w:tc>
+        <w:tc>
+          <w:tcPr>
+            <w:tcW w:w="0" w:type="auto"/>
+            <w:tcBorders>
+              <w:top w:val="single" w:sz="6" w:space="0" w:color="auto"/>
+              <w:left w:val="single" w:sz="6" w:space="0" w:color="auto"/>
+              <w:bottom w:val="single" w:sz="6" w:space="0" w:color="auto"/>
+              <w:right w:val="single" w:sz="6" w:space="0" w:color="auto"/>
+            </w:tcBorders>
+            <w:tcMar>
+              <w:top w:w="120" w:type="dxa"/>
+              <w:left w:w="180" w:type="dxa"/>
+              <w:bottom w:w="120" w:type="dxa"/>
+              <w:right w:w="180" w:type="dxa"/>
+            </w:tcMar>
+            <w:vAlign w:val="center"/>
+            <w:hideMark/>
+          </w:tcPr>
+          <w:p>
+            <w:pPr>
+              <w:widowControl/>
+              <w:spacing w:after="0" w:line="240" w:lineRule="auto"/>
+              <w:rPr>
+                <w:rFonts w:ascii="Arial" w:eastAsia="新細明體" w:hAnsi="Arial" w:cs="Arial"/>
+                <w:color w:val="1F1F1F"/>
+                <w:kern w:val="0"/>
+                <w:sz w:val="20"/>
+                <w:szCs w:val="20"/>
+                <w14:ligatures w14:val="none"/>
+              </w:rPr>
+            </w:pPr>
+            <w:r>
+              <w:rPr>
+                <w:rFonts w:ascii="Arial" w:eastAsia="新細明體" w:hAnsi="Arial" w:cs="Arial"/>
+                <w:color w:val="1F1F1F"/>
+                <w:kern w:val="0"/>
+                <w:sz w:val="20"/>
+                <w:szCs w:val="20"/>
+                <w:bdr w:val="none" w:sz="0" w:space="0" w:color="auto" w:frame="1"/>
+                <w14:ligatures w14:val="none"/>
+              </w:rPr>
+              <w:t>採用</w:t>
+            </w:r>
+            <w:r>
+              <w:rPr>
+                <w:rFonts w:ascii="Arial" w:eastAsia="新細明體" w:hAnsi="Arial" w:cs="Arial"/>
+                <w:b/>
+                <w:bCs/>
+                <w:color w:val="1F1F1F"/>
+                <w:kern w:val="0"/>
+                <w:sz w:val="20"/>
+                <w:szCs w:val="20"/>
+                <w:bdr w:val="none" w:sz="0" w:space="0" w:color="auto" w:frame="1"/>
+                <w14:ligatures w14:val="none"/>
+              </w:rPr>
+              <w:t>上下軸心鉸鏈</w:t>
+            </w:r>
+            <w:r>
+              <w:rPr>
+                <w:rFonts w:ascii="Arial" w:eastAsia="新細明體" w:hAnsi="Arial" w:cs="Arial"/>
+                <w:color w:val="1F1F1F"/>
+                <w:kern w:val="0"/>
+                <w:sz w:val="20"/>
+                <w:szCs w:val="20"/>
+                <w:bdr w:val="none" w:sz="0" w:space="0" w:color="auto" w:frame="1"/>
+                <w14:ligatures w14:val="none"/>
+              </w:rPr>
+              <w:t>，更換門扇須確保</w:t>
+            </w:r>
+            <w:r>
+              <w:rPr>
+                <w:rFonts w:ascii="Arial" w:eastAsia="新細明體" w:hAnsi="Arial" w:cs="Arial"/>
+                <w:b/>
+                <w:bCs/>
+                <w:color w:val="1F1F1F"/>
+                <w:kern w:val="0"/>
+                <w:sz w:val="20"/>
+                <w:szCs w:val="20"/>
+                <w:bdr w:val="none" w:sz="0" w:space="0" w:color="auto" w:frame="1"/>
+                <w14:ligatures w14:val="none"/>
+              </w:rPr>
+              <w:t>不留工具痕跡</w:t>
+            </w:r>
+            <w:r>
+              <w:rPr>
+                <w:rFonts w:ascii="Arial" w:eastAsia="新細明體" w:hAnsi="Arial" w:cs="Arial"/>
+                <w:color w:val="1F1F1F"/>
+                <w:kern w:val="0"/>
+                <w:sz w:val="20"/>
+                <w:szCs w:val="20"/>
+                <w:bdr w:val="none" w:sz="0" w:space="0" w:color="auto" w:frame="1"/>
+                <w14:ligatures w14:val="none"/>
+              </w:rPr>
+              <w:t>。</w:t>
+            </w:r>
+          </w:p>
+        </w:tc>
+        <w:tc>
+          <w:tcPr>
+            <w:tcW w:w="0" w:type="auto"/>
+            <w:tcBorders>
+              <w:top w:val="single" w:sz="6" w:space="0" w:color="auto"/>
+              <w:left w:val="single" w:sz="6" w:space="0" w:color="auto"/>
+              <w:bottom w:val="single" w:sz="6" w:space="0" w:color="auto"/>
+              <w:right w:val="single" w:sz="6" w:space="0" w:color="auto"/>
+            </w:tcBorders>
+            <w:tcMar>
+              <w:top w:w="120" w:type="dxa"/>
+              <w:left w:w="180" w:type="dxa"/>
+              <w:bottom w:w="120" w:type="dxa"/>
+              <w:right w:w="180" w:type="dxa"/>
+            </w:tcMar>
+            <w:vAlign w:val="center"/>
+            <w:hideMark/>
+          </w:tcPr>
+          <w:p>
+            <w:pPr>
+              <w:widowControl/>
+              <w:spacing w:after="0" w:line="240" w:lineRule="auto"/>
+              <w:rPr>
+                <w:rFonts w:ascii="Arial" w:eastAsia="新細明體" w:hAnsi="Arial" w:cs="Arial"/>
+                <w:color w:val="1F1F1F"/>
+                <w:kern w:val="0"/>
+                <w:sz w:val="20"/>
+                <w:szCs w:val="20"/>
+                <w14:ligatures w14:val="none"/>
+              </w:rPr>
+            </w:pPr>
+            <w:r>
+              <w:rPr>
+                <w:rFonts w:ascii="Arial" w:eastAsia="新細明體" w:hAnsi="Arial" w:cs="Arial"/>
+                <w:color w:val="1F1F1F"/>
+                <w:kern w:val="0"/>
+                <w:sz w:val="20"/>
+                <w:szCs w:val="20"/>
+                <w:bdr w:val="none" w:sz="0" w:space="0" w:color="auto" w:frame="1"/>
+                <w14:ligatures w14:val="none"/>
+              </w:rPr>
+              <w:t xml:space="preserve">□ </w:t>
+            </w:r>
+            <w:r>
+              <w:rPr>
+                <w:rFonts w:ascii="Arial" w:eastAsia="新細明體" w:hAnsi="Arial" w:cs="Arial"/>
+                <w:color w:val="1F1F1F"/>
+                <w:kern w:val="0"/>
+                <w:sz w:val="20"/>
+                <w:szCs w:val="20"/>
+                <w:bdr w:val="none" w:sz="0" w:space="0" w:color="auto" w:frame="1"/>
+                <w14:ligatures w14:val="none"/>
+              </w:rPr>
+              <w:t>符合</w:t>
+            </w:r>
+          </w:p>
+        </w:tc>
+        <w:tc>
+          <w:tcPr>
+            <w:tcW w:w="0" w:type="auto"/>
+            <w:tcBorders>
+              <w:top w:val="single" w:sz="6" w:space="0" w:color="auto"/>
+              <w:left w:val="single" w:sz="6" w:space="0" w:color="auto"/>
+              <w:bottom w:val="single" w:sz="6" w:space="0" w:color="auto"/>
+              <w:right w:val="single" w:sz="6" w:space="0" w:color="auto"/>
+            </w:tcBorders>
+            <w:tcMar>
+              <w:top w:w="120" w:type="dxa"/>
+              <w:left w:w="180" w:type="dxa"/>
+              <w:bottom w:w="120" w:type="dxa"/>
+              <w:right w:w="180" w:type="dxa"/>
+            </w:tcMar>
+            <w:vAlign w:val="center"/>
+            <w:hideMark/>
+          </w:tcPr>
+          <w:p>
+            <w:pPr>
+              <w:widowControl/>
+              <w:spacing w:after="0" w:line="240" w:lineRule="auto"/>
+              <w:rPr>
+                <w:rFonts w:ascii="Arial" w:eastAsia="新細明體" w:hAnsi="Arial" w:cs="Arial"/>
+                <w:color w:val="1F1F1F"/>
+                <w:kern w:val="0"/>
+                <w:sz w:val="20"/>
+                <w:szCs w:val="20"/>
+                <w14:ligatures w14:val="none"/>
+              </w:rPr>
+            </w:pPr>
+            <w:r>
+              <w:rPr>
+                <w:rFonts w:ascii="Arial" w:eastAsia="新細明體" w:hAnsi="Arial" w:cs="Arial"/>
+                <w:color w:val="1F1F1F"/>
+                <w:kern w:val="0"/>
+                <w:sz w:val="20"/>
+                <w:szCs w:val="20"/>
+                <w:bdr w:val="none" w:sz="0" w:space="0" w:color="auto" w:frame="1"/>
+                <w14:ligatures w14:val="none"/>
+              </w:rPr>
+              <w:t xml:space="preserve">□ </w:t>
+            </w:r>
+            <w:r>
+              <w:rPr>
+                <w:rFonts w:ascii="Arial" w:eastAsia="新細明體" w:hAnsi="Arial" w:cs="Arial"/>
+                <w:color w:val="1F1F1F"/>
+                <w:kern w:val="0"/>
+                <w:sz w:val="20"/>
+                <w:szCs w:val="20"/>
+                <w:bdr w:val="none" w:sz="0" w:space="0" w:color="auto" w:frame="1"/>
+                <w14:ligatures w14:val="none"/>
+              </w:rPr>
+              <w:t>合格</w:t>
+            </w:r>
+            <w:r>
+              <w:rPr>
+                <w:rFonts w:ascii="Arial" w:eastAsia="新細明體" w:hAnsi="Arial" w:cs="Arial"/>
+                <w:color w:val="1F1F1F"/>
+                <w:kern w:val="0"/>
+                <w:sz w:val="20"/>
+                <w:szCs w:val="20"/>
+                <w:bdr w:val="none" w:sz="0" w:space="0" w:color="auto" w:frame="1"/>
+                <w14:ligatures w14:val="none"/>
+              </w:rPr>
+              <w:t xml:space="preserve"> / □ </w:t>
+            </w:r>
+            <w:r>
+              <w:rPr>
+                <w:rFonts w:ascii="Arial" w:eastAsia="新細明體" w:hAnsi="Arial" w:cs="Arial"/>
+                <w:color w:val="1F1F1F"/>
+                <w:kern w:val="0"/>
+                <w:sz w:val="20"/>
+                <w:szCs w:val="20"/>
+                <w:bdr w:val="none" w:sz="0" w:space="0" w:color="auto" w:frame="1"/>
+                <w14:ligatures w14:val="none"/>
+              </w:rPr>
+              <w:t>不合格</w:t>
+            </w:r>
+          </w:p>
+        </w:tc>
+      </w:tr>
+      <w:tr>
+        <w:trPr>
+          <w:tblCellSpacing w:w="15" w:type="dxa"/>
+        </w:trPr>
+        <w:tc>
+          <w:tcPr>
+            <w:tcW w:w="0" w:type="auto"/>
+            <w:tcBorders>
+              <w:top w:val="single" w:sz="6" w:space="0" w:color="auto"/>
+              <w:left w:val="single" w:sz="6" w:space="0" w:color="auto"/>
+              <w:bottom w:val="single" w:sz="6" w:space="0" w:color="auto"/>
+              <w:right w:val="single" w:sz="6" w:space="0" w:color="auto"/>
+            </w:tcBorders>
+            <w:tcMar>
+              <w:top w:w="120" w:type="dxa"/>
+              <w:left w:w="180" w:type="dxa"/>
+              <w:bottom w:w="120" w:type="dxa"/>
+              <w:right w:w="180" w:type="dxa"/>
+            </w:tcMar>
+            <w:vAlign w:val="center"/>
+            <w:hideMark/>
+          </w:tcPr>
+          <w:p>
+            <w:pPr>
+              <w:widowControl/>
+              <w:spacing w:after="0" w:line="240" w:lineRule="auto"/>
+              <w:rPr>
+                <w:rFonts w:ascii="Arial" w:eastAsia="新細明體" w:hAnsi="Arial" w:cs="Arial"/>
+                <w:color w:val="1F1F1F"/>
+                <w:kern w:val="0"/>
+                <w:sz w:val="20"/>
+                <w:szCs w:val="20"/>
+                <w14:ligatures w14:val="none"/>
+              </w:rPr>
+            </w:pPr>
+            <w:r>
+              <w:rPr>
+                <w:rFonts w:ascii="Arial" w:eastAsia="新細明體" w:hAnsi="Arial" w:cs="Arial"/>
+                <w:b/>
+                <w:bCs/>
+                <w:color w:val="1F1F1F"/>
+                <w:kern w:val="0"/>
+                <w:sz w:val="20"/>
+                <w:szCs w:val="20"/>
+                <w:bdr w:val="none" w:sz="0" w:space="0" w:color="auto" w:frame="1"/>
+                <w14:ligatures w14:val="none"/>
+              </w:rPr>
+              <w:t xml:space="preserve">5. </w:t>
+            </w:r>
+            <w:r>
+              <w:rPr>
+                <w:rFonts w:ascii="Arial" w:eastAsia="新細明體" w:hAnsi="Arial" w:cs="Arial"/>
+                <w:b/>
+                <w:bCs/>
+                <w:color w:val="1F1F1F"/>
+                <w:kern w:val="0"/>
+                <w:sz w:val="20"/>
+                <w:szCs w:val="20"/>
+                <w:bdr w:val="none" w:sz="0" w:space="0" w:color="auto" w:frame="1"/>
+                <w14:ligatures w14:val="none"/>
+              </w:rPr>
+              <w:t>氣密膠條</w:t>
+            </w:r>
+          </w:p>
+        </w:tc>
+        <w:tc>
+          <w:tcPr>
+            <w:tcW w:w="0" w:type="auto"/>
+            <w:tcBorders>
+              <w:top w:val="single" w:sz="6" w:space="0" w:color="auto"/>
+              <w:left w:val="single" w:sz="6" w:space="0" w:color="auto"/>
+              <w:bottom w:val="single" w:sz="6" w:space="0" w:color="auto"/>
+              <w:right w:val="single" w:sz="6" w:space="0" w:color="auto"/>
+            </w:tcBorders>
+            <w:tcMar>
+              <w:top w:w="120" w:type="dxa"/>
+              <w:left w:w="180" w:type="dxa"/>
+              <w:bottom w:w="120" w:type="dxa"/>
+              <w:right w:w="180" w:type="dxa"/>
+            </w:tcMar>
+            <w:vAlign w:val="center"/>
+            <w:hideMark/>
+          </w:tcPr>
+          <w:p>
+            <w:pPr>
+              <w:widowControl/>
+              <w:spacing w:after="0" w:line="240" w:lineRule="auto"/>
+              <w:rPr>
+                <w:rFonts w:ascii="Arial" w:eastAsia="新細明體" w:hAnsi="Arial" w:cs="Arial"/>
+                <w:color w:val="1F1F1F"/>
+                <w:kern w:val="0"/>
+                <w:sz w:val="20"/>
+                <w:szCs w:val="20"/>
+                <w14:ligatures w14:val="none"/>
+              </w:rPr>
+            </w:pPr>
+            <w:r>
+              <w:rPr>
+                <w:rFonts w:ascii="Arial" w:eastAsia="新細明體" w:hAnsi="Arial" w:cs="Arial"/>
+                <w:color w:val="1F1F1F"/>
+                <w:kern w:val="0"/>
+                <w:sz w:val="20"/>
+                <w:szCs w:val="20"/>
+                <w:bdr w:val="none" w:sz="0" w:space="0" w:color="auto" w:frame="1"/>
+                <w14:ligatures w14:val="none"/>
+              </w:rPr>
+              <w:t>門框與門扇周邊須配置</w:t>
+            </w:r>
+            <w:r>
+              <w:rPr>
+                <w:rFonts w:ascii="Arial" w:eastAsia="新細明體" w:hAnsi="Arial" w:cs="Arial"/>
+                <w:b/>
+                <w:bCs/>
+                <w:color w:val="1F1F1F"/>
+                <w:kern w:val="0"/>
+                <w:sz w:val="20"/>
+                <w:szCs w:val="20"/>
+                <w:bdr w:val="none" w:sz="0" w:space="0" w:color="auto" w:frame="1"/>
+                <w14:ligatures w14:val="none"/>
+              </w:rPr>
+              <w:t>雙層式膠條</w:t>
+            </w:r>
+            <w:r>
+              <w:rPr>
+                <w:rFonts w:ascii="Arial" w:eastAsia="新細明體" w:hAnsi="Arial" w:cs="Arial"/>
+                <w:b/>
+                <w:bCs/>
+                <w:color w:val="1F1F1F"/>
+                <w:kern w:val="0"/>
+                <w:sz w:val="20"/>
+                <w:szCs w:val="20"/>
+                <w:bdr w:val="none" w:sz="0" w:space="0" w:color="auto" w:frame="1"/>
+                <w14:ligatures w14:val="none"/>
+              </w:rPr>
+              <w:t xml:space="preserve"> (Feather Seal)</w:t>
+            </w:r>
+            <w:r>
+              <w:rPr>
+                <w:rFonts w:ascii="Arial" w:eastAsia="新細明體" w:hAnsi="Arial" w:cs="Arial"/>
+                <w:color w:val="1F1F1F"/>
+                <w:kern w:val="0"/>
+                <w:sz w:val="20"/>
+                <w:szCs w:val="20"/>
+                <w:bdr w:val="none" w:sz="0" w:space="0" w:color="auto" w:frame="1"/>
+                <w14:ligatures w14:val="none"/>
+              </w:rPr>
+              <w:t>。</w:t>
+            </w:r>
+          </w:p>
+        </w:tc>
+        <w:tc>
+          <w:tcPr>
+            <w:tcW w:w="0" w:type="auto"/>
+            <w:tcBorders>
+              <w:top w:val="single" w:sz="6" w:space="0" w:color="auto"/>
+              <w:left w:val="single" w:sz="6" w:space="0" w:color="auto"/>
+              <w:bottom w:val="single" w:sz="6" w:space="0" w:color="auto"/>
+              <w:right w:val="single" w:sz="6" w:space="0" w:color="auto"/>
+            </w:tcBorders>
+            <w:tcMar>
+              <w:top w:w="120" w:type="dxa"/>
+              <w:left w:w="180" w:type="dxa"/>
+              <w:bottom w:w="120" w:type="dxa"/>
+              <w:right w:w="180" w:type="dxa"/>
+            </w:tcMar>
+            <w:vAlign w:val="center"/>
+            <w:hideMark/>
+          </w:tcPr>
+          <w:p>
+            <w:pPr>
+              <w:widowControl/>
+              <w:spacing w:after="0" w:line="240" w:lineRule="auto"/>
+              <w:rPr>
+                <w:rFonts w:ascii="Arial" w:eastAsia="新細明體" w:hAnsi="Arial" w:cs="Arial"/>
+                <w:color w:val="1F1F1F"/>
+                <w:kern w:val="0"/>
+                <w:sz w:val="20"/>
+                <w:szCs w:val="20"/>
+                <w14:ligatures w14:val="none"/>
+              </w:rPr>
+            </w:pPr>
+            <w:r>
+              <w:rPr>
+                <w:rFonts w:ascii="Arial" w:eastAsia="新細明體" w:hAnsi="Arial" w:cs="Arial"/>
+                <w:color w:val="1F1F1F"/>
+                <w:kern w:val="0"/>
+                <w:sz w:val="20"/>
+                <w:szCs w:val="20"/>
+                <w:bdr w:val="none" w:sz="0" w:space="0" w:color="auto" w:frame="1"/>
+                <w14:ligatures w14:val="none"/>
+              </w:rPr>
+              <w:t xml:space="preserve">□ </w:t>
+            </w:r>
+            <w:r>
+              <w:rPr>
+                <w:rFonts w:ascii="Arial" w:eastAsia="新細明體" w:hAnsi="Arial" w:cs="Arial"/>
+                <w:color w:val="1F1F1F"/>
+                <w:kern w:val="0"/>
+                <w:sz w:val="20"/>
+                <w:szCs w:val="20"/>
+                <w:bdr w:val="none" w:sz="0" w:space="0" w:color="auto" w:frame="1"/>
+                <w14:ligatures w14:val="none"/>
+              </w:rPr>
+              <w:t>符合</w:t>
+            </w:r>
+          </w:p>
+        </w:tc>
+        <w:tc>
+          <w:tcPr>
+            <w:tcW w:w="0" w:type="auto"/>
+            <w:tcBorders>
+              <w:top w:val="single" w:sz="6" w:space="0" w:color="auto"/>
+              <w:left w:val="single" w:sz="6" w:space="0" w:color="auto"/>
+              <w:bottom w:val="single" w:sz="6" w:space="0" w:color="auto"/>
+              <w:right w:val="single" w:sz="6" w:space="0" w:color="auto"/>
+            </w:tcBorders>
+            <w:tcMar>
+              <w:top w:w="120" w:type="dxa"/>
+              <w:left w:w="180" w:type="dxa"/>
+              <w:bottom w:w="120" w:type="dxa"/>
+              <w:right w:w="180" w:type="dxa"/>
+            </w:tcMar>
+            <w:vAlign w:val="center"/>
+            <w:hideMark/>
+          </w:tcPr>
+          <w:p>
+            <w:pPr>
+              <w:widowControl/>
+              <w:spacing w:after="0" w:line="240" w:lineRule="auto"/>
+              <w:rPr>
+                <w:rFonts w:ascii="Arial" w:eastAsia="新細明體" w:hAnsi="Arial" w:cs="Arial"/>
+                <w:color w:val="1F1F1F"/>
+                <w:kern w:val="0"/>
+                <w:sz w:val="20"/>
+                <w:szCs w:val="20"/>
+                <w14:ligatures w14:val="none"/>
+              </w:rPr>
+            </w:pPr>
+            <w:r>
+              <w:rPr>
+                <w:rFonts w:ascii="Arial" w:eastAsia="新細明體" w:hAnsi="Arial" w:cs="Arial"/>
+                <w:color w:val="1F1F1F"/>
+                <w:kern w:val="0"/>
+                <w:sz w:val="20"/>
+                <w:szCs w:val="20"/>
+                <w:bdr w:val="none" w:sz="0" w:space="0" w:color="auto" w:frame="1"/>
+                <w14:ligatures w14:val="none"/>
+              </w:rPr>
+              <w:t xml:space="preserve">□ </w:t>
+            </w:r>
+            <w:r>
+              <w:rPr>
+                <w:rFonts w:ascii="Arial" w:eastAsia="新細明體" w:hAnsi="Arial" w:cs="Arial"/>
+                <w:color w:val="1F1F1F"/>
+                <w:kern w:val="0"/>
+                <w:sz w:val="20"/>
+                <w:szCs w:val="20"/>
+                <w:bdr w:val="none" w:sz="0" w:space="0" w:color="auto" w:frame="1"/>
+                <w14:ligatures w14:val="none"/>
+              </w:rPr>
+              <w:t>合格</w:t>
+            </w:r>
+            <w:r>
+              <w:rPr>
+                <w:rFonts w:ascii="Arial" w:eastAsia="新細明體" w:hAnsi="Arial" w:cs="Arial"/>
+                <w:color w:val="1F1F1F"/>
+                <w:kern w:val="0"/>
+                <w:sz w:val="20"/>
+                <w:szCs w:val="20"/>
+                <w:bdr w:val="none" w:sz="0" w:space="0" w:color="auto" w:frame="1"/>
+                <w14:ligatures w14:val="none"/>
+              </w:rPr>
+              <w:t xml:space="preserve"> / □ </w:t>
+            </w:r>
+            <w:r>
+              <w:rPr>
+                <w:rFonts w:ascii="Arial" w:eastAsia="新細明體" w:hAnsi="Arial" w:cs="Arial"/>
+                <w:color w:val="1F1F1F"/>
+                <w:kern w:val="0"/>
+                <w:sz w:val="20"/>
+                <w:szCs w:val="20"/>
+                <w:bdr w:val="none" w:sz="0" w:space="0" w:color="auto" w:frame="1"/>
+                <w14:ligatures w14:val="none"/>
+              </w:rPr>
+              <w:t>不合格</w:t>
+            </w:r>
+          </w:p>
+        </w:tc>
+      </w:tr>
+      <w:tr>
+        <w:trPr>
+          <w:tblCellSpacing w:w="15" w:type="dxa"/>
+        </w:trPr>
+        <w:tc>
+          <w:tcPr>
+            <w:tcW w:w="0" w:type="auto"/>
+            <w:tcBorders>
+              <w:top w:val="single" w:sz="6" w:space="0" w:color="auto"/>
+              <w:left w:val="single" w:sz="6" w:space="0" w:color="auto"/>
+              <w:bottom w:val="single" w:sz="6" w:space="0" w:color="auto"/>
+              <w:right w:val="single" w:sz="6" w:space="0" w:color="auto"/>
+            </w:tcBorders>
+            <w:tcMar>
+              <w:top w:w="120" w:type="dxa"/>
+              <w:left w:w="180" w:type="dxa"/>
+              <w:bottom w:w="120" w:type="dxa"/>
+              <w:right w:w="180" w:type="dxa"/>
+            </w:tcMar>
+            <w:vAlign w:val="center"/>
+            <w:hideMark/>
+          </w:tcPr>
+          <w:p>
+            <w:pPr>
+              <w:widowControl/>
+              <w:spacing w:after="0" w:line="240" w:lineRule="auto"/>
+              <w:rPr>
+                <w:rFonts w:ascii="Arial" w:eastAsia="新細明體" w:hAnsi="Arial" w:cs="Arial"/>
+                <w:color w:val="1F1F1F"/>
+                <w:kern w:val="0"/>
+                <w:sz w:val="20"/>
+                <w:szCs w:val="20"/>
+                <w14:ligatures w14:val="none"/>
+              </w:rPr>
+            </w:pPr>
+            <w:r>
+              <w:rPr>
+                <w:rFonts w:ascii="Arial" w:eastAsia="新細明體" w:hAnsi="Arial" w:cs="Arial"/>
+                <w:b/>
+                <w:bCs/>
+                <w:color w:val="1F1F1F"/>
+                <w:kern w:val="0"/>
+                <w:sz w:val="20"/>
+                <w:szCs w:val="20"/>
+                <w:bdr w:val="none" w:sz="0" w:space="0" w:color="auto" w:frame="1"/>
+                <w14:ligatures w14:val="none"/>
+              </w:rPr>
+              <w:t xml:space="preserve">6. </w:t>
+            </w:r>
+            <w:r>
+              <w:rPr>
+                <w:rFonts w:ascii="Arial" w:eastAsia="新細明體" w:hAnsi="Arial" w:cs="Arial"/>
+                <w:b/>
+                <w:bCs/>
+                <w:color w:val="1F1F1F"/>
+                <w:kern w:val="0"/>
+                <w:sz w:val="20"/>
+                <w:szCs w:val="20"/>
+                <w:bdr w:val="none" w:sz="0" w:space="0" w:color="auto" w:frame="1"/>
+                <w14:ligatures w14:val="none"/>
+              </w:rPr>
+              <w:t>設備帶維修性</w:t>
+            </w:r>
+          </w:p>
+        </w:tc>
+        <w:tc>
+          <w:tcPr>
+            <w:tcW w:w="0" w:type="auto"/>
+            <w:tcBorders>
+              <w:top w:val="single" w:sz="6" w:space="0" w:color="auto"/>
+              <w:left w:val="single" w:sz="6" w:space="0" w:color="auto"/>
+              <w:bottom w:val="single" w:sz="6" w:space="0" w:color="auto"/>
+              <w:right w:val="single" w:sz="6" w:space="0" w:color="auto"/>
+            </w:tcBorders>
+            <w:tcMar>
+              <w:top w:w="120" w:type="dxa"/>
+              <w:left w:w="180" w:type="dxa"/>
+              <w:bottom w:w="120" w:type="dxa"/>
+              <w:right w:w="180" w:type="dxa"/>
+            </w:tcMar>
+            <w:vAlign w:val="center"/>
+            <w:hideMark/>
+          </w:tcPr>
+          <w:p>
+            <w:pPr>
+              <w:widowControl/>
+              <w:spacing w:after="0" w:line="240" w:lineRule="auto"/>
+              <w:rPr>
+                <w:rFonts w:ascii="Arial" w:eastAsia="新細明體" w:hAnsi="Arial" w:cs="Arial"/>
+                <w:color w:val="1F1F1F"/>
+                <w:kern w:val="0"/>
+                <w:sz w:val="20"/>
+                <w:szCs w:val="20"/>
+                <w14:ligatures w14:val="none"/>
+              </w:rPr>
+            </w:pPr>
+            <w:r>
+              <w:rPr>
+                <w:rFonts w:ascii="Arial" w:eastAsia="新細明體" w:hAnsi="Arial" w:cs="Arial"/>
+                <w:color w:val="1F1F1F"/>
+                <w:kern w:val="0"/>
+                <w:sz w:val="20"/>
+                <w:szCs w:val="20"/>
+                <w:bdr w:val="none" w:sz="0" w:space="0" w:color="auto" w:frame="1"/>
+                <w14:ligatures w14:val="none"/>
+              </w:rPr>
+              <w:t>須具備「可快拆」功能，便於維修會議預約系統等設備。</w:t>
+            </w:r>
+          </w:p>
+        </w:tc>
+        <w:tc>
+          <w:tcPr>
+            <w:tcW w:w="0" w:type="auto"/>
+            <w:tcBorders>
+              <w:top w:val="single" w:sz="6" w:space="0" w:color="auto"/>
+              <w:left w:val="single" w:sz="6" w:space="0" w:color="auto"/>
+              <w:bottom w:val="single" w:sz="6" w:space="0" w:color="auto"/>
+              <w:right w:val="single" w:sz="6" w:space="0" w:color="auto"/>
+            </w:tcBorders>
+            <w:tcMar>
+              <w:top w:w="120" w:type="dxa"/>
+              <w:left w:w="180" w:type="dxa"/>
+              <w:bottom w:w="120" w:type="dxa"/>
+              <w:right w:w="180" w:type="dxa"/>
+            </w:tcMar>
+            <w:vAlign w:val="center"/>
+            <w:hideMark/>
+          </w:tcPr>
+          <w:p>
+            <w:pPr>
+              <w:widowControl/>
+              <w:spacing w:after="0" w:line="240" w:lineRule="auto"/>
+              <w:rPr>
+                <w:rFonts w:ascii="Arial" w:eastAsia="新細明體" w:hAnsi="Arial" w:cs="Arial"/>
+                <w:color w:val="1F1F1F"/>
+                <w:kern w:val="0"/>
+                <w:sz w:val="20"/>
+                <w:szCs w:val="20"/>
+                <w14:ligatures w14:val="none"/>
+              </w:rPr>
+            </w:pPr>
+            <w:r>
+              <w:rPr>
+                <w:rFonts w:ascii="Arial" w:eastAsia="新細明體" w:hAnsi="Arial" w:cs="Arial"/>
+                <w:color w:val="1F1F1F"/>
+                <w:kern w:val="0"/>
+                <w:sz w:val="20"/>
+                <w:szCs w:val="20"/>
+                <w:bdr w:val="none" w:sz="0" w:space="0" w:color="auto" w:frame="1"/>
+                <w14:ligatures w14:val="none"/>
+              </w:rPr>
+              <w:t xml:space="preserve">□ </w:t>
+            </w:r>
+            <w:r>
+              <w:rPr>
+                <w:rFonts w:ascii="Arial" w:eastAsia="新細明體" w:hAnsi="Arial" w:cs="Arial"/>
+                <w:color w:val="1F1F1F"/>
+                <w:kern w:val="0"/>
+                <w:sz w:val="20"/>
+                <w:szCs w:val="20"/>
+                <w:bdr w:val="none" w:sz="0" w:space="0" w:color="auto" w:frame="1"/>
+                <w14:ligatures w14:val="none"/>
+              </w:rPr>
+              <w:t>符合</w:t>
+            </w:r>
+          </w:p>
+        </w:tc>
+        <w:tc>
+          <w:tcPr>
+            <w:tcW w:w="0" w:type="auto"/>
+            <w:tcBorders>
+              <w:top w:val="single" w:sz="6" w:space="0" w:color="auto"/>
+              <w:left w:val="single" w:sz="6" w:space="0" w:color="auto"/>
+              <w:bottom w:val="single" w:sz="6" w:space="0" w:color="auto"/>
+              <w:right w:val="single" w:sz="6" w:space="0" w:color="auto"/>
+            </w:tcBorders>
+            <w:tcMar>
+              <w:top w:w="120" w:type="dxa"/>
+              <w:left w:w="180" w:type="dxa"/>
+              <w:bottom w:w="120" w:type="dxa"/>
+              <w:right w:w="180" w:type="dxa"/>
+            </w:tcMar>
+            <w:vAlign w:val="center"/>
+            <w:hideMark/>
+          </w:tcPr>
+          <w:p>
+            <w:pPr>
+              <w:widowControl/>
+              <w:spacing w:after="0" w:line="240" w:lineRule="auto"/>
+              <w:rPr>
+                <w:rFonts w:ascii="Arial" w:eastAsia="新細明體" w:hAnsi="Arial" w:cs="Arial"/>
+                <w:color w:val="1F1F1F"/>
+                <w:kern w:val="0"/>
+                <w:sz w:val="20"/>
+                <w:szCs w:val="20"/>
+                <w14:ligatures w14:val="none"/>
+              </w:rPr>
+            </w:pPr>
+            <w:r>
+              <w:rPr>
+                <w:rFonts w:ascii="Arial" w:eastAsia="新細明體" w:hAnsi="Arial" w:cs="Arial"/>
+                <w:color w:val="1F1F1F"/>
+                <w:kern w:val="0"/>
+                <w:sz w:val="20"/>
+                <w:szCs w:val="20"/>
+                <w:bdr w:val="none" w:sz="0" w:space="0" w:color="auto" w:frame="1"/>
+                <w14:ligatures w14:val="none"/>
+              </w:rPr>
+              <w:t xml:space="preserve">□ </w:t>
+            </w:r>
+            <w:r>
+              <w:rPr>
+                <w:rFonts w:ascii="Arial" w:eastAsia="新細明體" w:hAnsi="Arial" w:cs="Arial"/>
+                <w:color w:val="1F1F1F"/>
+                <w:kern w:val="0"/>
+                <w:sz w:val="20"/>
+                <w:szCs w:val="20"/>
+                <w:bdr w:val="none" w:sz="0" w:space="0" w:color="auto" w:frame="1"/>
+                <w14:ligatures w14:val="none"/>
+              </w:rPr>
+              <w:t>合格</w:t>
+            </w:r>
+            <w:r>
+              <w:rPr>
+                <w:rFonts w:ascii="Arial" w:eastAsia="新細明體" w:hAnsi="Arial" w:cs="Arial"/>
+                <w:color w:val="1F1F1F"/>
+                <w:kern w:val="0"/>
+                <w:sz w:val="20"/>
+                <w:szCs w:val="20"/>
+                <w:bdr w:val="none" w:sz="0" w:space="0" w:color="auto" w:frame="1"/>
+                <w14:ligatures w14:val="none"/>
+              </w:rPr>
+              <w:t xml:space="preserve"> / □ </w:t>
+            </w:r>
+            <w:r>
+              <w:rPr>
+                <w:rFonts w:ascii="Arial" w:eastAsia="新細明體" w:hAnsi="Arial" w:cs="Arial"/>
+                <w:color w:val="1F1F1F"/>
+                <w:kern w:val="0"/>
+                <w:sz w:val="20"/>
+                <w:szCs w:val="20"/>
+                <w:bdr w:val="none" w:sz="0" w:space="0" w:color="auto" w:frame="1"/>
+                <w14:ligatures w14:val="none"/>
+              </w:rPr>
+              <w:t>不合格</w:t>
+            </w:r>
+          </w:p>
+        </w:tc>
+      </w:tr>
+      <w:tr>
+        <w:trPr>
+          <w:tblCellSpacing w:w="15" w:type="dxa"/>
+        </w:trPr>
+        <w:tc>
+          <w:tcPr>
+            <w:tcW w:w="0" w:type="auto"/>
+            <w:tcBorders>
+              <w:top w:val="single" w:sz="6" w:space="0" w:color="auto"/>
+              <w:left w:val="single" w:sz="6" w:space="0" w:color="auto"/>
+              <w:bottom w:val="single" w:sz="6" w:space="0" w:color="auto"/>
+              <w:right w:val="single" w:sz="6" w:space="0" w:color="auto"/>
+            </w:tcBorders>
+            <w:tcMar>
+              <w:top w:w="120" w:type="dxa"/>
+              <w:left w:w="180" w:type="dxa"/>
+              <w:bottom w:w="120" w:type="dxa"/>
+              <w:right w:w="180" w:type="dxa"/>
+            </w:tcMar>
+            <w:vAlign w:val="center"/>
+            <w:hideMark/>
+          </w:tcPr>
+          <w:p>
+            <w:pPr>
+              <w:widowControl/>
+              <w:spacing w:after="0" w:line="240" w:lineRule="auto"/>
+              <w:rPr>
+                <w:rFonts w:ascii="Arial" w:eastAsia="新細明體" w:hAnsi="Arial" w:cs="Arial"/>
+                <w:color w:val="1F1F1F"/>
+                <w:kern w:val="0"/>
+                <w:sz w:val="20"/>
+                <w:szCs w:val="20"/>
+                <w14:ligatures w14:val="none"/>
+              </w:rPr>
+            </w:pPr>
+            <w:r>
+              <w:rPr>
+                <w:rFonts w:ascii="Arial" w:eastAsia="新細明體" w:hAnsi="Arial" w:cs="Arial"/>
+                <w:b/>
+                <w:bCs/>
+                <w:color w:val="1F1F1F"/>
+                <w:kern w:val="0"/>
+                <w:sz w:val="20"/>
+                <w:szCs w:val="20"/>
+                <w:bdr w:val="none" w:sz="0" w:space="0" w:color="auto" w:frame="1"/>
+                <w14:ligatures w14:val="none"/>
+              </w:rPr>
+              <w:t xml:space="preserve">7. </w:t>
+            </w:r>
+            <w:r>
+              <w:rPr>
+                <w:rFonts w:ascii="Arial" w:eastAsia="新細明體" w:hAnsi="Arial" w:cs="Arial"/>
+                <w:b/>
+                <w:bCs/>
+                <w:color w:val="1F1F1F"/>
+                <w:kern w:val="0"/>
+                <w:sz w:val="20"/>
+                <w:szCs w:val="20"/>
+                <w:bdr w:val="none" w:sz="0" w:space="0" w:color="auto" w:frame="1"/>
+                <w14:ligatures w14:val="none"/>
+              </w:rPr>
+              <w:t>設備帶聲學</w:t>
+            </w:r>
+          </w:p>
+        </w:tc>
+        <w:tc>
+          <w:tcPr>
+            <w:tcW w:w="0" w:type="auto"/>
+            <w:tcBorders>
+              <w:top w:val="single" w:sz="6" w:space="0" w:color="auto"/>
+              <w:left w:val="single" w:sz="6" w:space="0" w:color="auto"/>
+              <w:bottom w:val="single" w:sz="6" w:space="0" w:color="auto"/>
+              <w:right w:val="single" w:sz="6" w:space="0" w:color="auto"/>
+            </w:tcBorders>
+            <w:tcMar>
+              <w:top w:w="120" w:type="dxa"/>
+              <w:left w:w="180" w:type="dxa"/>
+              <w:bottom w:w="120" w:type="dxa"/>
+              <w:right w:w="180" w:type="dxa"/>
+            </w:tcMar>
+            <w:vAlign w:val="center"/>
+            <w:hideMark/>
+          </w:tcPr>
+          <w:p>
+            <w:pPr>
+              <w:widowControl/>
+              <w:spacing w:after="0" w:line="240" w:lineRule="auto"/>
+              <w:rPr>
+                <w:rFonts w:ascii="Arial" w:eastAsia="新細明體" w:hAnsi="Arial" w:cs="Arial"/>
+                <w:color w:val="1F1F1F"/>
+                <w:kern w:val="0"/>
+                <w:sz w:val="20"/>
+                <w:szCs w:val="20"/>
+                <w14:ligatures w14:val="none"/>
+              </w:rPr>
+            </w:pPr>
+            <w:r>
+              <w:rPr>
+                <w:rFonts w:ascii="Arial" w:eastAsia="新細明體" w:hAnsi="Arial" w:cs="Arial"/>
+                <w:color w:val="1F1F1F"/>
+                <w:kern w:val="0"/>
+                <w:sz w:val="20"/>
+                <w:szCs w:val="20"/>
+                <w:bdr w:val="none" w:sz="0" w:space="0" w:color="auto" w:frame="1"/>
+                <w14:ligatures w14:val="none"/>
+              </w:rPr>
+              <w:t xml:space="preserve"> </w:t>
+            </w:r>
+            <w:r>
+              <w:rPr>
+                <w:rFonts w:ascii="Arial" w:eastAsia="新細明體" w:hAnsi="Arial" w:cs="Arial"/>
+                <w:color w:val="1F1F1F"/>
+                <w:kern w:val="0"/>
+                <w:sz w:val="20"/>
+                <w:szCs w:val="20"/>
+                <w:bdr w:val="none" w:sz="0" w:space="0" w:color="auto" w:frame="1"/>
+                <w14:ligatures w14:val="none"/>
+              </w:rPr>
+              <w:t>設備帶內部須</w:t>
+            </w:r>
+            <w:r>
+              <w:rPr>
+                <w:rFonts w:ascii="Arial" w:eastAsia="新細明體" w:hAnsi="Arial" w:cs="Arial"/>
+                <w:b/>
+                <w:bCs/>
+                <w:color w:val="1F1F1F"/>
+                <w:kern w:val="0"/>
+                <w:sz w:val="20"/>
+                <w:szCs w:val="20"/>
+                <w:bdr w:val="none" w:sz="0" w:space="0" w:color="auto" w:frame="1"/>
+                <w14:ligatures w14:val="none"/>
+              </w:rPr>
+              <w:t>內置隔音棉</w:t>
+            </w:r>
+            <w:r>
+              <w:rPr>
+                <w:rFonts w:ascii="Arial" w:eastAsia="新細明體" w:hAnsi="Arial" w:cs="Arial"/>
+                <w:color w:val="1F1F1F"/>
+                <w:kern w:val="0"/>
+                <w:sz w:val="20"/>
+                <w:szCs w:val="20"/>
+                <w:bdr w:val="none" w:sz="0" w:space="0" w:color="auto" w:frame="1"/>
+                <w14:ligatures w14:val="none"/>
+              </w:rPr>
+              <w:t>（聲學填充），嚴禁空腔。</w:t>
+            </w:r>
+          </w:p>
+        </w:tc>
+        <w:tc>
+          <w:tcPr>
+            <w:tcW w:w="0" w:type="auto"/>
+            <w:tcBorders>
+              <w:top w:val="single" w:sz="6" w:space="0" w:color="auto"/>
+              <w:left w:val="single" w:sz="6" w:space="0" w:color="auto"/>
+              <w:bottom w:val="single" w:sz="6" w:space="0" w:color="auto"/>
+              <w:right w:val="single" w:sz="6" w:space="0" w:color="auto"/>
+            </w:tcBorders>
+            <w:tcMar>
+              <w:top w:w="120" w:type="dxa"/>
+              <w:left w:w="180" w:type="dxa"/>
+              <w:bottom w:w="120" w:type="dxa"/>
+              <w:right w:w="180" w:type="dxa"/>
+            </w:tcMar>
+            <w:vAlign w:val="center"/>
+            <w:hideMark/>
+          </w:tcPr>
+          <w:p>
+            <w:pPr>
+              <w:widowControl/>
+              <w:spacing w:after="0" w:line="240" w:lineRule="auto"/>
+              <w:rPr>
+                <w:rFonts w:ascii="Arial" w:eastAsia="新細明體" w:hAnsi="Arial" w:cs="Arial"/>
+                <w:color w:val="1F1F1F"/>
+                <w:kern w:val="0"/>
+                <w:sz w:val="20"/>
+                <w:szCs w:val="20"/>
+                <w14:ligatures w14:val="none"/>
+              </w:rPr>
+            </w:pPr>
+            <w:r>
+              <w:rPr>
+                <w:rFonts w:ascii="Arial" w:eastAsia="新細明體" w:hAnsi="Arial" w:cs="Arial"/>
+                <w:color w:val="1F1F1F"/>
+                <w:kern w:val="0"/>
+                <w:sz w:val="20"/>
+                <w:szCs w:val="20"/>
+                <w:bdr w:val="none" w:sz="0" w:space="0" w:color="auto" w:frame="1"/>
+                <w14:ligatures w14:val="none"/>
+              </w:rPr>
+              <w:t xml:space="preserve">□ </w:t>
+            </w:r>
+            <w:r>
+              <w:rPr>
+                <w:rFonts w:ascii="Arial" w:eastAsia="新細明體" w:hAnsi="Arial" w:cs="Arial"/>
+                <w:color w:val="1F1F1F"/>
+                <w:kern w:val="0"/>
+                <w:sz w:val="20"/>
+                <w:szCs w:val="20"/>
+                <w:bdr w:val="none" w:sz="0" w:space="0" w:color="auto" w:frame="1"/>
+                <w14:ligatures w14:val="none"/>
+              </w:rPr>
+              <w:t>符合</w:t>
+            </w:r>
+          </w:p>
+        </w:tc>
+        <w:tc>
+          <w:tcPr>
+            <w:tcW w:w="0" w:type="auto"/>
+            <w:tcBorders>
+              <w:top w:val="single" w:sz="6" w:space="0" w:color="auto"/>
+              <w:left w:val="single" w:sz="6" w:space="0" w:color="auto"/>
+              <w:bottom w:val="single" w:sz="6" w:space="0" w:color="auto"/>
+              <w:right w:val="single" w:sz="6" w:space="0" w:color="auto"/>
+            </w:tcBorders>
+            <w:tcMar>
+              <w:top w:w="120" w:type="dxa"/>
+              <w:left w:w="180" w:type="dxa"/>
+              <w:bottom w:w="120" w:type="dxa"/>
+              <w:right w:w="180" w:type="dxa"/>
+            </w:tcMar>
+            <w:vAlign w:val="center"/>
+            <w:hideMark/>
+          </w:tcPr>
+          <w:p>
+            <w:pPr>
+              <w:widowControl/>
+              <w:spacing w:after="0" w:line="240" w:lineRule="auto"/>
+              <w:rPr>
+                <w:rFonts w:ascii="Arial" w:eastAsia="新細明體" w:hAnsi="Arial" w:cs="Arial"/>
+                <w:color w:val="1F1F1F"/>
+                <w:kern w:val="0"/>
+                <w:sz w:val="20"/>
+                <w:szCs w:val="20"/>
+                <w14:ligatures w14:val="none"/>
+              </w:rPr>
+            </w:pPr>
+            <w:r>
+              <w:rPr>
+                <w:rFonts w:ascii="Arial" w:eastAsia="新細明體" w:hAnsi="Arial" w:cs="Arial"/>
+                <w:color w:val="1F1F1F"/>
+                <w:kern w:val="0"/>
+                <w:sz w:val="20"/>
+                <w:szCs w:val="20"/>
+                <w:bdr w:val="none" w:sz="0" w:space="0" w:color="auto" w:frame="1"/>
+                <w14:ligatures w14:val="none"/>
+              </w:rPr>
+              <w:t xml:space="preserve">□ </w:t>
+            </w:r>
+            <w:r>
+              <w:rPr>
+                <w:rFonts w:ascii="Arial" w:eastAsia="新細明體" w:hAnsi="Arial" w:cs="Arial"/>
+                <w:color w:val="1F1F1F"/>
+                <w:kern w:val="0"/>
+                <w:sz w:val="20"/>
+                <w:szCs w:val="20"/>
+                <w:bdr w:val="none" w:sz="0" w:space="0" w:color="auto" w:frame="1"/>
+                <w14:ligatures w14:val="none"/>
+              </w:rPr>
+              <w:t>合格</w:t>
+            </w:r>
+            <w:r>
+              <w:rPr>
+                <w:rFonts w:ascii="Arial" w:eastAsia="新細明體" w:hAnsi="Arial" w:cs="Arial"/>
+                <w:color w:val="1F1F1F"/>
+                <w:kern w:val="0"/>
+                <w:sz w:val="20"/>
+                <w:szCs w:val="20"/>
+                <w:bdr w:val="none" w:sz="0" w:space="0" w:color="auto" w:frame="1"/>
+                <w14:ligatures w14:val="none"/>
+              </w:rPr>
+              <w:t xml:space="preserve"> / □ </w:t>
+            </w:r>
+            <w:r>
+              <w:rPr>
+                <w:rFonts w:ascii="Arial" w:eastAsia="新細明體" w:hAnsi="Arial" w:cs="Arial"/>
+                <w:color w:val="1F1F1F"/>
+                <w:kern w:val="0"/>
+                <w:sz w:val="20"/>
+                <w:szCs w:val="20"/>
+                <w:bdr w:val="none" w:sz="0" w:space="0" w:color="auto" w:frame="1"/>
+                <w14:ligatures w14:val="none"/>
+              </w:rPr>
+              <w:t>不合格</w:t>
+            </w:r>
+          </w:p>
+        </w:tc>
+      </w:tr>
+      <w:tr>
+        <w:trPr>
+          <w:tblCellSpacing w:w="15" w:type="dxa"/>
+        </w:trPr>
+        <w:tc>
+          <w:tcPr>
+            <w:tcW w:w="0" w:type="auto"/>
+            <w:tcBorders>
+              <w:top w:val="single" w:sz="6" w:space="0" w:color="auto"/>
+              <w:left w:val="single" w:sz="6" w:space="0" w:color="auto"/>
+              <w:bottom w:val="single" w:sz="6" w:space="0" w:color="auto"/>
+              <w:right w:val="single" w:sz="6" w:space="0" w:color="auto"/>
+            </w:tcBorders>
+            <w:tcMar>
+              <w:top w:w="120" w:type="dxa"/>
+              <w:left w:w="180" w:type="dxa"/>
+              <w:bottom w:w="120" w:type="dxa"/>
+              <w:right w:w="180" w:type="dxa"/>
+            </w:tcMar>
+            <w:vAlign w:val="center"/>
+            <w:hideMark/>
+          </w:tcPr>
+          <w:p>
+            <w:pPr>
+              <w:widowControl/>
+              <w:spacing w:after="0" w:line="240" w:lineRule="auto"/>
+              <w:rPr>
+                <w:rFonts w:ascii="Arial" w:eastAsia="新細明體" w:hAnsi="Arial" w:cs="Arial"/>
+                <w:color w:val="1F1F1F"/>
+                <w:kern w:val="0"/>
+                <w:sz w:val="20"/>
+                <w:szCs w:val="20"/>
+                <w14:ligatures w14:val="none"/>
+              </w:rPr>
+            </w:pPr>
+            <w:r>
+              <w:rPr>
+                <w:rFonts w:ascii="Arial" w:eastAsia="新細明體" w:hAnsi="Arial" w:cs="Arial"/>
+                <w:b/>
+                <w:bCs/>
+                <w:color w:val="1F1F1F"/>
+                <w:kern w:val="0"/>
+                <w:sz w:val="20"/>
+                <w:szCs w:val="20"/>
+                <w:bdr w:val="none" w:sz="0" w:space="0" w:color="auto" w:frame="1"/>
+                <w14:ligatures w14:val="none"/>
+              </w:rPr>
+              <w:t xml:space="preserve">8. </w:t>
+            </w:r>
+            <w:r>
+              <w:rPr>
+                <w:rFonts w:ascii="Arial" w:eastAsia="新細明體" w:hAnsi="Arial" w:cs="Arial"/>
+                <w:b/>
+                <w:bCs/>
+                <w:color w:val="1F1F1F"/>
+                <w:kern w:val="0"/>
+                <w:sz w:val="20"/>
+                <w:szCs w:val="20"/>
+                <w:bdr w:val="none" w:sz="0" w:space="0" w:color="auto" w:frame="1"/>
+                <w14:ligatures w14:val="none"/>
+              </w:rPr>
+              <w:t>國際認證報告</w:t>
+            </w:r>
+          </w:p>
+        </w:tc>
+        <w:tc>
+          <w:tcPr>
+            <w:tcW w:w="0" w:type="auto"/>
+            <w:tcBorders>
+              <w:top w:val="single" w:sz="6" w:space="0" w:color="auto"/>
+              <w:left w:val="single" w:sz="6" w:space="0" w:color="auto"/>
+              <w:bottom w:val="single" w:sz="6" w:space="0" w:color="auto"/>
+              <w:right w:val="single" w:sz="6" w:space="0" w:color="auto"/>
+            </w:tcBorders>
+            <w:tcMar>
+              <w:top w:w="120" w:type="dxa"/>
+              <w:left w:w="180" w:type="dxa"/>
+              <w:bottom w:w="120" w:type="dxa"/>
+              <w:right w:w="180" w:type="dxa"/>
+            </w:tcMar>
+            <w:vAlign w:val="center"/>
+            <w:hideMark/>
+          </w:tcPr>
+          <w:p>
+            <w:pPr>
+              <w:widowControl/>
+              <w:spacing w:after="0" w:line="240" w:lineRule="auto"/>
+              <w:rPr>
+                <w:rFonts w:ascii="Arial" w:eastAsia="新細明體" w:hAnsi="Arial" w:cs="Arial"/>
+                <w:color w:val="1F1F1F"/>
+                <w:kern w:val="0"/>
+                <w:sz w:val="20"/>
+                <w:szCs w:val="20"/>
+                <w14:ligatures w14:val="none"/>
+              </w:rPr>
+            </w:pPr>
+            <w:r>
+              <w:rPr>
+                <w:rFonts w:ascii="Arial" w:eastAsia="新細明體" w:hAnsi="Arial" w:cs="Arial"/>
+                <w:color w:val="1F1F1F"/>
+                <w:kern w:val="0"/>
+                <w:sz w:val="20"/>
+                <w:szCs w:val="20"/>
+                <w:bdr w:val="none" w:sz="0" w:space="0" w:color="auto" w:frame="1"/>
+                <w14:ligatures w14:val="none"/>
+              </w:rPr>
+              <w:t>須檢附</w:t>
+            </w:r>
+            <w:r>
+              <w:rPr>
+                <w:rFonts w:ascii="Arial" w:eastAsia="新細明體" w:hAnsi="Arial" w:cs="Arial"/>
+                <w:color w:val="1F1F1F"/>
+                <w:kern w:val="0"/>
+                <w:sz w:val="20"/>
+                <w:szCs w:val="20"/>
+                <w:bdr w:val="none" w:sz="0" w:space="0" w:color="auto" w:frame="1"/>
+                <w14:ligatures w14:val="none"/>
+              </w:rPr>
+              <w:t xml:space="preserve"> </w:t>
+            </w:r>
+            <w:proofErr w:type="spellStart"/>
+            <w:r>
+              <w:rPr>
+                <w:rFonts w:ascii="Arial" w:eastAsia="新細明體" w:hAnsi="Arial" w:cs="Arial"/>
+                <w:b/>
+                <w:bCs/>
+                <w:color w:val="1F1F1F"/>
+                <w:kern w:val="0"/>
+                <w:sz w:val="20"/>
+                <w:szCs w:val="20"/>
+                <w:bdr w:val="none" w:sz="0" w:space="0" w:color="auto" w:frame="1"/>
+                <w14:ligatures w14:val="none"/>
+              </w:rPr>
+              <w:t>ilac</w:t>
+            </w:r>
+            <w:proofErr w:type="spellEnd"/>
+            <w:r>
+              <w:rPr>
+                <w:rFonts w:ascii="Arial" w:eastAsia="新細明體" w:hAnsi="Arial" w:cs="Arial"/>
+                <w:b/>
+                <w:bCs/>
+                <w:color w:val="1F1F1F"/>
+                <w:kern w:val="0"/>
+                <w:sz w:val="20"/>
+                <w:szCs w:val="20"/>
+                <w:bdr w:val="none" w:sz="0" w:space="0" w:color="auto" w:frame="1"/>
+                <w14:ligatures w14:val="none"/>
+              </w:rPr>
+              <w:t xml:space="preserve">-MRA </w:t>
+            </w:r>
+            <w:r>
+              <w:rPr>
+                <w:rFonts w:ascii="Arial" w:eastAsia="新細明體" w:hAnsi="Arial" w:cs="Arial"/>
+                <w:b/>
+                <w:bCs/>
+                <w:color w:val="1F1F1F"/>
+                <w:kern w:val="0"/>
+                <w:sz w:val="20"/>
+                <w:szCs w:val="20"/>
+                <w:bdr w:val="none" w:sz="0" w:space="0" w:color="auto" w:frame="1"/>
+                <w14:ligatures w14:val="none"/>
+              </w:rPr>
+              <w:t>認證</w:t>
+            </w:r>
+            <w:r>
+              <w:rPr>
+                <w:rFonts w:ascii="Arial" w:eastAsia="新細明體" w:hAnsi="Arial" w:cs="Arial"/>
+                <w:color w:val="1F1F1F"/>
+                <w:kern w:val="0"/>
+                <w:sz w:val="20"/>
+                <w:szCs w:val="20"/>
+                <w:bdr w:val="none" w:sz="0" w:space="0" w:color="auto" w:frame="1"/>
+                <w14:ligatures w14:val="none"/>
+              </w:rPr>
+              <w:t>標章之第三方聲學實驗室報告。</w:t>
+            </w:r>
+          </w:p>
+        </w:tc>
+        <w:tc>
+          <w:tcPr>
+            <w:tcW w:w="0" w:type="auto"/>
+            <w:tcBorders>
+              <w:top w:val="single" w:sz="6" w:space="0" w:color="auto"/>
+              <w:left w:val="single" w:sz="6" w:space="0" w:color="auto"/>
+              <w:bottom w:val="single" w:sz="6" w:space="0" w:color="auto"/>
+              <w:right w:val="single" w:sz="6" w:space="0" w:color="auto"/>
+            </w:tcBorders>
+            <w:tcMar>
+              <w:top w:w="120" w:type="dxa"/>
+              <w:left w:w="180" w:type="dxa"/>
+              <w:bottom w:w="120" w:type="dxa"/>
+              <w:right w:w="180" w:type="dxa"/>
+            </w:tcMar>
+            <w:vAlign w:val="center"/>
+            <w:hideMark/>
+          </w:tcPr>
+          <w:p>
+            <w:pPr>
+              <w:widowControl/>
+              <w:spacing w:after="0" w:line="240" w:lineRule="auto"/>
+              <w:rPr>
+                <w:rFonts w:ascii="Arial" w:eastAsia="新細明體" w:hAnsi="Arial" w:cs="Arial"/>
+                <w:color w:val="1F1F1F"/>
+                <w:kern w:val="0"/>
+                <w:sz w:val="20"/>
+                <w:szCs w:val="20"/>
+                <w14:ligatures w14:val="none"/>
+              </w:rPr>
+            </w:pPr>
+            <w:r>
+              <w:rPr>
+                <w:rFonts w:ascii="Arial" w:eastAsia="新細明體" w:hAnsi="Arial" w:cs="Arial"/>
+                <w:color w:val="1F1F1F"/>
+                <w:kern w:val="0"/>
+                <w:sz w:val="20"/>
+                <w:szCs w:val="20"/>
+                <w:bdr w:val="none" w:sz="0" w:space="0" w:color="auto" w:frame="1"/>
+                <w14:ligatures w14:val="none"/>
+              </w:rPr>
+              <w:t xml:space="preserve">□ </w:t>
+            </w:r>
+            <w:r>
+              <w:rPr>
+                <w:rFonts w:ascii="Arial" w:eastAsia="新細明體" w:hAnsi="Arial" w:cs="Arial"/>
+                <w:color w:val="1F1F1F"/>
+                <w:kern w:val="0"/>
+                <w:sz w:val="20"/>
+                <w:szCs w:val="20"/>
+                <w:bdr w:val="none" w:sz="0" w:space="0" w:color="auto" w:frame="1"/>
+                <w14:ligatures w14:val="none"/>
+              </w:rPr>
+              <w:t>已檢附</w:t>
+            </w:r>
+          </w:p>
+        </w:tc>
+        <w:tc>
+          <w:tcPr>
+            <w:tcW w:w="0" w:type="auto"/>
+            <w:tcBorders>
+              <w:top w:val="single" w:sz="6" w:space="0" w:color="auto"/>
+              <w:left w:val="single" w:sz="6" w:space="0" w:color="auto"/>
+              <w:bottom w:val="single" w:sz="6" w:space="0" w:color="auto"/>
+              <w:right w:val="single" w:sz="6" w:space="0" w:color="auto"/>
+            </w:tcBorders>
+            <w:tcMar>
+              <w:top w:w="120" w:type="dxa"/>
+              <w:left w:w="180" w:type="dxa"/>
+              <w:bottom w:w="120" w:type="dxa"/>
+              <w:right w:w="180" w:type="dxa"/>
+            </w:tcMar>
+            <w:vAlign w:val="center"/>
+            <w:hideMark/>
+          </w:tcPr>
+          <w:p>
+            <w:pPr>
+              <w:widowControl/>
+              <w:spacing w:after="0" w:line="240" w:lineRule="auto"/>
+              <w:rPr>
+                <w:rFonts w:ascii="Arial" w:eastAsia="新細明體" w:hAnsi="Arial" w:cs="Arial"/>
+                <w:color w:val="1F1F1F"/>
+                <w:kern w:val="0"/>
+                <w:sz w:val="20"/>
+                <w:szCs w:val="20"/>
+                <w14:ligatures w14:val="none"/>
+              </w:rPr>
+            </w:pPr>
+            <w:r>
+              <w:rPr>
+                <w:rFonts w:ascii="Arial" w:eastAsia="新細明體" w:hAnsi="Arial" w:cs="Arial"/>
+                <w:color w:val="1F1F1F"/>
+                <w:kern w:val="0"/>
+                <w:sz w:val="20"/>
+                <w:szCs w:val="20"/>
+                <w:bdr w:val="none" w:sz="0" w:space="0" w:color="auto" w:frame="1"/>
+                <w14:ligatures w14:val="none"/>
+              </w:rPr>
+              <w:t xml:space="preserve">□ </w:t>
+            </w:r>
+            <w:r>
+              <w:rPr>
+                <w:rFonts w:ascii="Arial" w:eastAsia="新細明體" w:hAnsi="Arial" w:cs="Arial"/>
+                <w:color w:val="1F1F1F"/>
+                <w:kern w:val="0"/>
+                <w:sz w:val="20"/>
+                <w:szCs w:val="20"/>
+                <w:bdr w:val="none" w:sz="0" w:space="0" w:color="auto" w:frame="1"/>
+                <w14:ligatures w14:val="none"/>
+              </w:rPr>
+              <w:t>合格</w:t>
+            </w:r>
+            <w:r>
+              <w:rPr>
+                <w:rFonts w:ascii="Arial" w:eastAsia="新細明體" w:hAnsi="Arial" w:cs="Arial"/>
+                <w:color w:val="1F1F1F"/>
+                <w:kern w:val="0"/>
+                <w:sz w:val="20"/>
+                <w:szCs w:val="20"/>
+                <w:bdr w:val="none" w:sz="0" w:space="0" w:color="auto" w:frame="1"/>
+                <w14:ligatures w14:val="none"/>
+              </w:rPr>
+              <w:t xml:space="preserve"> / □ </w:t>
+            </w:r>
+            <w:r>
+              <w:rPr>
+                <w:rFonts w:ascii="Arial" w:eastAsia="新細明體" w:hAnsi="Arial" w:cs="Arial"/>
+                <w:color w:val="1F1F1F"/>
+                <w:kern w:val="0"/>
+                <w:sz w:val="20"/>
+                <w:szCs w:val="20"/>
+                <w:bdr w:val="none" w:sz="0" w:space="0" w:color="auto" w:frame="1"/>
+                <w14:ligatures w14:val="none"/>
+              </w:rPr>
+              <w:t>不合格</w:t>
+            </w:r>
+          </w:p>
+        </w:tc>
+      </w:tr>
+      <w:tr>
+        <w:trPr>
+          <w:tblCellSpacing w:w="15" w:type="dxa"/>
+        </w:trPr>
+        <w:tc>
+          <w:tcPr>
+            <w:tcW w:w="0" w:type="auto"/>
+            <w:tcBorders>
+              <w:top w:val="single" w:sz="6" w:space="0" w:color="auto"/>
+              <w:left w:val="single" w:sz="6" w:space="0" w:color="auto"/>
+              <w:bottom w:val="single" w:sz="6" w:space="0" w:color="auto"/>
+              <w:right w:val="single" w:sz="6" w:space="0" w:color="auto"/>
+            </w:tcBorders>
+            <w:tcMar>
+              <w:top w:w="120" w:type="dxa"/>
+              <w:left w:w="180" w:type="dxa"/>
+              <w:bottom w:w="120" w:type="dxa"/>
+              <w:right w:w="180" w:type="dxa"/>
+            </w:tcMar>
+            <w:vAlign w:val="center"/>
+            <w:hideMark/>
+          </w:tcPr>
+          <w:p>
+            <w:pPr>
+              <w:widowControl/>
+              <w:spacing w:after="0" w:line="240" w:lineRule="auto"/>
+              <w:rPr>
+                <w:rFonts w:ascii="Arial" w:eastAsia="新細明體" w:hAnsi="Arial" w:cs="Arial"/>
+                <w:color w:val="1F1F1F"/>
+                <w:kern w:val="0"/>
+                <w:sz w:val="20"/>
+                <w:szCs w:val="20"/>
+                <w14:ligatures w14:val="none"/>
+              </w:rPr>
+            </w:pPr>
+            <w:r>
+              <w:rPr>
+                <w:rFonts w:ascii="Arial" w:eastAsia="新細明體" w:hAnsi="Arial" w:cs="Arial"/>
+                <w:b/>
+                <w:bCs/>
+                <w:color w:val="1F1F1F"/>
+                <w:kern w:val="0"/>
+                <w:sz w:val="20"/>
+                <w:szCs w:val="20"/>
+                <w:bdr w:val="none" w:sz="0" w:space="0" w:color="auto" w:frame="1"/>
+                <w14:ligatures w14:val="none"/>
+              </w:rPr>
+              <w:t xml:space="preserve">9. </w:t>
+            </w:r>
+            <w:r>
+              <w:rPr>
+                <w:rFonts w:ascii="Arial" w:eastAsia="新細明體" w:hAnsi="Arial" w:cs="Arial"/>
+                <w:b/>
+                <w:bCs/>
+                <w:color w:val="1F1F1F"/>
+                <w:kern w:val="0"/>
+                <w:sz w:val="20"/>
+                <w:szCs w:val="20"/>
+                <w:bdr w:val="none" w:sz="0" w:space="0" w:color="auto" w:frame="1"/>
+                <w14:ligatures w14:val="none"/>
+              </w:rPr>
+              <w:t>隔間性能證明</w:t>
+            </w:r>
+          </w:p>
+        </w:tc>
+        <w:tc>
+          <w:tcPr>
+            <w:tcW w:w="0" w:type="auto"/>
+            <w:tcBorders>
+              <w:top w:val="single" w:sz="6" w:space="0" w:color="auto"/>
+              <w:left w:val="single" w:sz="6" w:space="0" w:color="auto"/>
+              <w:bottom w:val="single" w:sz="6" w:space="0" w:color="auto"/>
+              <w:right w:val="single" w:sz="6" w:space="0" w:color="auto"/>
+            </w:tcBorders>
+            <w:tcMar>
+              <w:top w:w="120" w:type="dxa"/>
+              <w:left w:w="180" w:type="dxa"/>
+              <w:bottom w:w="120" w:type="dxa"/>
+              <w:right w:w="180" w:type="dxa"/>
+            </w:tcMar>
+            <w:vAlign w:val="center"/>
+            <w:hideMark/>
+          </w:tcPr>
+          <w:p>
+            <w:pPr>
+              <w:widowControl/>
+              <w:spacing w:after="0" w:line="240" w:lineRule="auto"/>
+              <w:rPr>
+                <w:rFonts w:ascii="Arial" w:eastAsia="新細明體" w:hAnsi="Arial" w:cs="Arial"/>
+                <w:color w:val="1F1F1F"/>
+                <w:kern w:val="0"/>
+                <w:sz w:val="20"/>
+                <w:szCs w:val="20"/>
+                <w14:ligatures w14:val="none"/>
+              </w:rPr>
+            </w:pPr>
+            <w:r>
+              <w:rPr>
+                <w:rFonts w:ascii="Arial" w:eastAsia="新細明體" w:hAnsi="Arial" w:cs="Arial"/>
+                <w:color w:val="1F1F1F"/>
+                <w:kern w:val="0"/>
+                <w:sz w:val="20"/>
+                <w:szCs w:val="20"/>
+                <w:bdr w:val="none" w:sz="0" w:space="0" w:color="auto" w:frame="1"/>
+                <w14:ligatures w14:val="none"/>
+              </w:rPr>
+              <w:t>須提供「雙層玻璃配置」下達</w:t>
+            </w:r>
+            <w:r>
+              <w:rPr>
+                <w:rFonts w:ascii="Arial" w:eastAsia="新細明體" w:hAnsi="Arial" w:cs="Arial"/>
+                <w:color w:val="1F1F1F"/>
+                <w:kern w:val="0"/>
+                <w:sz w:val="20"/>
+                <w:szCs w:val="20"/>
+                <w:bdr w:val="none" w:sz="0" w:space="0" w:color="auto" w:frame="1"/>
+                <w14:ligatures w14:val="none"/>
+              </w:rPr>
+              <w:t xml:space="preserve"> </w:t>
+            </w:r>
+            <w:r>
+              <w:rPr>
+                <w:rFonts w:ascii="Arial" w:eastAsia="新細明體" w:hAnsi="Arial" w:cs="Arial"/>
+                <w:b/>
+                <w:bCs/>
+                <w:color w:val="1F1F1F"/>
+                <w:kern w:val="0"/>
+                <w:sz w:val="20"/>
+                <w:szCs w:val="20"/>
+                <w:bdr w:val="none" w:sz="0" w:space="0" w:color="auto" w:frame="1"/>
+                <w14:ligatures w14:val="none"/>
+              </w:rPr>
+              <w:t>STC</w:t>
+            </w:r>
+            <w:r>
+              <w:rPr>
+                <w:rFonts w:ascii="Arial" w:eastAsia="新細明體" w:hAnsi="Arial" w:cs="Arial"/>
+                <w:b/>
+                <w:bCs/>
+                <w:color w:val="1F1F1F"/>
+                <w:kern w:val="0"/>
+                <w:sz w:val="20"/>
+                <w:szCs w:val="20"/>
+                <w:bdr w:val="none" w:sz="0" w:space="0" w:color="auto" w:frame="1"/>
+                <w14:ligatures w14:val="none"/>
+              </w:rPr>
+              <w:t>40dB</w:t>
+            </w:r>
+            <w:r>
+              <w:rPr>
+                <w:rFonts w:ascii="新細明體" w:eastAsia="新細明體" w:hAnsi="新細明體" w:cs="新細明體" w:hint="eastAsia"/>
+                <w:b/>
+                <w:bCs/>
+                <w:kern w:val="0"/>
+                <w14:ligatures w14:val="none"/>
+              </w:rPr>
+              <w:t>或</w:t>
+            </w:r>
+            <w:r>
+              <w:rPr>
+                <w:rFonts w:ascii="Arial" w:eastAsia="新細明體" w:hAnsi="Arial" w:cs="Arial"/>
+                <w:b/>
+                <w:bCs/>
+                <w:color w:val="1F1F1F"/>
+                <w:kern w:val="0"/>
+                <w:sz w:val="20"/>
+                <w:szCs w:val="20"/>
+                <w:bdr w:val="none" w:sz="0" w:space="0" w:color="auto" w:frame="1"/>
+                <w14:ligatures w14:val="none"/>
+              </w:rPr>
+              <w:t>RW</w:t>
+            </w:r>
+            <w:r>
+              <w:rPr>
+                <w:rFonts w:ascii="Arial" w:eastAsia="新細明體" w:hAnsi="Arial" w:cs="Arial"/>
+                <w:b/>
+                <w:bCs/>
+                <w:color w:val="1F1F1F"/>
+                <w:kern w:val="0"/>
+                <w:sz w:val="20"/>
+                <w:szCs w:val="20"/>
+                <w:bdr w:val="none" w:sz="0" w:space="0" w:color="auto" w:frame="1"/>
+                <w14:ligatures w14:val="none"/>
+              </w:rPr>
+              <w:t xml:space="preserve"> 40dB</w:t>
+            </w:r>
+            <w:r>
+              <w:rPr>
+                <w:rFonts w:ascii="Arial" w:eastAsia="新細明體" w:hAnsi="Arial" w:cs="Arial"/>
+                <w:color w:val="1F1F1F"/>
+                <w:kern w:val="0"/>
+                <w:sz w:val="20"/>
+                <w:szCs w:val="20"/>
+                <w:bdr w:val="none" w:sz="0" w:space="0" w:color="auto" w:frame="1"/>
+                <w14:ligatures w14:val="none"/>
+              </w:rPr>
+              <w:t xml:space="preserve"> </w:t>
+            </w:r>
+            <w:r>
+              <w:rPr>
+                <w:rFonts w:ascii="Arial" w:eastAsia="新細明體" w:hAnsi="Arial" w:cs="Arial"/>
+                <w:color w:val="1F1F1F"/>
+                <w:kern w:val="0"/>
+                <w:sz w:val="20"/>
+                <w:szCs w:val="20"/>
+                <w:bdr w:val="none" w:sz="0" w:space="0" w:color="auto" w:frame="1"/>
+                <w14:ligatures w14:val="none"/>
+              </w:rPr>
+              <w:t>以上之報告。</w:t>
+            </w:r>
+          </w:p>
+        </w:tc>
+        <w:tc>
+          <w:tcPr>
+            <w:tcW w:w="0" w:type="auto"/>
+            <w:tcBorders>
+              <w:top w:val="single" w:sz="6" w:space="0" w:color="auto"/>
+              <w:left w:val="single" w:sz="6" w:space="0" w:color="auto"/>
+              <w:bottom w:val="single" w:sz="6" w:space="0" w:color="auto"/>
+              <w:right w:val="single" w:sz="6" w:space="0" w:color="auto"/>
+            </w:tcBorders>
+            <w:tcMar>
+              <w:top w:w="120" w:type="dxa"/>
+              <w:left w:w="180" w:type="dxa"/>
+              <w:bottom w:w="120" w:type="dxa"/>
+              <w:right w:w="180" w:type="dxa"/>
+            </w:tcMar>
+            <w:vAlign w:val="center"/>
+            <w:hideMark/>
+          </w:tcPr>
+          <w:p>
+            <w:pPr>
+              <w:widowControl/>
+              <w:spacing w:after="0" w:line="240" w:lineRule="auto"/>
+              <w:rPr>
+                <w:rFonts w:ascii="Arial" w:eastAsia="新細明體" w:hAnsi="Arial" w:cs="Arial"/>
+                <w:color w:val="1F1F1F"/>
+                <w:kern w:val="0"/>
+                <w:sz w:val="20"/>
+                <w:szCs w:val="20"/>
+                <w14:ligatures w14:val="none"/>
+              </w:rPr>
+            </w:pPr>
+            <w:r>
+              <w:rPr>
+                <w:rFonts w:ascii="Arial" w:eastAsia="新細明體" w:hAnsi="Arial" w:cs="Arial"/>
+                <w:color w:val="1F1F1F"/>
+                <w:kern w:val="0"/>
+                <w:sz w:val="20"/>
+                <w:szCs w:val="20"/>
+                <w:bdr w:val="none" w:sz="0" w:space="0" w:color="auto" w:frame="1"/>
+                <w14:ligatures w14:val="none"/>
+              </w:rPr>
+              <w:t xml:space="preserve">□ </w:t>
+            </w:r>
+            <w:r>
+              <w:rPr>
+                <w:rFonts w:ascii="Arial" w:eastAsia="新細明體" w:hAnsi="Arial" w:cs="Arial"/>
+                <w:color w:val="1F1F1F"/>
+                <w:kern w:val="0"/>
+                <w:sz w:val="20"/>
+                <w:szCs w:val="20"/>
+                <w:bdr w:val="none" w:sz="0" w:space="0" w:color="auto" w:frame="1"/>
+                <w14:ligatures w14:val="none"/>
+              </w:rPr>
+              <w:t>已檢附</w:t>
+            </w:r>
+          </w:p>
+        </w:tc>
+        <w:tc>
+          <w:tcPr>
+            <w:tcW w:w="0" w:type="auto"/>
+            <w:tcBorders>
+              <w:top w:val="single" w:sz="6" w:space="0" w:color="auto"/>
+              <w:left w:val="single" w:sz="6" w:space="0" w:color="auto"/>
+              <w:bottom w:val="single" w:sz="6" w:space="0" w:color="auto"/>
+              <w:right w:val="single" w:sz="6" w:space="0" w:color="auto"/>
+            </w:tcBorders>
+            <w:tcMar>
+              <w:top w:w="120" w:type="dxa"/>
+              <w:left w:w="180" w:type="dxa"/>
+              <w:bottom w:w="120" w:type="dxa"/>
+              <w:right w:w="180" w:type="dxa"/>
+            </w:tcMar>
+            <w:vAlign w:val="center"/>
+            <w:hideMark/>
+          </w:tcPr>
+          <w:p>
+            <w:pPr>
+              <w:widowControl/>
+              <w:spacing w:after="0" w:line="240" w:lineRule="auto"/>
+              <w:rPr>
+                <w:rFonts w:ascii="Arial" w:eastAsia="新細明體" w:hAnsi="Arial" w:cs="Arial"/>
+                <w:color w:val="1F1F1F"/>
+                <w:kern w:val="0"/>
+                <w:sz w:val="20"/>
+                <w:szCs w:val="20"/>
+                <w14:ligatures w14:val="none"/>
+              </w:rPr>
+            </w:pPr>
+            <w:r>
+              <w:rPr>
+                <w:rFonts w:ascii="Arial" w:eastAsia="新細明體" w:hAnsi="Arial" w:cs="Arial"/>
+                <w:color w:val="1F1F1F"/>
+                <w:kern w:val="0"/>
+                <w:sz w:val="20"/>
+                <w:szCs w:val="20"/>
+                <w:bdr w:val="none" w:sz="0" w:space="0" w:color="auto" w:frame="1"/>
+                <w14:ligatures w14:val="none"/>
+              </w:rPr>
+              <w:t xml:space="preserve">□ </w:t>
+            </w:r>
+            <w:r>
+              <w:rPr>
+                <w:rFonts w:ascii="Arial" w:eastAsia="新細明體" w:hAnsi="Arial" w:cs="Arial"/>
+                <w:color w:val="1F1F1F"/>
+                <w:kern w:val="0"/>
+                <w:sz w:val="20"/>
+                <w:szCs w:val="20"/>
+                <w:bdr w:val="none" w:sz="0" w:space="0" w:color="auto" w:frame="1"/>
+                <w14:ligatures w14:val="none"/>
+              </w:rPr>
+              <w:t>合格</w:t>
+            </w:r>
+            <w:r>
+              <w:rPr>
+                <w:rFonts w:ascii="Arial" w:eastAsia="新細明體" w:hAnsi="Arial" w:cs="Arial"/>
+                <w:color w:val="1F1F1F"/>
+                <w:kern w:val="0"/>
+                <w:sz w:val="20"/>
+                <w:szCs w:val="20"/>
+                <w:bdr w:val="none" w:sz="0" w:space="0" w:color="auto" w:frame="1"/>
+                <w14:ligatures w14:val="none"/>
+              </w:rPr>
+              <w:t xml:space="preserve"> / □ </w:t>
+            </w:r>
+            <w:r>
+              <w:rPr>
+                <w:rFonts w:ascii="Arial" w:eastAsia="新細明體" w:hAnsi="Arial" w:cs="Arial"/>
+                <w:color w:val="1F1F1F"/>
+                <w:kern w:val="0"/>
+                <w:sz w:val="20"/>
+                <w:szCs w:val="20"/>
+                <w:bdr w:val="none" w:sz="0" w:space="0" w:color="auto" w:frame="1"/>
+                <w14:ligatures w14:val="none"/>
+              </w:rPr>
+              <w:t>不合格</w:t>
+            </w:r>
+          </w:p>
+        </w:tc>
+      </w:tr>
+      <w:tr>
+        <w:trPr>
+          <w:tblCellSpacing w:w="15" w:type="dxa"/>
+        </w:trPr>
+        <w:tc>
+          <w:tcPr>
+            <w:tcW w:w="0" w:type="auto"/>
+            <w:tcBorders>
+              <w:top w:val="single" w:sz="6" w:space="0" w:color="auto"/>
+              <w:left w:val="single" w:sz="6" w:space="0" w:color="auto"/>
+              <w:bottom w:val="single" w:sz="6" w:space="0" w:color="auto"/>
+              <w:right w:val="single" w:sz="6" w:space="0" w:color="auto"/>
+            </w:tcBorders>
+            <w:tcMar>
+              <w:top w:w="120" w:type="dxa"/>
+              <w:left w:w="180" w:type="dxa"/>
+              <w:bottom w:w="120" w:type="dxa"/>
+              <w:right w:w="180" w:type="dxa"/>
+            </w:tcMar>
+            <w:vAlign w:val="center"/>
+            <w:hideMark/>
+          </w:tcPr>
+          <w:p>
+            <w:pPr>
+              <w:widowControl/>
+              <w:spacing w:after="0" w:line="240" w:lineRule="auto"/>
+              <w:rPr>
+                <w:rFonts w:ascii="Arial" w:eastAsia="新細明體" w:hAnsi="Arial" w:cs="Arial"/>
+                <w:color w:val="1F1F1F"/>
+                <w:kern w:val="0"/>
+                <w:sz w:val="20"/>
+                <w:szCs w:val="20"/>
+                <w14:ligatures w14:val="none"/>
+              </w:rPr>
+            </w:pPr>
+            <w:r>
+              <w:rPr>
+                <w:rFonts w:ascii="Arial" w:eastAsia="新細明體" w:hAnsi="Arial" w:cs="Arial"/>
+                <w:b/>
+                <w:bCs/>
+                <w:color w:val="1F1F1F"/>
+                <w:kern w:val="0"/>
+                <w:sz w:val="20"/>
+                <w:szCs w:val="20"/>
+                <w:bdr w:val="none" w:sz="0" w:space="0" w:color="auto" w:frame="1"/>
+                <w14:ligatures w14:val="none"/>
+              </w:rPr>
+              <w:t xml:space="preserve">10. </w:t>
+            </w:r>
+            <w:r>
+              <w:rPr>
+                <w:rFonts w:ascii="Arial" w:eastAsia="新細明體" w:hAnsi="Arial" w:cs="Arial"/>
+                <w:b/>
+                <w:bCs/>
+                <w:color w:val="1F1F1F"/>
+                <w:kern w:val="0"/>
+                <w:sz w:val="20"/>
+                <w:szCs w:val="20"/>
+                <w:bdr w:val="none" w:sz="0" w:space="0" w:color="auto" w:frame="1"/>
+                <w14:ligatures w14:val="none"/>
+              </w:rPr>
+              <w:t>門組性能證明</w:t>
+            </w:r>
+          </w:p>
+        </w:tc>
+        <w:tc>
+          <w:tcPr>
+            <w:tcW w:w="0" w:type="auto"/>
+            <w:tcBorders>
+              <w:top w:val="single" w:sz="6" w:space="0" w:color="auto"/>
+              <w:left w:val="single" w:sz="6" w:space="0" w:color="auto"/>
+              <w:bottom w:val="single" w:sz="6" w:space="0" w:color="auto"/>
+              <w:right w:val="single" w:sz="6" w:space="0" w:color="auto"/>
+            </w:tcBorders>
+            <w:tcMar>
+              <w:top w:w="120" w:type="dxa"/>
+              <w:left w:w="180" w:type="dxa"/>
+              <w:bottom w:w="120" w:type="dxa"/>
+              <w:right w:w="180" w:type="dxa"/>
+            </w:tcMar>
+            <w:vAlign w:val="center"/>
+            <w:hideMark/>
+          </w:tcPr>
+          <w:p>
+            <w:pPr>
+              <w:widowControl/>
+              <w:spacing w:after="0" w:line="240" w:lineRule="auto"/>
+              <w:rPr>
+                <w:rFonts w:ascii="Arial" w:eastAsia="新細明體" w:hAnsi="Arial" w:cs="Arial"/>
+                <w:color w:val="1F1F1F"/>
+                <w:kern w:val="0"/>
+                <w:sz w:val="20"/>
+                <w:szCs w:val="20"/>
+                <w14:ligatures w14:val="none"/>
+              </w:rPr>
+            </w:pPr>
+            <w:r>
+              <w:rPr>
+                <w:rFonts w:ascii="Arial" w:eastAsia="新細明體" w:hAnsi="Arial" w:cs="Arial"/>
+                <w:color w:val="1F1F1F"/>
+                <w:kern w:val="0"/>
+                <w:sz w:val="20"/>
+                <w:szCs w:val="20"/>
+                <w:bdr w:val="none" w:sz="0" w:space="0" w:color="auto" w:frame="1"/>
+                <w14:ligatures w14:val="none"/>
+              </w:rPr>
+              <w:t>須提供「雙層玻璃隔音門」下達</w:t>
+            </w:r>
+            <w:r>
+              <w:rPr>
+                <w:rFonts w:ascii="Arial" w:eastAsia="新細明體" w:hAnsi="Arial" w:cs="Arial"/>
+                <w:color w:val="1F1F1F"/>
+                <w:kern w:val="0"/>
+                <w:sz w:val="20"/>
+                <w:szCs w:val="20"/>
+                <w:bdr w:val="none" w:sz="0" w:space="0" w:color="auto" w:frame="1"/>
+                <w14:ligatures w14:val="none"/>
+              </w:rPr>
+              <w:t xml:space="preserve"> </w:t>
+            </w:r>
+            <w:r>
+              <w:rPr>
+                <w:rFonts w:ascii="Arial" w:eastAsia="新細明體" w:hAnsi="Arial" w:cs="Arial"/>
+                <w:b/>
+                <w:bCs/>
+                <w:color w:val="1F1F1F"/>
+                <w:kern w:val="0"/>
+                <w:sz w:val="20"/>
+                <w:szCs w:val="20"/>
+                <w:bdr w:val="none" w:sz="0" w:space="0" w:color="auto" w:frame="1"/>
+                <w14:ligatures w14:val="none"/>
+              </w:rPr>
+              <w:t>STC</w:t>
+            </w:r>
+            <w:r>
+              <w:rPr>
+                <w:rFonts w:ascii="Arial" w:eastAsia="新細明體" w:hAnsi="Arial" w:cs="Arial"/>
+                <w:b/>
+                <w:bCs/>
+                <w:color w:val="1F1F1F"/>
+                <w:kern w:val="0"/>
+                <w:sz w:val="20"/>
+                <w:szCs w:val="20"/>
+                <w:bdr w:val="none" w:sz="0" w:space="0" w:color="auto" w:frame="1"/>
+                <w14:ligatures w14:val="none"/>
+              </w:rPr>
+              <w:t>38dB</w:t>
+            </w:r>
+            <w:r>
+              <w:rPr>
+                <w:rFonts w:ascii="新細明體" w:eastAsia="新細明體" w:hAnsi="新細明體" w:cs="新細明體" w:hint="eastAsia"/>
+                <w:b/>
+                <w:bCs/>
+                <w:kern w:val="0"/>
+                <w14:ligatures w14:val="none"/>
+              </w:rPr>
+              <w:t>或</w:t>
+            </w:r>
+            <w:r>
+              <w:rPr>
+                <w:rFonts w:ascii="Arial" w:eastAsia="新細明體" w:hAnsi="Arial" w:cs="Arial"/>
+                <w:b/>
+                <w:bCs/>
+                <w:color w:val="1F1F1F"/>
+                <w:kern w:val="0"/>
+                <w:sz w:val="20"/>
+                <w:szCs w:val="20"/>
+                <w:bdr w:val="none" w:sz="0" w:space="0" w:color="auto" w:frame="1"/>
+                <w14:ligatures w14:val="none"/>
+              </w:rPr>
+              <w:t>RW</w:t>
+            </w:r>
+            <w:r>
+              <w:rPr>
+                <w:rFonts w:ascii="Arial" w:eastAsia="新細明體" w:hAnsi="Arial" w:cs="Arial"/>
+                <w:b/>
+                <w:bCs/>
+                <w:color w:val="1F1F1F"/>
+                <w:kern w:val="0"/>
+                <w:sz w:val="20"/>
+                <w:szCs w:val="20"/>
+                <w:bdr w:val="none" w:sz="0" w:space="0" w:color="auto" w:frame="1"/>
+                <w14:ligatures w14:val="none"/>
+              </w:rPr>
+              <w:t>3</w:t>
+            </w:r>
+            <w:r>
+              <w:rPr>
+                <w:rFonts w:ascii="Arial" w:eastAsia="新細明體" w:hAnsi="Arial" w:cs="Arial"/>
+                <w:b/>
+                <w:bCs/>
+                <w:color w:val="1F1F1F"/>
+                <w:kern w:val="0"/>
+                <w:sz w:val="20"/>
+                <w:szCs w:val="20"/>
+                <w:bdr w:val="none" w:sz="0" w:space="0" w:color="auto" w:frame="1"/>
+                <w14:ligatures w14:val="none"/>
+              </w:rPr>
+              <w:t>8</w:t>
+            </w:r>
+            <w:r>
+              <w:rPr>
+                <w:rFonts w:ascii="Arial" w:eastAsia="新細明體" w:hAnsi="Arial" w:cs="Arial"/>
+                <w:b/>
+                <w:bCs/>
+                <w:color w:val="1F1F1F"/>
+                <w:kern w:val="0"/>
+                <w:sz w:val="20"/>
+                <w:szCs w:val="20"/>
+                <w:bdr w:val="none" w:sz="0" w:space="0" w:color="auto" w:frame="1"/>
+                <w14:ligatures w14:val="none"/>
+              </w:rPr>
+              <w:t>dB</w:t>
+            </w:r>
+            <w:r>
+              <w:rPr>
+                <w:rFonts w:ascii="Arial" w:eastAsia="新細明體" w:hAnsi="Arial" w:cs="Arial"/>
+                <w:color w:val="1F1F1F"/>
+                <w:kern w:val="0"/>
+                <w:sz w:val="20"/>
+                <w:szCs w:val="20"/>
+                <w:bdr w:val="none" w:sz="0" w:space="0" w:color="auto" w:frame="1"/>
+                <w14:ligatures w14:val="none"/>
+              </w:rPr>
+              <w:t xml:space="preserve"> </w:t>
+            </w:r>
+            <w:r>
+              <w:rPr>
+                <w:rFonts w:ascii="Arial" w:eastAsia="新細明體" w:hAnsi="Arial" w:cs="Arial"/>
+                <w:color w:val="1F1F1F"/>
+                <w:kern w:val="0"/>
+                <w:sz w:val="20"/>
+                <w:szCs w:val="20"/>
+                <w:bdr w:val="none" w:sz="0" w:space="0" w:color="auto" w:frame="1"/>
+                <w14:ligatures w14:val="none"/>
+              </w:rPr>
+              <w:t>以上之報告。</w:t>
+            </w:r>
+          </w:p>
+        </w:tc>
+        <w:tc>
+          <w:tcPr>
+            <w:tcW w:w="0" w:type="auto"/>
+            <w:tcBorders>
+              <w:top w:val="single" w:sz="6" w:space="0" w:color="auto"/>
+              <w:left w:val="single" w:sz="6" w:space="0" w:color="auto"/>
+              <w:bottom w:val="single" w:sz="6" w:space="0" w:color="auto"/>
+              <w:right w:val="single" w:sz="6" w:space="0" w:color="auto"/>
+            </w:tcBorders>
+            <w:tcMar>
+              <w:top w:w="120" w:type="dxa"/>
+              <w:left w:w="180" w:type="dxa"/>
+              <w:bottom w:w="120" w:type="dxa"/>
+              <w:right w:w="180" w:type="dxa"/>
+            </w:tcMar>
+            <w:vAlign w:val="center"/>
+            <w:hideMark/>
+          </w:tcPr>
+          <w:p>
+            <w:pPr>
+              <w:widowControl/>
+              <w:spacing w:after="0" w:line="240" w:lineRule="auto"/>
+              <w:rPr>
+                <w:rFonts w:ascii="Arial" w:eastAsia="新細明體" w:hAnsi="Arial" w:cs="Arial"/>
+                <w:color w:val="1F1F1F"/>
+                <w:kern w:val="0"/>
+                <w:sz w:val="20"/>
+                <w:szCs w:val="20"/>
+                <w14:ligatures w14:val="none"/>
+              </w:rPr>
+            </w:pPr>
+            <w:r>
+              <w:rPr>
+                <w:rFonts w:ascii="Arial" w:eastAsia="新細明體" w:hAnsi="Arial" w:cs="Arial"/>
+                <w:color w:val="1F1F1F"/>
+                <w:kern w:val="0"/>
+                <w:sz w:val="20"/>
+                <w:szCs w:val="20"/>
+                <w:bdr w:val="none" w:sz="0" w:space="0" w:color="auto" w:frame="1"/>
+                <w14:ligatures w14:val="none"/>
+              </w:rPr>
+              <w:t xml:space="preserve">□ </w:t>
+            </w:r>
+            <w:r>
+              <w:rPr>
+                <w:rFonts w:ascii="Arial" w:eastAsia="新細明體" w:hAnsi="Arial" w:cs="Arial"/>
+                <w:color w:val="1F1F1F"/>
+                <w:kern w:val="0"/>
+                <w:sz w:val="20"/>
+                <w:szCs w:val="20"/>
+                <w:bdr w:val="none" w:sz="0" w:space="0" w:color="auto" w:frame="1"/>
+                <w14:ligatures w14:val="none"/>
+              </w:rPr>
+              <w:t>已檢附</w:t>
+            </w:r>
+          </w:p>
+        </w:tc>
+        <w:tc>
+          <w:tcPr>
+            <w:tcW w:w="0" w:type="auto"/>
+            <w:tcBorders>
+              <w:top w:val="single" w:sz="6" w:space="0" w:color="auto"/>
+              <w:left w:val="single" w:sz="6" w:space="0" w:color="auto"/>
+              <w:bottom w:val="single" w:sz="6" w:space="0" w:color="auto"/>
+              <w:right w:val="single" w:sz="6" w:space="0" w:color="auto"/>
+            </w:tcBorders>
+            <w:tcMar>
+              <w:top w:w="120" w:type="dxa"/>
+              <w:left w:w="180" w:type="dxa"/>
+              <w:bottom w:w="120" w:type="dxa"/>
+              <w:right w:w="180" w:type="dxa"/>
+            </w:tcMar>
+            <w:vAlign w:val="center"/>
+            <w:hideMark/>
+          </w:tcPr>
+          <w:p>
+            <w:pPr>
+              <w:widowControl/>
+              <w:spacing w:after="0" w:line="240" w:lineRule="auto"/>
+              <w:rPr>
+                <w:rFonts w:ascii="Arial" w:eastAsia="新細明體" w:hAnsi="Arial" w:cs="Arial"/>
+                <w:color w:val="1F1F1F"/>
+                <w:kern w:val="0"/>
+                <w:sz w:val="20"/>
+                <w:szCs w:val="20"/>
+                <w14:ligatures w14:val="none"/>
+              </w:rPr>
+            </w:pPr>
+            <w:r>
+              <w:rPr>
+                <w:rFonts w:ascii="Arial" w:eastAsia="新細明體" w:hAnsi="Arial" w:cs="Arial"/>
+                <w:color w:val="1F1F1F"/>
+                <w:kern w:val="0"/>
+                <w:sz w:val="20"/>
+                <w:szCs w:val="20"/>
+                <w:bdr w:val="none" w:sz="0" w:space="0" w:color="auto" w:frame="1"/>
+                <w14:ligatures w14:val="none"/>
+              </w:rPr>
+              <w:t xml:space="preserve">□ </w:t>
+            </w:r>
+            <w:r>
+              <w:rPr>
+                <w:rFonts w:ascii="Arial" w:eastAsia="新細明體" w:hAnsi="Arial" w:cs="Arial"/>
+                <w:color w:val="1F1F1F"/>
+                <w:kern w:val="0"/>
+                <w:sz w:val="20"/>
+                <w:szCs w:val="20"/>
+                <w:bdr w:val="none" w:sz="0" w:space="0" w:color="auto" w:frame="1"/>
+                <w14:ligatures w14:val="none"/>
+              </w:rPr>
+              <w:t>合格</w:t>
+            </w:r>
+            <w:r>
+              <w:rPr>
+                <w:rFonts w:ascii="Arial" w:eastAsia="新細明體" w:hAnsi="Arial" w:cs="Arial"/>
+                <w:color w:val="1F1F1F"/>
+                <w:kern w:val="0"/>
+                <w:sz w:val="20"/>
+                <w:szCs w:val="20"/>
+                <w:bdr w:val="none" w:sz="0" w:space="0" w:color="auto" w:frame="1"/>
+                <w14:ligatures w14:val="none"/>
+              </w:rPr>
+              <w:t xml:space="preserve"> / □ </w:t>
+            </w:r>
+            <w:r>
+              <w:rPr>
+                <w:rFonts w:ascii="Arial" w:eastAsia="新細明體" w:hAnsi="Arial" w:cs="Arial"/>
+                <w:color w:val="1F1F1F"/>
+                <w:kern w:val="0"/>
+                <w:sz w:val="20"/>
+                <w:szCs w:val="20"/>
+                <w:bdr w:val="none" w:sz="0" w:space="0" w:color="auto" w:frame="1"/>
+                <w14:ligatures w14:val="none"/>
+              </w:rPr>
+              <w:t>不合格</w:t>
+            </w:r>
+          </w:p>
+        </w:tc>
+      </w:tr>
+    </w:tbl>
     <w:p>
       <w:pPr>
-        <w:pStyle w:val="p1"/>
-      </w:pPr>
-      <w:r>
-        <w:t>1.</w:t>
-      </w:r>
-      <w:r>
-        <w:rPr>
-          <w:rStyle w:val="apple-tab-span"/>
-        </w:rPr>
-        <w:t xml:space="preserve"> </w:t>
-      </w:r>
-      <w:r>
-        <w:t>系統門框與門扇之周邊膠條需為</w:t>
-      </w:r>
-      <w:r>
-        <w:rPr>
-          <w:rFonts w:hint="eastAsia"/>
-        </w:rPr>
-        <w:t>雙層</w:t>
-      </w:r>
-      <w:r>
-        <w:t>式膠條（Feather Seal），以提升氣密與隔音能力。</w:t>
-      </w:r>
-      <w:r>
-        <w:rPr>
-          <w:rStyle w:val="apple-converted-space"/>
-        </w:rPr>
-        <w:t xml:space="preserve">  </w:t>
-      </w:r>
+        <w:rPr>
+          <w:sz w:val="20"/>
+          <w:szCs w:val="20"/>
+        </w:rPr>
+      </w:pPr>
     </w:p>
-    <w:p>
-      <w:pPr>
-        <w:pStyle w:val="p1"/>
-        <w:rPr>
-          <w:rFonts w:hint="eastAsia"/>
-          <w:b/>
-          <w:bCs/>
-        </w:rPr>
-      </w:pPr>
-      <w:r>
-        <w:rPr>
-          <w:b/>
-          <w:bCs/>
-        </w:rPr>
-        <w:t>6) 可快拆設備帶</w:t>
-      </w:r>
-      <w:r>
-        <w:rPr>
-          <w:b/>
-          <w:bCs/>
-        </w:rPr>
-        <w:t>(</w:t>
-      </w:r>
-      <w:r>
-        <w:rPr>
-          <w:rFonts w:hint="eastAsia"/>
-          <w:b/>
-          <w:bCs/>
-        </w:rPr>
-        <w:t>選配)</w:t>
-      </w:r>
-    </w:p>
-    <w:p>
-      <w:pPr>
-        <w:pStyle w:val="p1"/>
-      </w:pPr>
-      <w:r>
-        <w:t>1.</w:t>
-      </w:r>
-      <w:r>
-        <w:rPr>
-          <w:rStyle w:val="apple-tab-span"/>
-        </w:rPr>
-        <w:t xml:space="preserve"> </w:t>
-      </w:r>
-      <w:r>
-        <w:t>系統需包含</w:t>
-      </w:r>
-      <w:r>
-        <w:rPr>
-          <w:b/>
-          <w:bCs/>
-        </w:rPr>
-        <w:t>可快拆</w:t>
-      </w:r>
-      <w:r>
-        <w:t>設備帶，</w:t>
-      </w:r>
-      <w:r>
-        <w:rPr>
-          <w:rFonts w:hint="eastAsia"/>
-        </w:rPr>
-        <w:t>以利設備維修的方便性。</w:t>
-      </w:r>
-      <w:r>
-        <w:t>其面層可採面貼美耐版之作法，且設備帶內需內置隔音綿（聲學填充）。</w:t>
-      </w:r>
-      <w:r>
-        <w:rPr>
-          <w:rStyle w:val="apple-converted-space"/>
-        </w:rPr>
-        <w:t xml:space="preserve">  </w:t>
-      </w:r>
-    </w:p>
-    <w:p/>
     <w:sectPr>
       <w:pgSz w:w="11906" w:h="16838"/>
       <w:pgMar w:top="1440" w:right="1800" w:bottom="1440" w:left="1800" w:header="851" w:footer="992" w:gutter="0"/>
@@ -512,6 +4390,815 @@
     </w:sectPr>
   </w:body>
 </w:document>
+</file>
+
+<file path=word/numbering.xml><?xml version="1.0" encoding="utf-8"?>
+<w:numbering xmlns:wpc="http://schemas.microsoft.com/office/word/2010/wordprocessingCanvas" xmlns:cx="http://schemas.microsoft.com/office/drawing/2014/chartex" xmlns:cx1="http://schemas.microsoft.com/office/drawing/2015/9/8/chartex" xmlns:cx2="http://schemas.microsoft.com/office/drawing/2015/10/21/chartex" xmlns:cx3="http://schemas.microsoft.com/office/drawing/2016/5/9/chartex" xmlns:cx4="http://schemas.microsoft.com/office/drawing/2016/5/10/chartex" xmlns:cx5="http://schemas.microsoft.com/office/drawing/2016/5/11/chartex" xmlns:cx6="http://schemas.microsoft.com/office/drawing/2016/5/12/chartex" xmlns:cx7="http://schemas.microsoft.com/office/drawing/2016/5/13/chartex" xmlns:cx8="http://schemas.microsoft.com/office/drawing/2016/5/14/chartex" xmlns:mc="http://schemas.openxmlformats.org/markup-compatibility/2006" xmlns:aink="http://schemas.microsoft.com/office/drawing/2016/ink" xmlns:am3d="http://schemas.microsoft.com/office/drawing/2017/model3d" xmlns:o="urn:schemas-microsoft-com:office:office" xmlns:oel="http://schemas.microsoft.com/office/2019/extlst" xmlns:r="http://schemas.openxmlformats.org/officeDocument/2006/relationships" xmlns:m="http://schemas.openxmlformats.org/officeDocument/2006/math" xmlns:v="urn:schemas-microsoft-com:vml" xmlns:wp14="http://schemas.microsoft.com/office/word/2010/wordprocessingDrawing" xmlns:wp="http://schemas.openxmlformats.org/drawingml/2006/wordprocessingDrawing" xmlns:w10="urn:schemas-microsoft-com:office:word" xmlns:w="http://schemas.openxmlformats.org/wordprocessingml/2006/main" xmlns:w14="http://schemas.microsoft.com/office/word/2010/wordml" xmlns:w15="http://schemas.microsoft.com/office/word/2012/wordml" xmlns:w16cex="http://schemas.microsoft.com/office/word/2018/wordml/cex" xmlns:w16cid="http://schemas.microsoft.com/office/word/2016/wordml/cid" xmlns:w16="http://schemas.microsoft.com/office/word/2018/wordml" xmlns:w16du="http://schemas.microsoft.com/office/word/2023/wordml/word16du" xmlns:w16sdtdh="http://schemas.microsoft.com/office/word/2020/wordml/sdtdatahash" xmlns:w16sdtfl="http://schemas.microsoft.com/office/word/2024/wordml/sdtformatlock" xmlns:w16se="http://schemas.microsoft.com/office/word/2015/wordml/symex" xmlns:wpg="http://schemas.microsoft.com/office/word/2010/wordprocessingGroup" xmlns:wpi="http://schemas.microsoft.com/office/word/2010/wordprocessingInk" xmlns:wne="http://schemas.microsoft.com/office/word/2006/wordml" xmlns:wps="http://schemas.microsoft.com/office/word/2010/wordprocessingShape" mc:Ignorable="w14 w15 w16se w16cid w16 w16cex w16sdtdh w16sdtfl w16du wp14">
+  <w:abstractNum w:abstractNumId="0" w15:restartNumberingAfterBreak="0">
+    <w:nsid w:val="00BD7A85"/>
+    <w:multiLevelType w:val="multilevel"/>
+    <w:tmpl w:val="3B06D5F0"/>
+    <w:lvl w:ilvl="0">
+      <w:start w:val="1"/>
+      <w:numFmt w:val="decimal"/>
+      <w:lvlText w:val="%1."/>
+      <w:lvlJc w:val="left"/>
+      <w:pPr>
+        <w:tabs>
+          <w:tab w:val="num" w:pos="720"/>
+        </w:tabs>
+        <w:ind w:left="720" w:hanging="360"/>
+      </w:pPr>
+    </w:lvl>
+    <w:lvl w:ilvl="1" w:tentative="1">
+      <w:start w:val="1"/>
+      <w:numFmt w:val="decimal"/>
+      <w:lvlText w:val="%2."/>
+      <w:lvlJc w:val="left"/>
+      <w:pPr>
+        <w:tabs>
+          <w:tab w:val="num" w:pos="1440"/>
+        </w:tabs>
+        <w:ind w:left="1440" w:hanging="360"/>
+      </w:pPr>
+    </w:lvl>
+    <w:lvl w:ilvl="2" w:tentative="1">
+      <w:start w:val="1"/>
+      <w:numFmt w:val="decimal"/>
+      <w:lvlText w:val="%3."/>
+      <w:lvlJc w:val="left"/>
+      <w:pPr>
+        <w:tabs>
+          <w:tab w:val="num" w:pos="2160"/>
+        </w:tabs>
+        <w:ind w:left="2160" w:hanging="360"/>
+      </w:pPr>
+    </w:lvl>
+    <w:lvl w:ilvl="3" w:tentative="1">
+      <w:start w:val="1"/>
+      <w:numFmt w:val="decimal"/>
+      <w:lvlText w:val="%4."/>
+      <w:lvlJc w:val="left"/>
+      <w:pPr>
+        <w:tabs>
+          <w:tab w:val="num" w:pos="2880"/>
+        </w:tabs>
+        <w:ind w:left="2880" w:hanging="360"/>
+      </w:pPr>
+    </w:lvl>
+    <w:lvl w:ilvl="4" w:tentative="1">
+      <w:start w:val="1"/>
+      <w:numFmt w:val="decimal"/>
+      <w:lvlText w:val="%5."/>
+      <w:lvlJc w:val="left"/>
+      <w:pPr>
+        <w:tabs>
+          <w:tab w:val="num" w:pos="3600"/>
+        </w:tabs>
+        <w:ind w:left="3600" w:hanging="360"/>
+      </w:pPr>
+    </w:lvl>
+    <w:lvl w:ilvl="5" w:tentative="1">
+      <w:start w:val="1"/>
+      <w:numFmt w:val="decimal"/>
+      <w:lvlText w:val="%6."/>
+      <w:lvlJc w:val="left"/>
+      <w:pPr>
+        <w:tabs>
+          <w:tab w:val="num" w:pos="4320"/>
+        </w:tabs>
+        <w:ind w:left="4320" w:hanging="360"/>
+      </w:pPr>
+    </w:lvl>
+    <w:lvl w:ilvl="6" w:tentative="1">
+      <w:start w:val="1"/>
+      <w:numFmt w:val="decimal"/>
+      <w:lvlText w:val="%7."/>
+      <w:lvlJc w:val="left"/>
+      <w:pPr>
+        <w:tabs>
+          <w:tab w:val="num" w:pos="5040"/>
+        </w:tabs>
+        <w:ind w:left="5040" w:hanging="360"/>
+      </w:pPr>
+    </w:lvl>
+    <w:lvl w:ilvl="7" w:tentative="1">
+      <w:start w:val="1"/>
+      <w:numFmt w:val="decimal"/>
+      <w:lvlText w:val="%8."/>
+      <w:lvlJc w:val="left"/>
+      <w:pPr>
+        <w:tabs>
+          <w:tab w:val="num" w:pos="5760"/>
+        </w:tabs>
+        <w:ind w:left="5760" w:hanging="360"/>
+      </w:pPr>
+    </w:lvl>
+    <w:lvl w:ilvl="8" w:tentative="1">
+      <w:start w:val="1"/>
+      <w:numFmt w:val="decimal"/>
+      <w:lvlText w:val="%9."/>
+      <w:lvlJc w:val="left"/>
+      <w:pPr>
+        <w:tabs>
+          <w:tab w:val="num" w:pos="6480"/>
+        </w:tabs>
+        <w:ind w:left="6480" w:hanging="360"/>
+      </w:pPr>
+    </w:lvl>
+  </w:abstractNum>
+  <w:abstractNum w:abstractNumId="1" w15:restartNumberingAfterBreak="0">
+    <w:nsid w:val="28BA18E9"/>
+    <w:multiLevelType w:val="multilevel"/>
+    <w:tmpl w:val="AD2CF102"/>
+    <w:lvl w:ilvl="0">
+      <w:start w:val="1"/>
+      <w:numFmt w:val="decimal"/>
+      <w:lvlText w:val="%1."/>
+      <w:lvlJc w:val="left"/>
+      <w:pPr>
+        <w:tabs>
+          <w:tab w:val="num" w:pos="720"/>
+        </w:tabs>
+        <w:ind w:left="720" w:hanging="360"/>
+      </w:pPr>
+    </w:lvl>
+    <w:lvl w:ilvl="1" w:tentative="1">
+      <w:start w:val="1"/>
+      <w:numFmt w:val="decimal"/>
+      <w:lvlText w:val="%2."/>
+      <w:lvlJc w:val="left"/>
+      <w:pPr>
+        <w:tabs>
+          <w:tab w:val="num" w:pos="1440"/>
+        </w:tabs>
+        <w:ind w:left="1440" w:hanging="360"/>
+      </w:pPr>
+    </w:lvl>
+    <w:lvl w:ilvl="2" w:tentative="1">
+      <w:start w:val="1"/>
+      <w:numFmt w:val="decimal"/>
+      <w:lvlText w:val="%3."/>
+      <w:lvlJc w:val="left"/>
+      <w:pPr>
+        <w:tabs>
+          <w:tab w:val="num" w:pos="2160"/>
+        </w:tabs>
+        <w:ind w:left="2160" w:hanging="360"/>
+      </w:pPr>
+    </w:lvl>
+    <w:lvl w:ilvl="3" w:tentative="1">
+      <w:start w:val="1"/>
+      <w:numFmt w:val="decimal"/>
+      <w:lvlText w:val="%4."/>
+      <w:lvlJc w:val="left"/>
+      <w:pPr>
+        <w:tabs>
+          <w:tab w:val="num" w:pos="2880"/>
+        </w:tabs>
+        <w:ind w:left="2880" w:hanging="360"/>
+      </w:pPr>
+    </w:lvl>
+    <w:lvl w:ilvl="4" w:tentative="1">
+      <w:start w:val="1"/>
+      <w:numFmt w:val="decimal"/>
+      <w:lvlText w:val="%5."/>
+      <w:lvlJc w:val="left"/>
+      <w:pPr>
+        <w:tabs>
+          <w:tab w:val="num" w:pos="3600"/>
+        </w:tabs>
+        <w:ind w:left="3600" w:hanging="360"/>
+      </w:pPr>
+    </w:lvl>
+    <w:lvl w:ilvl="5" w:tentative="1">
+      <w:start w:val="1"/>
+      <w:numFmt w:val="decimal"/>
+      <w:lvlText w:val="%6."/>
+      <w:lvlJc w:val="left"/>
+      <w:pPr>
+        <w:tabs>
+          <w:tab w:val="num" w:pos="4320"/>
+        </w:tabs>
+        <w:ind w:left="4320" w:hanging="360"/>
+      </w:pPr>
+    </w:lvl>
+    <w:lvl w:ilvl="6" w:tentative="1">
+      <w:start w:val="1"/>
+      <w:numFmt w:val="decimal"/>
+      <w:lvlText w:val="%7."/>
+      <w:lvlJc w:val="left"/>
+      <w:pPr>
+        <w:tabs>
+          <w:tab w:val="num" w:pos="5040"/>
+        </w:tabs>
+        <w:ind w:left="5040" w:hanging="360"/>
+      </w:pPr>
+    </w:lvl>
+    <w:lvl w:ilvl="7" w:tentative="1">
+      <w:start w:val="1"/>
+      <w:numFmt w:val="decimal"/>
+      <w:lvlText w:val="%8."/>
+      <w:lvlJc w:val="left"/>
+      <w:pPr>
+        <w:tabs>
+          <w:tab w:val="num" w:pos="5760"/>
+        </w:tabs>
+        <w:ind w:left="5760" w:hanging="360"/>
+      </w:pPr>
+    </w:lvl>
+    <w:lvl w:ilvl="8" w:tentative="1">
+      <w:start w:val="1"/>
+      <w:numFmt w:val="decimal"/>
+      <w:lvlText w:val="%9."/>
+      <w:lvlJc w:val="left"/>
+      <w:pPr>
+        <w:tabs>
+          <w:tab w:val="num" w:pos="6480"/>
+        </w:tabs>
+        <w:ind w:left="6480" w:hanging="360"/>
+      </w:pPr>
+    </w:lvl>
+  </w:abstractNum>
+  <w:abstractNum w:abstractNumId="2" w15:restartNumberingAfterBreak="0">
+    <w:nsid w:val="2CB84678"/>
+    <w:multiLevelType w:val="multilevel"/>
+    <w:tmpl w:val="4B94E35E"/>
+    <w:lvl w:ilvl="0">
+      <w:start w:val="1"/>
+      <w:numFmt w:val="bullet"/>
+      <w:lvlText w:val=""/>
+      <w:lvlJc w:val="left"/>
+      <w:pPr>
+        <w:tabs>
+          <w:tab w:val="num" w:pos="720"/>
+        </w:tabs>
+        <w:ind w:left="720" w:hanging="360"/>
+      </w:pPr>
+      <w:rPr>
+        <w:rFonts w:ascii="Symbol" w:hAnsi="Symbol" w:hint="default"/>
+        <w:sz w:val="20"/>
+      </w:rPr>
+    </w:lvl>
+    <w:lvl w:ilvl="1" w:tentative="1">
+      <w:start w:val="1"/>
+      <w:numFmt w:val="bullet"/>
+      <w:lvlText w:val="o"/>
+      <w:lvlJc w:val="left"/>
+      <w:pPr>
+        <w:tabs>
+          <w:tab w:val="num" w:pos="1440"/>
+        </w:tabs>
+        <w:ind w:left="1440" w:hanging="360"/>
+      </w:pPr>
+      <w:rPr>
+        <w:rFonts w:ascii="Courier New" w:hAnsi="Courier New" w:hint="default"/>
+        <w:sz w:val="20"/>
+      </w:rPr>
+    </w:lvl>
+    <w:lvl w:ilvl="2" w:tentative="1">
+      <w:start w:val="1"/>
+      <w:numFmt w:val="bullet"/>
+      <w:lvlText w:val=""/>
+      <w:lvlJc w:val="left"/>
+      <w:pPr>
+        <w:tabs>
+          <w:tab w:val="num" w:pos="2160"/>
+        </w:tabs>
+        <w:ind w:left="2160" w:hanging="360"/>
+      </w:pPr>
+      <w:rPr>
+        <w:rFonts w:ascii="Wingdings" w:hAnsi="Wingdings" w:hint="default"/>
+        <w:sz w:val="20"/>
+      </w:rPr>
+    </w:lvl>
+    <w:lvl w:ilvl="3" w:tentative="1">
+      <w:start w:val="1"/>
+      <w:numFmt w:val="bullet"/>
+      <w:lvlText w:val=""/>
+      <w:lvlJc w:val="left"/>
+      <w:pPr>
+        <w:tabs>
+          <w:tab w:val="num" w:pos="2880"/>
+        </w:tabs>
+        <w:ind w:left="2880" w:hanging="360"/>
+      </w:pPr>
+      <w:rPr>
+        <w:rFonts w:ascii="Wingdings" w:hAnsi="Wingdings" w:hint="default"/>
+        <w:sz w:val="20"/>
+      </w:rPr>
+    </w:lvl>
+    <w:lvl w:ilvl="4" w:tentative="1">
+      <w:start w:val="1"/>
+      <w:numFmt w:val="bullet"/>
+      <w:lvlText w:val=""/>
+      <w:lvlJc w:val="left"/>
+      <w:pPr>
+        <w:tabs>
+          <w:tab w:val="num" w:pos="3600"/>
+        </w:tabs>
+        <w:ind w:left="3600" w:hanging="360"/>
+      </w:pPr>
+      <w:rPr>
+        <w:rFonts w:ascii="Wingdings" w:hAnsi="Wingdings" w:hint="default"/>
+        <w:sz w:val="20"/>
+      </w:rPr>
+    </w:lvl>
+    <w:lvl w:ilvl="5" w:tentative="1">
+      <w:start w:val="1"/>
+      <w:numFmt w:val="bullet"/>
+      <w:lvlText w:val=""/>
+      <w:lvlJc w:val="left"/>
+      <w:pPr>
+        <w:tabs>
+          <w:tab w:val="num" w:pos="4320"/>
+        </w:tabs>
+        <w:ind w:left="4320" w:hanging="360"/>
+      </w:pPr>
+      <w:rPr>
+        <w:rFonts w:ascii="Wingdings" w:hAnsi="Wingdings" w:hint="default"/>
+        <w:sz w:val="20"/>
+      </w:rPr>
+    </w:lvl>
+    <w:lvl w:ilvl="6" w:tentative="1">
+      <w:start w:val="1"/>
+      <w:numFmt w:val="bullet"/>
+      <w:lvlText w:val=""/>
+      <w:lvlJc w:val="left"/>
+      <w:pPr>
+        <w:tabs>
+          <w:tab w:val="num" w:pos="5040"/>
+        </w:tabs>
+        <w:ind w:left="5040" w:hanging="360"/>
+      </w:pPr>
+      <w:rPr>
+        <w:rFonts w:ascii="Wingdings" w:hAnsi="Wingdings" w:hint="default"/>
+        <w:sz w:val="20"/>
+      </w:rPr>
+    </w:lvl>
+    <w:lvl w:ilvl="7" w:tentative="1">
+      <w:start w:val="1"/>
+      <w:numFmt w:val="bullet"/>
+      <w:lvlText w:val=""/>
+      <w:lvlJc w:val="left"/>
+      <w:pPr>
+        <w:tabs>
+          <w:tab w:val="num" w:pos="5760"/>
+        </w:tabs>
+        <w:ind w:left="5760" w:hanging="360"/>
+      </w:pPr>
+      <w:rPr>
+        <w:rFonts w:ascii="Wingdings" w:hAnsi="Wingdings" w:hint="default"/>
+        <w:sz w:val="20"/>
+      </w:rPr>
+    </w:lvl>
+    <w:lvl w:ilvl="8" w:tentative="1">
+      <w:start w:val="1"/>
+      <w:numFmt w:val="bullet"/>
+      <w:lvlText w:val=""/>
+      <w:lvlJc w:val="left"/>
+      <w:pPr>
+        <w:tabs>
+          <w:tab w:val="num" w:pos="6480"/>
+        </w:tabs>
+        <w:ind w:left="6480" w:hanging="360"/>
+      </w:pPr>
+      <w:rPr>
+        <w:rFonts w:ascii="Wingdings" w:hAnsi="Wingdings" w:hint="default"/>
+        <w:sz w:val="20"/>
+      </w:rPr>
+    </w:lvl>
+  </w:abstractNum>
+  <w:abstractNum w:abstractNumId="3" w15:restartNumberingAfterBreak="0">
+    <w:nsid w:val="40A7008A"/>
+    <w:multiLevelType w:val="multilevel"/>
+    <w:tmpl w:val="94F633A2"/>
+    <w:lvl w:ilvl="0">
+      <w:start w:val="1"/>
+      <w:numFmt w:val="decimal"/>
+      <w:lvlText w:val="%1."/>
+      <w:lvlJc w:val="left"/>
+      <w:pPr>
+        <w:tabs>
+          <w:tab w:val="num" w:pos="720"/>
+        </w:tabs>
+        <w:ind w:left="720" w:hanging="360"/>
+      </w:pPr>
+    </w:lvl>
+    <w:lvl w:ilvl="1" w:tentative="1">
+      <w:start w:val="1"/>
+      <w:numFmt w:val="decimal"/>
+      <w:lvlText w:val="%2."/>
+      <w:lvlJc w:val="left"/>
+      <w:pPr>
+        <w:tabs>
+          <w:tab w:val="num" w:pos="1440"/>
+        </w:tabs>
+        <w:ind w:left="1440" w:hanging="360"/>
+      </w:pPr>
+    </w:lvl>
+    <w:lvl w:ilvl="2" w:tentative="1">
+      <w:start w:val="1"/>
+      <w:numFmt w:val="decimal"/>
+      <w:lvlText w:val="%3."/>
+      <w:lvlJc w:val="left"/>
+      <w:pPr>
+        <w:tabs>
+          <w:tab w:val="num" w:pos="2160"/>
+        </w:tabs>
+        <w:ind w:left="2160" w:hanging="360"/>
+      </w:pPr>
+    </w:lvl>
+    <w:lvl w:ilvl="3" w:tentative="1">
+      <w:start w:val="1"/>
+      <w:numFmt w:val="decimal"/>
+      <w:lvlText w:val="%4."/>
+      <w:lvlJc w:val="left"/>
+      <w:pPr>
+        <w:tabs>
+          <w:tab w:val="num" w:pos="2880"/>
+        </w:tabs>
+        <w:ind w:left="2880" w:hanging="360"/>
+      </w:pPr>
+    </w:lvl>
+    <w:lvl w:ilvl="4" w:tentative="1">
+      <w:start w:val="1"/>
+      <w:numFmt w:val="decimal"/>
+      <w:lvlText w:val="%5."/>
+      <w:lvlJc w:val="left"/>
+      <w:pPr>
+        <w:tabs>
+          <w:tab w:val="num" w:pos="3600"/>
+        </w:tabs>
+        <w:ind w:left="3600" w:hanging="360"/>
+      </w:pPr>
+    </w:lvl>
+    <w:lvl w:ilvl="5" w:tentative="1">
+      <w:start w:val="1"/>
+      <w:numFmt w:val="decimal"/>
+      <w:lvlText w:val="%6."/>
+      <w:lvlJc w:val="left"/>
+      <w:pPr>
+        <w:tabs>
+          <w:tab w:val="num" w:pos="4320"/>
+        </w:tabs>
+        <w:ind w:left="4320" w:hanging="360"/>
+      </w:pPr>
+    </w:lvl>
+    <w:lvl w:ilvl="6" w:tentative="1">
+      <w:start w:val="1"/>
+      <w:numFmt w:val="decimal"/>
+      <w:lvlText w:val="%7."/>
+      <w:lvlJc w:val="left"/>
+      <w:pPr>
+        <w:tabs>
+          <w:tab w:val="num" w:pos="5040"/>
+        </w:tabs>
+        <w:ind w:left="5040" w:hanging="360"/>
+      </w:pPr>
+    </w:lvl>
+    <w:lvl w:ilvl="7" w:tentative="1">
+      <w:start w:val="1"/>
+      <w:numFmt w:val="decimal"/>
+      <w:lvlText w:val="%8."/>
+      <w:lvlJc w:val="left"/>
+      <w:pPr>
+        <w:tabs>
+          <w:tab w:val="num" w:pos="5760"/>
+        </w:tabs>
+        <w:ind w:left="5760" w:hanging="360"/>
+      </w:pPr>
+    </w:lvl>
+    <w:lvl w:ilvl="8" w:tentative="1">
+      <w:start w:val="1"/>
+      <w:numFmt w:val="decimal"/>
+      <w:lvlText w:val="%9."/>
+      <w:lvlJc w:val="left"/>
+      <w:pPr>
+        <w:tabs>
+          <w:tab w:val="num" w:pos="6480"/>
+        </w:tabs>
+        <w:ind w:left="6480" w:hanging="360"/>
+      </w:pPr>
+    </w:lvl>
+  </w:abstractNum>
+  <w:abstractNum w:abstractNumId="4" w15:restartNumberingAfterBreak="0">
+    <w:nsid w:val="790C0759"/>
+    <w:multiLevelType w:val="multilevel"/>
+    <w:tmpl w:val="15DCE76C"/>
+    <w:lvl w:ilvl="0">
+      <w:start w:val="1"/>
+      <w:numFmt w:val="bullet"/>
+      <w:lvlText w:val=""/>
+      <w:lvlJc w:val="left"/>
+      <w:pPr>
+        <w:tabs>
+          <w:tab w:val="num" w:pos="720"/>
+        </w:tabs>
+        <w:ind w:left="720" w:hanging="360"/>
+      </w:pPr>
+      <w:rPr>
+        <w:rFonts w:ascii="Symbol" w:hAnsi="Symbol" w:hint="default"/>
+        <w:sz w:val="20"/>
+      </w:rPr>
+    </w:lvl>
+    <w:lvl w:ilvl="1">
+      <w:start w:val="1"/>
+      <w:numFmt w:val="bullet"/>
+      <w:lvlText w:val="o"/>
+      <w:lvlJc w:val="left"/>
+      <w:pPr>
+        <w:tabs>
+          <w:tab w:val="num" w:pos="1440"/>
+        </w:tabs>
+        <w:ind w:left="1440" w:hanging="360"/>
+      </w:pPr>
+      <w:rPr>
+        <w:rFonts w:ascii="Courier New" w:hAnsi="Courier New" w:hint="default"/>
+        <w:sz w:val="20"/>
+      </w:rPr>
+    </w:lvl>
+    <w:lvl w:ilvl="2" w:tentative="1">
+      <w:start w:val="1"/>
+      <w:numFmt w:val="bullet"/>
+      <w:lvlText w:val=""/>
+      <w:lvlJc w:val="left"/>
+      <w:pPr>
+        <w:tabs>
+          <w:tab w:val="num" w:pos="2160"/>
+        </w:tabs>
+        <w:ind w:left="2160" w:hanging="360"/>
+      </w:pPr>
+      <w:rPr>
+        <w:rFonts w:ascii="Wingdings" w:hAnsi="Wingdings" w:hint="default"/>
+        <w:sz w:val="20"/>
+      </w:rPr>
+    </w:lvl>
+    <w:lvl w:ilvl="3" w:tentative="1">
+      <w:start w:val="1"/>
+      <w:numFmt w:val="bullet"/>
+      <w:lvlText w:val=""/>
+      <w:lvlJc w:val="left"/>
+      <w:pPr>
+        <w:tabs>
+          <w:tab w:val="num" w:pos="2880"/>
+        </w:tabs>
+        <w:ind w:left="2880" w:hanging="360"/>
+      </w:pPr>
+      <w:rPr>
+        <w:rFonts w:ascii="Wingdings" w:hAnsi="Wingdings" w:hint="default"/>
+        <w:sz w:val="20"/>
+      </w:rPr>
+    </w:lvl>
+    <w:lvl w:ilvl="4" w:tentative="1">
+      <w:start w:val="1"/>
+      <w:numFmt w:val="bullet"/>
+      <w:lvlText w:val=""/>
+      <w:lvlJc w:val="left"/>
+      <w:pPr>
+        <w:tabs>
+          <w:tab w:val="num" w:pos="3600"/>
+        </w:tabs>
+        <w:ind w:left="3600" w:hanging="360"/>
+      </w:pPr>
+      <w:rPr>
+        <w:rFonts w:ascii="Wingdings" w:hAnsi="Wingdings" w:hint="default"/>
+        <w:sz w:val="20"/>
+      </w:rPr>
+    </w:lvl>
+    <w:lvl w:ilvl="5" w:tentative="1">
+      <w:start w:val="1"/>
+      <w:numFmt w:val="bullet"/>
+      <w:lvlText w:val=""/>
+      <w:lvlJc w:val="left"/>
+      <w:pPr>
+        <w:tabs>
+          <w:tab w:val="num" w:pos="4320"/>
+        </w:tabs>
+        <w:ind w:left="4320" w:hanging="360"/>
+      </w:pPr>
+      <w:rPr>
+        <w:rFonts w:ascii="Wingdings" w:hAnsi="Wingdings" w:hint="default"/>
+        <w:sz w:val="20"/>
+      </w:rPr>
+    </w:lvl>
+    <w:lvl w:ilvl="6" w:tentative="1">
+      <w:start w:val="1"/>
+      <w:numFmt w:val="bullet"/>
+      <w:lvlText w:val=""/>
+      <w:lvlJc w:val="left"/>
+      <w:pPr>
+        <w:tabs>
+          <w:tab w:val="num" w:pos="5040"/>
+        </w:tabs>
+        <w:ind w:left="5040" w:hanging="360"/>
+      </w:pPr>
+      <w:rPr>
+        <w:rFonts w:ascii="Wingdings" w:hAnsi="Wingdings" w:hint="default"/>
+        <w:sz w:val="20"/>
+      </w:rPr>
+    </w:lvl>
+    <w:lvl w:ilvl="7" w:tentative="1">
+      <w:start w:val="1"/>
+      <w:numFmt w:val="bullet"/>
+      <w:lvlText w:val=""/>
+      <w:lvlJc w:val="left"/>
+      <w:pPr>
+        <w:tabs>
+          <w:tab w:val="num" w:pos="5760"/>
+        </w:tabs>
+        <w:ind w:left="5760" w:hanging="360"/>
+      </w:pPr>
+      <w:rPr>
+        <w:rFonts w:ascii="Wingdings" w:hAnsi="Wingdings" w:hint="default"/>
+        <w:sz w:val="20"/>
+      </w:rPr>
+    </w:lvl>
+    <w:lvl w:ilvl="8" w:tentative="1">
+      <w:start w:val="1"/>
+      <w:numFmt w:val="bullet"/>
+      <w:lvlText w:val=""/>
+      <w:lvlJc w:val="left"/>
+      <w:pPr>
+        <w:tabs>
+          <w:tab w:val="num" w:pos="6480"/>
+        </w:tabs>
+        <w:ind w:left="6480" w:hanging="360"/>
+      </w:pPr>
+      <w:rPr>
+        <w:rFonts w:ascii="Wingdings" w:hAnsi="Wingdings" w:hint="default"/>
+        <w:sz w:val="20"/>
+      </w:rPr>
+    </w:lvl>
+  </w:abstractNum>
+  <w:abstractNum w:abstractNumId="5" w15:restartNumberingAfterBreak="0">
+    <w:nsid w:val="7CE93CF5"/>
+    <w:multiLevelType w:val="multilevel"/>
+    <w:tmpl w:val="8760DF2E"/>
+    <w:lvl w:ilvl="0">
+      <w:start w:val="1"/>
+      <w:numFmt w:val="bullet"/>
+      <w:lvlText w:val=""/>
+      <w:lvlJc w:val="left"/>
+      <w:pPr>
+        <w:tabs>
+          <w:tab w:val="num" w:pos="720"/>
+        </w:tabs>
+        <w:ind w:left="720" w:hanging="360"/>
+      </w:pPr>
+      <w:rPr>
+        <w:rFonts w:ascii="Symbol" w:hAnsi="Symbol" w:hint="default"/>
+        <w:sz w:val="20"/>
+      </w:rPr>
+    </w:lvl>
+    <w:lvl w:ilvl="1">
+      <w:start w:val="1"/>
+      <w:numFmt w:val="bullet"/>
+      <w:lvlText w:val="o"/>
+      <w:lvlJc w:val="left"/>
+      <w:pPr>
+        <w:tabs>
+          <w:tab w:val="num" w:pos="1440"/>
+        </w:tabs>
+        <w:ind w:left="1440" w:hanging="360"/>
+      </w:pPr>
+      <w:rPr>
+        <w:rFonts w:ascii="Courier New" w:hAnsi="Courier New" w:hint="default"/>
+        <w:sz w:val="20"/>
+      </w:rPr>
+    </w:lvl>
+    <w:lvl w:ilvl="2" w:tentative="1">
+      <w:start w:val="1"/>
+      <w:numFmt w:val="bullet"/>
+      <w:lvlText w:val=""/>
+      <w:lvlJc w:val="left"/>
+      <w:pPr>
+        <w:tabs>
+          <w:tab w:val="num" w:pos="2160"/>
+        </w:tabs>
+        <w:ind w:left="2160" w:hanging="360"/>
+      </w:pPr>
+      <w:rPr>
+        <w:rFonts w:ascii="Wingdings" w:hAnsi="Wingdings" w:hint="default"/>
+        <w:sz w:val="20"/>
+      </w:rPr>
+    </w:lvl>
+    <w:lvl w:ilvl="3" w:tentative="1">
+      <w:start w:val="1"/>
+      <w:numFmt w:val="bullet"/>
+      <w:lvlText w:val=""/>
+      <w:lvlJc w:val="left"/>
+      <w:pPr>
+        <w:tabs>
+          <w:tab w:val="num" w:pos="2880"/>
+        </w:tabs>
+        <w:ind w:left="2880" w:hanging="360"/>
+      </w:pPr>
+      <w:rPr>
+        <w:rFonts w:ascii="Wingdings" w:hAnsi="Wingdings" w:hint="default"/>
+        <w:sz w:val="20"/>
+      </w:rPr>
+    </w:lvl>
+    <w:lvl w:ilvl="4" w:tentative="1">
+      <w:start w:val="1"/>
+      <w:numFmt w:val="bullet"/>
+      <w:lvlText w:val=""/>
+      <w:lvlJc w:val="left"/>
+      <w:pPr>
+        <w:tabs>
+          <w:tab w:val="num" w:pos="3600"/>
+        </w:tabs>
+        <w:ind w:left="3600" w:hanging="360"/>
+      </w:pPr>
+      <w:rPr>
+        <w:rFonts w:ascii="Wingdings" w:hAnsi="Wingdings" w:hint="default"/>
+        <w:sz w:val="20"/>
+      </w:rPr>
+    </w:lvl>
+    <w:lvl w:ilvl="5" w:tentative="1">
+      <w:start w:val="1"/>
+      <w:numFmt w:val="bullet"/>
+      <w:lvlText w:val=""/>
+      <w:lvlJc w:val="left"/>
+      <w:pPr>
+        <w:tabs>
+          <w:tab w:val="num" w:pos="4320"/>
+        </w:tabs>
+        <w:ind w:left="4320" w:hanging="360"/>
+      </w:pPr>
+      <w:rPr>
+        <w:rFonts w:ascii="Wingdings" w:hAnsi="Wingdings" w:hint="default"/>
+        <w:sz w:val="20"/>
+      </w:rPr>
+    </w:lvl>
+    <w:lvl w:ilvl="6" w:tentative="1">
+      <w:start w:val="1"/>
+      <w:numFmt w:val="bullet"/>
+      <w:lvlText w:val=""/>
+      <w:lvlJc w:val="left"/>
+      <w:pPr>
+        <w:tabs>
+          <w:tab w:val="num" w:pos="5040"/>
+        </w:tabs>
+        <w:ind w:left="5040" w:hanging="360"/>
+      </w:pPr>
+      <w:rPr>
+        <w:rFonts w:ascii="Wingdings" w:hAnsi="Wingdings" w:hint="default"/>
+        <w:sz w:val="20"/>
+      </w:rPr>
+    </w:lvl>
+    <w:lvl w:ilvl="7" w:tentative="1">
+      <w:start w:val="1"/>
+      <w:numFmt w:val="bullet"/>
+      <w:lvlText w:val=""/>
+      <w:lvlJc w:val="left"/>
+      <w:pPr>
+        <w:tabs>
+          <w:tab w:val="num" w:pos="5760"/>
+        </w:tabs>
+        <w:ind w:left="5760" w:hanging="360"/>
+      </w:pPr>
+      <w:rPr>
+        <w:rFonts w:ascii="Wingdings" w:hAnsi="Wingdings" w:hint="default"/>
+        <w:sz w:val="20"/>
+      </w:rPr>
+    </w:lvl>
+    <w:lvl w:ilvl="8" w:tentative="1">
+      <w:start w:val="1"/>
+      <w:numFmt w:val="bullet"/>
+      <w:lvlText w:val=""/>
+      <w:lvlJc w:val="left"/>
+      <w:pPr>
+        <w:tabs>
+          <w:tab w:val="num" w:pos="6480"/>
+        </w:tabs>
+        <w:ind w:left="6480" w:hanging="360"/>
+      </w:pPr>
+      <w:rPr>
+        <w:rFonts w:ascii="Wingdings" w:hAnsi="Wingdings" w:hint="default"/>
+        <w:sz w:val="20"/>
+      </w:rPr>
+    </w:lvl>
+  </w:abstractNum>
+  <w:num w:numId="1" w16cid:durableId="514618512">
+    <w:abstractNumId w:val="2"/>
+  </w:num>
+  <w:num w:numId="2" w16cid:durableId="1611742833">
+    <w:abstractNumId w:val="4"/>
+  </w:num>
+  <w:num w:numId="3" w16cid:durableId="139810238">
+    <w:abstractNumId w:val="0"/>
+  </w:num>
+  <w:num w:numId="4" w16cid:durableId="1119109690">
+    <w:abstractNumId w:val="1"/>
+  </w:num>
+  <w:num w:numId="5" w16cid:durableId="1403334134">
+    <w:abstractNumId w:val="5"/>
+  </w:num>
+  <w:num w:numId="6" w16cid:durableId="602111839">
+    <w:abstractNumId w:val="3"/>
+  </w:num>
+</w:numbering>
 </file>
 
 <file path=word/styles.xml><?xml version="1.0" encoding="utf-8"?>
@@ -945,7 +5632,6 @@
     <w:next w:val="a"/>
     <w:link w:val="20"/>
     <w:uiPriority w:val="9"/>
-    <w:semiHidden/>
     <w:unhideWhenUsed/>
     <w:qFormat/>
     <w:rsid w:val="004B2D33"/>
@@ -968,7 +5654,6 @@
     <w:next w:val="a"/>
     <w:link w:val="30"/>
     <w:uiPriority w:val="9"/>
-    <w:semiHidden/>
     <w:unhideWhenUsed/>
     <w:qFormat/>
     <w:rsid w:val="004B2D33"/>
@@ -1161,7 +5846,6 @@
     <w:basedOn w:val="a0"/>
     <w:link w:val="2"/>
     <w:uiPriority w:val="9"/>
-    <w:semiHidden/>
     <w:rsid w:val="004B2D33"/>
     <w:rPr>
       <w:rFonts w:asciiTheme="majorHAnsi" w:eastAsiaTheme="majorEastAsia" w:hAnsiTheme="majorHAnsi" w:cstheme="majorBidi"/>
@@ -1175,7 +5859,6 @@
     <w:basedOn w:val="a0"/>
     <w:link w:val="3"/>
     <w:uiPriority w:val="9"/>
-    <w:semiHidden/>
     <w:rsid w:val="004B2D33"/>
     <w:rPr>
       <w:rFonts w:eastAsiaTheme="majorEastAsia" w:cstheme="majorBidi"/>
@@ -1467,6 +6150,33 @@
       <w:rFonts w:ascii="新細明體" w:eastAsia="新細明體" w:hAnsi="新細明體" w:cs="新細明體"/>
       <w:kern w:val="0"/>
       <w14:ligatures w14:val="none"/>
+    </w:rPr>
+  </w:style>
+  <w:style w:type="paragraph" w:styleId="Web">
+    <w:name w:val="Normal (Web)"/>
+    <w:basedOn w:val="a"/>
+    <w:uiPriority w:val="99"/>
+    <w:unhideWhenUsed/>
+    <w:rsid w:val="00A7260B"/>
+    <w:pPr>
+      <w:widowControl/>
+      <w:spacing w:before="100" w:beforeAutospacing="1" w:after="100" w:afterAutospacing="1" w:line="240" w:lineRule="auto"/>
+    </w:pPr>
+    <w:rPr>
+      <w:rFonts w:ascii="新細明體" w:eastAsia="新細明體" w:hAnsi="新細明體" w:cs="新細明體"/>
+      <w:kern w:val="0"/>
+      <w14:ligatures w14:val="none"/>
+    </w:rPr>
+  </w:style>
+  <w:style w:type="character" w:styleId="ae">
+    <w:name w:val="Strong"/>
+    <w:basedOn w:val="a0"/>
+    <w:uiPriority w:val="22"/>
+    <w:qFormat/>
+    <w:rsid w:val="00677A4B"/>
+    <w:rPr>
+      <w:b/>
+      <w:bCs/>
     </w:rPr>
   </w:style>
 </w:styles>
